--- a/doc/model_validation.docx
+++ b/doc/model_validation.docx
@@ -2,28 +2,27 @@
 <file path=word/document.xml><?xml version="1.0" encoding="utf-8"?>
 <w:document xmlns:w="http://schemas.openxmlformats.org/wordprocessingml/2006/main" xmlns:m="http://schemas.openxmlformats.org/officeDocument/2006/math" xmlns:r="http://schemas.openxmlformats.org/officeDocument/2006/relationships" xmlns:o="urn:schemas-microsoft-com:office:office" xmlns:v="urn:schemas-microsoft-com:vml" xmlns:w10="urn:schemas-microsoft-com:office:word" xmlns:a="http://schemas.openxmlformats.org/drawingml/2006/main" xmlns:pic="http://schemas.openxmlformats.org/drawingml/2006/picture" xmlns:wp="http://schemas.openxmlformats.org/drawingml/2006/wordprocessingDrawing">
   <w:body>
-    <w:bookmarkStart w:id="37" w:name="part-3-model-validation"/>
+    <w:p>
+      <w:pPr>
+        <w:pStyle w:val="Title"/>
+      </w:pPr>
+      <w:r>
+        <w:t xml:space="preserve">Model Validation</w:t>
+      </w:r>
+    </w:p>
+    <w:bookmarkStart w:id="12" w:name="methods"/>
     <w:p>
       <w:pPr>
         <w:pStyle w:val="Heading1"/>
       </w:pPr>
       <w:r>
-        <w:t xml:space="preserve">PART 3: Model Validation</w:t>
+        <w:t xml:space="preserve">Methods</w:t>
       </w:r>
     </w:p>
-    <w:bookmarkStart w:id="23" w:name="methods"/>
+    <w:bookmarkStart w:id="9" w:name="cross-validation-design"/>
     <w:p>
       <w:pPr>
         <w:pStyle w:val="Heading2"/>
-      </w:pPr>
-      <w:r>
-        <w:t xml:space="preserve">Methods</w:t>
-      </w:r>
-    </w:p>
-    <w:bookmarkStart w:id="20" w:name="cross-validation-design"/>
-    <w:p>
-      <w:pPr>
-        <w:pStyle w:val="Heading3"/>
       </w:pPr>
       <w:r>
         <w:t xml:space="preserve">Cross-validation design</w:t>
@@ -34,7 +33,7 @@
         <w:pStyle w:val="FirstParagraph"/>
       </w:pPr>
       <w:r>
-        <w:t xml:space="preserve">Predictive accuracy was evaluated using 10-fold cross-validation with sites as the held-out unit, stratified by MAT. The 92 extant training sites were ranked by MAT and assigned to folds using a snake pattern, producing folds of approximately 9 sites each. In each fold, all sites in that fold were withheld in full and all models were refitted from scratch on the remaining sites. The held-out sites were then predicted using the refitted models and the held-out sites’ leaf trait measurements. Every site is predicted exactly once across the 10 folds. A fossil site has no representation in the extant training data, and this design matches that condition by withholding each site entirely from the models used to predict it.</w:t>
+        <w:t xml:space="preserve">Predictive accuracy was evaluated using 10-fold cross-validation with sites as the held-out unit, stratified by MAT. The 93 extant training sites were ranked by MAT and assigned round-robin to folds, producing folds of approximately 9 sites each. In each fold, all sites in that fold were withheld in full and all models were refitted from scratch on the remaining sites. The held-out sites were then predicted using the refitted models and the held-out sites’ leaf trait measurements. Every site is predicted exactly once across the 10 folds. A fossil site has no representation in the extant training data, and this design matches that condition by withholding each site entirely from the models used to predict it. Held-out sites can nevertheless contain extant species represented in other training sites, so this validates site transfer with known extant relationships rather than the additional uncertainty of fossil placement.</w:t>
       </w:r>
     </w:p>
     <w:p>
@@ -42,14 +41,14 @@
         <w:pStyle w:val="BodyText"/>
       </w:pPr>
       <w:r>
-        <w:t xml:space="preserve">The LMA analysis uses the same 10-fold framework with sites as the held-out unit. The 108 extant sites with both petiole metric measurements and known LMA are ranked by site-mean log₁₀(LMA) and assigned to folds using the same snake pattern, producing folds of approximately 11 sites each. At each fold, the held-out sites’ morphotype measurements are withheld in full and all models are refitted from scratch on morphotypes from the remaining training sites, aggregated to species-level grand means. Held-out site predictions use within-site species means for the held-out morphotypes, averaged to a site-level estimate. This design matches the fossil prediction setting, where each fossil site contributes site-specific trait measurements per species.</w:t>
+        <w:t xml:space="preserve">The LMA analysis uses the same 10-fold framework with sites as the held-out unit. The 108 extant sites with both petiole metric measurements and known LMA are ranked by site-mean log₁₀(LMA) and assigned round-robin to folds, producing folds of approximately 11 sites each. At each fold, the held-out sites’ morphotype measurements are withheld in full and all models are refitted from scratch on morphotypes from the remaining training sites, aggregated to species-level grand means. Held-out site predictions use within-site species means for the held-out morphotypes, averaged to a site-level estimate. This design matches the fossil prediction setting, where each fossil site contributes site-specific trait measurements per species.</w:t>
       </w:r>
     </w:p>
-    <w:bookmarkEnd w:id="20"/>
-    <w:bookmarkStart w:id="21" w:name="model-configurations"/>
+    <w:bookmarkEnd w:id="9"/>
+    <w:bookmarkStart w:id="10" w:name="model-configurations"/>
     <w:p>
       <w:pPr>
-        <w:pStyle w:val="Heading3"/>
+        <w:pStyle w:val="Heading2"/>
       </w:pPr>
       <w:r>
         <w:t xml:space="preserve">Model configurations</w:t>
@@ -68,7 +67,30 @@
         <w:pStyle w:val="BodyText"/>
       </w:pPr>
       <w:r>
-        <w:t xml:space="preserve">Four of the six model types are linear models (LM) differing in how the training data are aggregated. LM species is fitted to extant species-level means. At prediction time, the held-out site’s leaf traits are averaged by species, each species is predicted using the refitted coefficients, and species predictions are averaged to a site-level estimate. The remaining three LM variants are fitted directly to extant site-level means and differ only in how those means are computed from specimens. LM site (specimen) takes the mean of all specimens at each site regardless of species identity. LM site (sp+zero) first averages specimens within each species at each site, then averages across species, with tooth traits set to zero for confirmed untoothed species before averaging. LM site (Peppe) uses the same two-stage species-then-site aggregation but leaves tooth traits as missing for untoothed species so they are excluded from site-level tooth-trait averages, following Peppe et al. (2011).</w:t>
+        <w:t xml:space="preserve">Four of the six model types are linear models (LM) differing in how the training data are aggregated. LM species is fitted to extant species-level grand means: a practical calibration choice that averages cross-site trait variation within species. Held-out and fossil predictions retain within-site species means. This loss of within-species climatic and morphological variation during fitting should be considered when interpreting species-level comparisons. At prediction time, each held-out species is predicted using the refitted coefficients and species predictions are aggregated to a site-level estimate. The remaining three LM variants are fitted directly to site-level means and differ only in their tooth-trait treatment. Both LM site (specimen) and LM site (sp+zero) average the</w:t>
+      </w:r>
+      <w:r>
+        <w:t xml:space="preserve"> </w:t>
+      </w:r>
+      <w:r>
+        <w:rPr>
+          <w:rStyle w:val="VerbatimChar"/>
+        </w:rPr>
+        <w:t xml:space="preserve">dilp</w:t>
+      </w:r>
+      <w:r>
+        <w:t xml:space="preserve"> </w:t>
+      </w:r>
+      <w:r>
+        <w:t xml:space="preserve">morphotype means within each site, so they are identical by construction in the current data. LM site (untoothed excluded) uses the same site aggregation but leaves tooth traits as missing for confirmed untoothed morphotypes so they are excluded from tooth-trait averages. This is a local aggregation configuration, distinct from applying published DiLP coefficients.</w:t>
+      </w:r>
+    </w:p>
+    <w:p>
+      <w:pPr>
+        <w:pStyle w:val="BodyText"/>
+      </w:pPr>
+      <w:r>
+        <w:t xml:space="preserve">The current species-level calibration labels are operational labels. Most correspond to named species, but records without a species epithet are pooled under genus-level keys and can span multiple sites and morphotypes. These unidentified pools are not equivalent to verified named species and remain pending taxonomic review. The present validation and numerical tables use this established label convention; separating those pools would change the training data and require a new full cross-validation run.</w:t>
       </w:r>
     </w:p>
     <w:p>
@@ -364,7 +386,7 @@
         <w:pStyle w:val="BodyText"/>
       </w:pPr>
       <w:r>
-        <w:t xml:space="preserve">Two missing-data strategies were applied. Under bag imputation (impute), missing predictor values are filled using bagged-tree imputation fitted to the full species-level dataset before cross-validation begins, and the imputation model is not refitted at each fold. Under complete-case analysis (CC), only species with no missing values across the 12 predictors are retained, and sites that become empty after this filter are dropped from that fold’s evaluation, reducing the effective sample to 90 sites for some configurations.</w:t>
+        <w:t xml:space="preserve">Two missing-data strategies were applied. Under bag imputation (impute), the imputer is fitted within each cross-validation fold using only the training data, then applied to the training and held-out data for that fold. Under complete-case analysis (CC), model fitting uses complete training rows. PIP and PGLS still impute held-out predictors and therefore evaluate all 93 sites. LM species and site CC variants do not impute held-out inputs: incomplete species or sites are excluded, leaving 84 evaluated sites for LM species and zero-filled site configurations and 82 for the untoothed-excluded site configuration.</w:t>
       </w:r>
     </w:p>
     <w:p>
@@ -375,11 +397,11 @@
         <w:t xml:space="preserve">The LMA analysis evaluates three model types — LM, PGLS, and PIP — fitted to species-level means using a single predictor, log₁₀(petiole metric), where petiole metric is PW²/A (petiole width squared divided by blade area). Dana Royer (pers. comm.) established that LMA scales linearly with PW²/A in log–log space. Because the model has only one predictor, bag imputation is not applicable and a single complete-case configuration is used throughout. The PGLS and PIP components follow the same fitting procedure described above, with Pagel’s λ estimated jointly with the regression coefficients.</w:t>
       </w:r>
     </w:p>
-    <w:bookmarkEnd w:id="21"/>
-    <w:bookmarkStart w:id="22" w:name="evaluation-metrics"/>
+    <w:bookmarkEnd w:id="10"/>
+    <w:bookmarkStart w:id="11" w:name="evaluation-metrics"/>
     <w:p>
       <w:pPr>
-        <w:pStyle w:val="Heading3"/>
+        <w:pStyle w:val="Heading2"/>
       </w:pPr>
       <w:r>
         <w:t xml:space="preserve">Evaluation metrics</w:t>
@@ -485,64 +507,66 @@
                   </m:r>
                 </m:sup>
                 <m:e>
-                  <m:sSup>
-                    <m:e>
-                      <m:d>
-                        <m:dPr>
-                          <m:begChr m:val="("/>
-                          <m:sepChr m:val=""/>
-                          <m:endChr m:val=")"/>
-                          <m:grow/>
-                        </m:dPr>
-                        <m:e>
-                          <m:sSub>
-                            <m:e>
-                              <m:acc>
-                                <m:accPr>
-                                  <m:chr m:val="̂"/>
-                                </m:accPr>
-                                <m:e>
-                                  <m:r>
-                                    <m:t>y</m:t>
-                                  </m:r>
-                                </m:e>
-                              </m:acc>
-                            </m:e>
-                            <m:sub>
-                              <m:r>
-                                <m:t>i</m:t>
-                              </m:r>
-                            </m:sub>
-                          </m:sSub>
-                          <m:r>
-                            <m:rPr>
-                              <m:sty m:val="p"/>
-                            </m:rPr>
-                            <m:t>−</m:t>
-                          </m:r>
-                          <m:sSub>
-                            <m:e>
-                              <m:r>
-                                <m:t>y</m:t>
-                              </m:r>
-                            </m:e>
-                            <m:sub>
-                              <m:r>
-                                <m:t>i</m:t>
-                              </m:r>
-                            </m:sub>
-                          </m:sSub>
-                        </m:e>
-                      </m:d>
-                    </m:e>
-                    <m:sup>
-                      <m:r>
-                        <m:t>2</m:t>
-                      </m:r>
-                    </m:sup>
-                  </m:sSup>
+                  <m:r>
+                    <m:rPr>
+                      <m:sty m:val="p"/>
+                    </m:rPr>
+                    <m:t>(</m:t>
+                  </m:r>
                 </m:e>
               </m:nary>
+              <m:sSub>
+                <m:e>
+                  <m:acc>
+                    <m:accPr>
+                      <m:chr m:val="̂"/>
+                    </m:accPr>
+                    <m:e>
+                      <m:r>
+                        <m:t>y</m:t>
+                      </m:r>
+                    </m:e>
+                  </m:acc>
+                </m:e>
+                <m:sub>
+                  <m:r>
+                    <m:t>i</m:t>
+                  </m:r>
+                </m:sub>
+              </m:sSub>
+              <m:r>
+                <m:rPr>
+                  <m:sty m:val="p"/>
+                </m:rPr>
+                <m:t>−</m:t>
+              </m:r>
+              <m:sSub>
+                <m:e>
+                  <m:r>
+                    <m:t>y</m:t>
+                  </m:r>
+                </m:e>
+                <m:sub>
+                  <m:r>
+                    <m:t>i</m:t>
+                  </m:r>
+                </m:sub>
+              </m:sSub>
+              <m:sSup>
+                <m:e>
+                  <m:r>
+                    <m:rPr>
+                      <m:sty m:val="p"/>
+                    </m:rPr>
+                    <m:t>)</m:t>
+                  </m:r>
+                </m:e>
+                <m:sup>
+                  <m:r>
+                    <m:t>2</m:t>
+                  </m:r>
+                </m:sup>
+              </m:sSup>
             </m:e>
           </m:rad>
         </m:oMath>
@@ -620,7 +644,7 @@
         <w:t xml:space="preserve"> </w:t>
       </w:r>
       <w:r>
-        <w:t xml:space="preserve">is the observed value. For climate models, target variables are MAT in degrees Celsius and log(MAP) in log centimetres; for the LMA model the target is the site-mean log₁₀(LMA) in log₁₀ g m⁻².</w:t>
+        <w:t xml:space="preserve">is the observed value. For climate models, target variables are MAT in degrees Celsius and log(MAP) in log centimetres; for the LMA model the target is the site-mean log₁₀(LMA) in log₁₀ g m⁻². For species-level MAP models, log predictions are averaged across species within a site before RMSE is calculated; exponentiating this average gives the geometric site MAP estimate. This evaluates the same site-level estimator used for fossil MAP predictions. Site-level LM predictions are already site-level and remain on the log(MAP) scale for evaluation.</w:t>
       </w:r>
     </w:p>
     <w:p>
@@ -719,55 +743,57 @@
               </m:r>
             </m:sup>
             <m:e>
-              <m:d>
-                <m:dPr>
-                  <m:begChr m:val="("/>
-                  <m:sepChr m:val=""/>
-                  <m:endChr m:val=")"/>
-                  <m:grow/>
-                </m:dPr>
-                <m:e>
-                  <m:sSub>
-                    <m:e>
-                      <m:acc>
-                        <m:accPr>
-                          <m:chr m:val="̂"/>
-                        </m:accPr>
-                        <m:e>
-                          <m:r>
-                            <m:t>y</m:t>
-                          </m:r>
-                        </m:e>
-                      </m:acc>
-                    </m:e>
-                    <m:sub>
-                      <m:r>
-                        <m:t>i</m:t>
-                      </m:r>
-                    </m:sub>
-                  </m:sSub>
-                  <m:r>
-                    <m:rPr>
-                      <m:sty m:val="p"/>
-                    </m:rPr>
-                    <m:t>−</m:t>
-                  </m:r>
-                  <m:sSub>
-                    <m:e>
-                      <m:r>
-                        <m:t>y</m:t>
-                      </m:r>
-                    </m:e>
-                    <m:sub>
-                      <m:r>
-                        <m:t>i</m:t>
-                      </m:r>
-                    </m:sub>
-                  </m:sSub>
-                </m:e>
-              </m:d>
+              <m:r>
+                <m:rPr>
+                  <m:sty m:val="p"/>
+                </m:rPr>
+                <m:t>(</m:t>
+              </m:r>
             </m:e>
           </m:nary>
+          <m:sSub>
+            <m:e>
+              <m:acc>
+                <m:accPr>
+                  <m:chr m:val="̂"/>
+                </m:accPr>
+                <m:e>
+                  <m:r>
+                    <m:t>y</m:t>
+                  </m:r>
+                </m:e>
+              </m:acc>
+            </m:e>
+            <m:sub>
+              <m:r>
+                <m:t>i</m:t>
+              </m:r>
+            </m:sub>
+          </m:sSub>
+          <m:r>
+            <m:rPr>
+              <m:sty m:val="p"/>
+            </m:rPr>
+            <m:t>−</m:t>
+          </m:r>
+          <m:sSub>
+            <m:e>
+              <m:r>
+                <m:t>y</m:t>
+              </m:r>
+            </m:e>
+            <m:sub>
+              <m:r>
+                <m:t>i</m:t>
+              </m:r>
+            </m:sub>
+          </m:sSub>
+          <m:r>
+            <m:rPr>
+              <m:sty m:val="p"/>
+            </m:rPr>
+            <m:t>)</m:t>
+          </m:r>
         </m:oMath>
       </m:oMathPara>
     </w:p>
@@ -981,21 +1007,21 @@
         <w:t xml:space="preserve">(ordinary least squares, with predicted as response and observed as predictor) measures the degree to which predictions span the observed range. A slope of 1 indicates predictions that scale one-for-one with observations. A slope below 1 indicates predictions that are compressed toward the center of the observed distribution.</w:t>
       </w:r>
     </w:p>
-    <w:bookmarkEnd w:id="22"/>
-    <w:bookmarkEnd w:id="23"/>
-    <w:bookmarkStart w:id="36" w:name="results"/>
+    <w:bookmarkEnd w:id="11"/>
+    <w:bookmarkEnd w:id="12"/>
+    <w:bookmarkStart w:id="25" w:name="results"/>
+    <w:p>
+      <w:pPr>
+        <w:pStyle w:val="Heading1"/>
+      </w:pPr>
+      <w:r>
+        <w:t xml:space="preserve">Results</w:t>
+      </w:r>
+    </w:p>
+    <w:bookmarkStart w:id="16" w:name="predictive-accuracy"/>
     <w:p>
       <w:pPr>
         <w:pStyle w:val="Heading2"/>
-      </w:pPr>
-      <w:r>
-        <w:t xml:space="preserve">Results</w:t>
-      </w:r>
-    </w:p>
-    <w:bookmarkStart w:id="27" w:name="predictive-accuracy"/>
-    <w:p>
-      <w:pPr>
-        <w:pStyle w:val="Heading3"/>
       </w:pPr>
       <w:r>
         <w:t xml:space="preserve">Predictive accuracy</w:t>
@@ -1006,7 +1032,7 @@
         <w:pStyle w:val="FirstParagraph"/>
       </w:pPr>
       <w:r>
-        <w:t xml:space="preserve">PIP had the lowest RMSE for both MAT and log(MAP) under both missing-data strategies (Fig. 1). Among non-phylogenetic models, the site-level LM using the Peppe et al. (2011) aggregation performed best. For MAT, the species-level LM and PGLS had higher RMSE than all site-level LM variants. For log(MAP), LM species and PGLS outperformed the LM site (specimen) and LM site (sp+zero) configurations, though both remained worse than LM site (Peppe).</w:t>
+        <w:t xml:space="preserve">PIP had the lowest cross-validated RMSE for both MAT and log(MAP) under both missing-data strategies. The headline comparison distinguishes PIP impute, the practical LM site sp+zero impute baseline, and fixed published DiLP coefficients. The latter is an in-sample reference, not a newly cross-validated competitor: its scores were not obtained by the same evaluation. PGLS versus PIP remains the strict ablation of the prediction-time phylogenetic correction; PIP versus LM site changes both the treatment of phylogeny and the fitting/aggregation strategy.</w:t>
       </w:r>
     </w:p>
     <w:p>
@@ -1018,18 +1044,18 @@
           <wp:inline>
             <wp:extent cx="5334000" cy="3200400"/>
             <wp:effectExtent b="0" l="0" r="0" t="0"/>
-            <wp:docPr descr="Figure 1. Cross-validation RMSE for all twelve model configurations, faceted by target variable. Models are ordered by mean RMSE across both targets. Colour indicates model family." title="" id="25" name="Picture"/>
+            <wp:docPr descr="Figure 1. Cross-validation RMSE for twelve model configurations plus the published in-sample reference, faceted by target variable. Models are ordered by mean RMSE across both targets. Colour indicates model family." title="" id="14" name="Picture"/>
             <a:graphic>
               <a:graphicData uri="http://schemas.openxmlformats.org/drawingml/2006/picture">
                 <pic:pic>
                   <pic:nvPicPr>
-                    <pic:cNvPr descr="../plots/fig1_rmse_comparison.png" id="26" name="Picture"/>
+                    <pic:cNvPr descr="../plots/fig1_rmse_comparison.png" id="15" name="Picture"/>
                     <pic:cNvPicPr>
                       <a:picLocks noChangeArrowheads="1" noChangeAspect="1"/>
                     </pic:cNvPicPr>
                   </pic:nvPicPr>
                   <pic:blipFill>
-                    <a:blip r:embed="rId24"/>
+                    <a:blip r:embed="rId13"/>
                     <a:stretch>
                       <a:fillRect/>
                     </a:stretch>
@@ -1059,14 +1085,16 @@
     <w:p>
       <w:pPr>
         <w:pStyle w:val="ImageCaption"/>
+        <w:keepNext w:val="0"/>
       </w:pPr>
       <w:r>
-        <w:t xml:space="preserve">Figure 1. Cross-validation RMSE for all twelve model configurations, faceted by target variable. Models are ordered by mean RMSE across both targets. Colour indicates model family.</w:t>
+        <w:t xml:space="preserve">Figure 1. Cross-validation RMSE for twelve model configurations plus the published in-sample reference, faceted by target variable. Models are ordered by mean RMSE across both targets. Colour indicates model family.</w:t>
       </w:r>
     </w:p>
     <w:p>
       <w:pPr>
         <w:pStyle w:val="BodyText"/>
+        <w:keepNext/>
       </w:pPr>
       <w:r>
         <w:rPr>
@@ -1079,618 +1107,1891 @@
         <w:t xml:space="preserve"> </w:t>
       </w:r>
       <w:r>
-        <w:t xml:space="preserve">Ten-fold cross-validation RMSE for all twelve model configurations, ordered by MAT RMSE. Values are root mean squared error for MAT (°C) and log(MAP) (log cm). Impute configurations have 93 held-out sites. CC configurations have 82 sites (LM site, Peppe) or 84 sites (all others) due to complete-case filtering.</w:t>
+        <w:t xml:space="preserve">Ten-fold cross-validation RMSE for twelve model configurations, ordered by MAT RMSE, followed by the fixed published DiLP in-sample reference. Values are root mean squared error for MAT (°C) and log(MAP) (log cm). Impute configurations evaluate 93 held-out sites; PIP and PGLS complete-case configurations also evaluate 93 sites because held-out inputs are imputed.</w:t>
       </w:r>
     </w:p>
     <w:tbl>
       <w:tblPr>
         <w:tblStyle w:val="Table"/>
         <w:tblW w:type="auto" w:w="0"/>
+        <w:jc w:val="center"/>
+        <w:tblLayout w:type="fixed"/>
         <w:tblLook w:firstRow="1" w:lastRow="0" w:firstColumn="0" w:lastColumn="0" w:noHBand="0" w:noVBand="0" w:val="0020"/>
       </w:tblPr>
       <w:tblGrid>
-        <w:gridCol w:w="1980"/>
-        <w:gridCol w:w="1980"/>
-        <w:gridCol w:w="1980"/>
-        <w:gridCol w:w="1980"/>
+        <w:gridCol w:w="3888"/>
+        <w:gridCol w:w="1728"/>
+        <w:gridCol w:w="1800"/>
+        <w:gridCol w:w="1944"/>
       </w:tblGrid>
       <w:tr>
         <w:trPr>
           <w:tblHeader w:val="on"/>
+          <w:tblHeader/>
+          <w:cantSplit/>
         </w:trPr>
         <w:tc>
-          <w:tcPr/>
-          <w:p>
-            <w:pPr>
-              <w:pStyle w:val="Compact"/>
-            </w:pPr>
-            <w:r>
+          <w:tcPr>
+            <w:tcW w:type="dxa" w:w="3888"/>
+            <w:vAlign w:val="center"/>
+            <w:tcMar>
+              <w:top w:w="75" w:type="dxa"/>
+              <w:left w:w="75" w:type="dxa"/>
+              <w:bottom w:w="75" w:type="dxa"/>
+              <w:right w:w="75" w:type="dxa"/>
+            </w:tcMar>
+            <w:tcBorders>
+              <w:top w:val="single" w:sz="4" w:color="D9D9D9"/>
+              <w:left w:val="single" w:sz="4" w:color="D9D9D9"/>
+              <w:bottom w:val="single" w:sz="4" w:color="D9D9D9"/>
+              <w:right w:val="single" w:sz="4" w:color="D9D9D9"/>
+            </w:tcBorders>
+            <w:shd w:fill="E7EDF3"/>
+          </w:tcPr>
+          <w:p>
+            <w:pPr>
+              <w:pStyle w:val="Compact"/>
+              <w:spacing w:after="40" w:before="40" w:line="240" w:lineRule="auto"/>
+              <w:jc w:val="left"/>
+            </w:pPr>
+            <w:r>
+              <w:rPr>
+                <w:b/>
+                <w:color w:val="000000"/>
+                <w:sz w:val="19"/>
+              </w:rPr>
               <w:t xml:space="preserve">Model</w:t>
             </w:r>
           </w:p>
         </w:tc>
         <w:tc>
-          <w:tcPr/>
-          <w:p>
-            <w:pPr>
-              <w:pStyle w:val="Compact"/>
-            </w:pPr>
-            <w:r>
+          <w:tcPr>
+            <w:tcW w:type="dxa" w:w="1728"/>
+            <w:vAlign w:val="center"/>
+            <w:tcMar>
+              <w:top w:w="75" w:type="dxa"/>
+              <w:left w:w="75" w:type="dxa"/>
+              <w:bottom w:w="75" w:type="dxa"/>
+              <w:right w:w="75" w:type="dxa"/>
+            </w:tcMar>
+            <w:tcBorders>
+              <w:top w:val="single" w:sz="4" w:color="D9D9D9"/>
+              <w:left w:val="single" w:sz="4" w:color="D9D9D9"/>
+              <w:bottom w:val="single" w:sz="4" w:color="D9D9D9"/>
+              <w:right w:val="single" w:sz="4" w:color="D9D9D9"/>
+            </w:tcBorders>
+            <w:shd w:fill="E7EDF3"/>
+          </w:tcPr>
+          <w:p>
+            <w:pPr>
+              <w:pStyle w:val="Compact"/>
+              <w:spacing w:after="40" w:before="40" w:line="240" w:lineRule="auto"/>
+              <w:jc w:val="center"/>
+            </w:pPr>
+            <w:r>
+              <w:rPr>
+                <w:b/>
+                <w:color w:val="000000"/>
+                <w:sz w:val="19"/>
+              </w:rPr>
               <w:t xml:space="preserve">MAT RMSE (°C)</w:t>
             </w:r>
           </w:p>
         </w:tc>
         <w:tc>
-          <w:tcPr/>
-          <w:p>
-            <w:pPr>
-              <w:pStyle w:val="Compact"/>
-            </w:pPr>
-            <w:r>
-              <w:t xml:space="preserve">log(MAP) RMSE</w:t>
-            </w:r>
-          </w:p>
-        </w:tc>
-        <w:tc>
-          <w:tcPr/>
-          <w:p>
-            <w:pPr>
-              <w:pStyle w:val="Compact"/>
-            </w:pPr>
-            <w:r>
-              <w:t xml:space="preserve">n sites</w:t>
+          <w:tcPr>
+            <w:tcW w:type="dxa" w:w="1800"/>
+            <w:vAlign w:val="center"/>
+            <w:tcMar>
+              <w:top w:w="75" w:type="dxa"/>
+              <w:left w:w="75" w:type="dxa"/>
+              <w:bottom w:w="75" w:type="dxa"/>
+              <w:right w:w="75" w:type="dxa"/>
+            </w:tcMar>
+            <w:tcBorders>
+              <w:top w:val="single" w:sz="4" w:color="D9D9D9"/>
+              <w:left w:val="single" w:sz="4" w:color="D9D9D9"/>
+              <w:bottom w:val="single" w:sz="4" w:color="D9D9D9"/>
+              <w:right w:val="single" w:sz="4" w:color="D9D9D9"/>
+            </w:tcBorders>
+            <w:shd w:fill="E7EDF3"/>
+          </w:tcPr>
+          <w:p>
+            <w:pPr>
+              <w:pStyle w:val="Compact"/>
+              <w:spacing w:after="40" w:before="40" w:line="240" w:lineRule="auto"/>
+              <w:jc w:val="center"/>
+            </w:pPr>
+            <w:r>
+              <w:rPr>
+                <w:b/>
+                <w:color w:val="000000"/>
+                <w:sz w:val="19"/>
+              </w:rPr>
+              <w:t xml:space="preserve">ln(MAP) RMSE</w:t>
+            </w:r>
+          </w:p>
+        </w:tc>
+        <w:tc>
+          <w:tcPr>
+            <w:tcW w:type="dxa" w:w="1944"/>
+            <w:vAlign w:val="center"/>
+            <w:tcMar>
+              <w:top w:w="75" w:type="dxa"/>
+              <w:left w:w="75" w:type="dxa"/>
+              <w:bottom w:w="75" w:type="dxa"/>
+              <w:right w:w="75" w:type="dxa"/>
+            </w:tcMar>
+            <w:tcBorders>
+              <w:top w:val="single" w:sz="4" w:color="D9D9D9"/>
+              <w:left w:val="single" w:sz="4" w:color="D9D9D9"/>
+              <w:bottom w:val="single" w:sz="4" w:color="D9D9D9"/>
+              <w:right w:val="single" w:sz="4" w:color="D9D9D9"/>
+            </w:tcBorders>
+            <w:shd w:fill="E7EDF3"/>
+          </w:tcPr>
+          <w:p>
+            <w:pPr>
+              <w:pStyle w:val="Compact"/>
+              <w:spacing w:after="40" w:before="40" w:line="240" w:lineRule="auto"/>
+              <w:jc w:val="center"/>
+            </w:pPr>
+            <w:r>
+              <w:rPr>
+                <w:b/>
+                <w:color w:val="000000"/>
+                <w:sz w:val="19"/>
+              </w:rPr>
+              <w:t xml:space="preserve">n sites MAT / MAP</w:t>
             </w:r>
           </w:p>
         </w:tc>
       </w:tr>
       <w:tr>
-        <w:tc>
-          <w:tcPr/>
-          <w:p>
-            <w:pPr>
-              <w:pStyle w:val="Compact"/>
-            </w:pPr>
-            <w:r>
+        <w:trPr>
+          <w:cantSplit/>
+        </w:trPr>
+        <w:tc>
+          <w:tcPr>
+            <w:tcW w:type="dxa" w:w="3888"/>
+            <w:vAlign w:val="center"/>
+            <w:tcMar>
+              <w:top w:w="75" w:type="dxa"/>
+              <w:left w:w="75" w:type="dxa"/>
+              <w:bottom w:w="75" w:type="dxa"/>
+              <w:right w:w="75" w:type="dxa"/>
+            </w:tcMar>
+            <w:tcBorders>
+              <w:top w:val="single" w:sz="4" w:color="D9D9D9"/>
+              <w:left w:val="single" w:sz="4" w:color="D9D9D9"/>
+              <w:bottom w:val="single" w:sz="4" w:color="D9D9D9"/>
+              <w:right w:val="single" w:sz="4" w:color="D9D9D9"/>
+            </w:tcBorders>
+          </w:tcPr>
+          <w:p>
+            <w:pPr>
+              <w:pStyle w:val="Compact"/>
+              <w:spacing w:after="40" w:before="40" w:line="240" w:lineRule="auto"/>
+              <w:jc w:val="left"/>
+            </w:pPr>
+            <w:r>
+              <w:rPr>
+                <w:color w:val="000000"/>
+                <w:sz w:val="19"/>
+              </w:rPr>
               <w:t xml:space="preserve">PIP (impute)</w:t>
             </w:r>
           </w:p>
         </w:tc>
         <w:tc>
-          <w:tcPr/>
-          <w:p>
-            <w:pPr>
-              <w:pStyle w:val="Compact"/>
-            </w:pPr>
-            <w:r>
-              <w:t xml:space="preserve">3.417</w:t>
-            </w:r>
-          </w:p>
-        </w:tc>
-        <w:tc>
-          <w:tcPr/>
-          <w:p>
-            <w:pPr>
-              <w:pStyle w:val="Compact"/>
-            </w:pPr>
-            <w:r>
+          <w:tcPr>
+            <w:tcW w:type="dxa" w:w="1728"/>
+            <w:vAlign w:val="center"/>
+            <w:tcMar>
+              <w:top w:w="75" w:type="dxa"/>
+              <w:left w:w="75" w:type="dxa"/>
+              <w:bottom w:w="75" w:type="dxa"/>
+              <w:right w:w="75" w:type="dxa"/>
+            </w:tcMar>
+            <w:tcBorders>
+              <w:top w:val="single" w:sz="4" w:color="D9D9D9"/>
+              <w:left w:val="single" w:sz="4" w:color="D9D9D9"/>
+              <w:bottom w:val="single" w:sz="4" w:color="D9D9D9"/>
+              <w:right w:val="single" w:sz="4" w:color="D9D9D9"/>
+            </w:tcBorders>
+          </w:tcPr>
+          <w:p>
+            <w:pPr>
+              <w:pStyle w:val="Compact"/>
+              <w:spacing w:after="40" w:before="40" w:line="240" w:lineRule="auto"/>
+              <w:jc w:val="center"/>
+            </w:pPr>
+            <w:r>
+              <w:rPr>
+                <w:color w:val="000000"/>
+                <w:sz w:val="19"/>
+              </w:rPr>
+              <w:t xml:space="preserve">3.414</w:t>
+            </w:r>
+          </w:p>
+        </w:tc>
+        <w:tc>
+          <w:tcPr>
+            <w:tcW w:type="dxa" w:w="1800"/>
+            <w:vAlign w:val="center"/>
+            <w:tcMar>
+              <w:top w:w="75" w:type="dxa"/>
+              <w:left w:w="75" w:type="dxa"/>
+              <w:bottom w:w="75" w:type="dxa"/>
+              <w:right w:w="75" w:type="dxa"/>
+            </w:tcMar>
+            <w:tcBorders>
+              <w:top w:val="single" w:sz="4" w:color="D9D9D9"/>
+              <w:left w:val="single" w:sz="4" w:color="D9D9D9"/>
+              <w:bottom w:val="single" w:sz="4" w:color="D9D9D9"/>
+              <w:right w:val="single" w:sz="4" w:color="D9D9D9"/>
+            </w:tcBorders>
+          </w:tcPr>
+          <w:p>
+            <w:pPr>
+              <w:pStyle w:val="Compact"/>
+              <w:spacing w:after="40" w:before="40" w:line="240" w:lineRule="auto"/>
+              <w:jc w:val="center"/>
+            </w:pPr>
+            <w:r>
+              <w:rPr>
+                <w:color w:val="000000"/>
+                <w:sz w:val="19"/>
+              </w:rPr>
               <w:t xml:space="preserve">0.525</w:t>
             </w:r>
           </w:p>
         </w:tc>
         <w:tc>
-          <w:tcPr/>
-          <w:p>
-            <w:pPr>
-              <w:pStyle w:val="Compact"/>
-            </w:pPr>
-            <w:r>
+          <w:tcPr>
+            <w:tcW w:type="dxa" w:w="1944"/>
+            <w:vAlign w:val="center"/>
+            <w:tcMar>
+              <w:top w:w="75" w:type="dxa"/>
+              <w:left w:w="75" w:type="dxa"/>
+              <w:bottom w:w="75" w:type="dxa"/>
+              <w:right w:w="75" w:type="dxa"/>
+            </w:tcMar>
+            <w:tcBorders>
+              <w:top w:val="single" w:sz="4" w:color="D9D9D9"/>
+              <w:left w:val="single" w:sz="4" w:color="D9D9D9"/>
+              <w:bottom w:val="single" w:sz="4" w:color="D9D9D9"/>
+              <w:right w:val="single" w:sz="4" w:color="D9D9D9"/>
+            </w:tcBorders>
+          </w:tcPr>
+          <w:p>
+            <w:pPr>
+              <w:pStyle w:val="Compact"/>
+              <w:spacing w:after="40" w:before="40" w:line="240" w:lineRule="auto"/>
+              <w:jc w:val="center"/>
+            </w:pPr>
+            <w:r>
+              <w:rPr>
+                <w:color w:val="000000"/>
+                <w:sz w:val="19"/>
+              </w:rPr>
               <w:t xml:space="preserve">93</w:t>
             </w:r>
           </w:p>
         </w:tc>
       </w:tr>
       <w:tr>
-        <w:tc>
-          <w:tcPr/>
-          <w:p>
-            <w:pPr>
-              <w:pStyle w:val="Compact"/>
-            </w:pPr>
-            <w:r>
+        <w:trPr>
+          <w:cantSplit/>
+        </w:trPr>
+        <w:tc>
+          <w:tcPr>
+            <w:tcW w:type="dxa" w:w="3888"/>
+            <w:vAlign w:val="center"/>
+            <w:tcMar>
+              <w:top w:w="75" w:type="dxa"/>
+              <w:left w:w="75" w:type="dxa"/>
+              <w:bottom w:w="75" w:type="dxa"/>
+              <w:right w:w="75" w:type="dxa"/>
+            </w:tcMar>
+            <w:tcBorders>
+              <w:top w:val="single" w:sz="4" w:color="D9D9D9"/>
+              <w:left w:val="single" w:sz="4" w:color="D9D9D9"/>
+              <w:bottom w:val="single" w:sz="4" w:color="D9D9D9"/>
+              <w:right w:val="single" w:sz="4" w:color="D9D9D9"/>
+            </w:tcBorders>
+          </w:tcPr>
+          <w:p>
+            <w:pPr>
+              <w:pStyle w:val="Compact"/>
+              <w:spacing w:after="40" w:before="40" w:line="240" w:lineRule="auto"/>
+              <w:jc w:val="left"/>
+            </w:pPr>
+            <w:r>
+              <w:rPr>
+                <w:color w:val="000000"/>
+                <w:sz w:val="19"/>
+              </w:rPr>
               <w:t xml:space="preserve">PIP (CC)</w:t>
             </w:r>
           </w:p>
         </w:tc>
         <w:tc>
-          <w:tcPr/>
-          <w:p>
-            <w:pPr>
-              <w:pStyle w:val="Compact"/>
-            </w:pPr>
-            <w:r>
-              <w:t xml:space="preserve">3.709</w:t>
-            </w:r>
-          </w:p>
-        </w:tc>
-        <w:tc>
-          <w:tcPr/>
-          <w:p>
-            <w:pPr>
-              <w:pStyle w:val="Compact"/>
-            </w:pPr>
-            <w:r>
+          <w:tcPr>
+            <w:tcW w:type="dxa" w:w="1728"/>
+            <w:vAlign w:val="center"/>
+            <w:tcMar>
+              <w:top w:w="75" w:type="dxa"/>
+              <w:left w:w="75" w:type="dxa"/>
+              <w:bottom w:w="75" w:type="dxa"/>
+              <w:right w:w="75" w:type="dxa"/>
+            </w:tcMar>
+            <w:tcBorders>
+              <w:top w:val="single" w:sz="4" w:color="D9D9D9"/>
+              <w:left w:val="single" w:sz="4" w:color="D9D9D9"/>
+              <w:bottom w:val="single" w:sz="4" w:color="D9D9D9"/>
+              <w:right w:val="single" w:sz="4" w:color="D9D9D9"/>
+            </w:tcBorders>
+          </w:tcPr>
+          <w:p>
+            <w:pPr>
+              <w:pStyle w:val="Compact"/>
+              <w:spacing w:after="40" w:before="40" w:line="240" w:lineRule="auto"/>
+              <w:jc w:val="center"/>
+            </w:pPr>
+            <w:r>
+              <w:rPr>
+                <w:color w:val="000000"/>
+                <w:sz w:val="19"/>
+              </w:rPr>
+              <w:t xml:space="preserve">3.707</w:t>
+            </w:r>
+          </w:p>
+        </w:tc>
+        <w:tc>
+          <w:tcPr>
+            <w:tcW w:type="dxa" w:w="1800"/>
+            <w:vAlign w:val="center"/>
+            <w:tcMar>
+              <w:top w:w="75" w:type="dxa"/>
+              <w:left w:w="75" w:type="dxa"/>
+              <w:bottom w:w="75" w:type="dxa"/>
+              <w:right w:w="75" w:type="dxa"/>
+            </w:tcMar>
+            <w:tcBorders>
+              <w:top w:val="single" w:sz="4" w:color="D9D9D9"/>
+              <w:left w:val="single" w:sz="4" w:color="D9D9D9"/>
+              <w:bottom w:val="single" w:sz="4" w:color="D9D9D9"/>
+              <w:right w:val="single" w:sz="4" w:color="D9D9D9"/>
+            </w:tcBorders>
+          </w:tcPr>
+          <w:p>
+            <w:pPr>
+              <w:pStyle w:val="Compact"/>
+              <w:spacing w:after="40" w:before="40" w:line="240" w:lineRule="auto"/>
+              <w:jc w:val="center"/>
+            </w:pPr>
+            <w:r>
+              <w:rPr>
+                <w:color w:val="000000"/>
+                <w:sz w:val="19"/>
+              </w:rPr>
               <w:t xml:space="preserve">0.508</w:t>
             </w:r>
           </w:p>
         </w:tc>
         <w:tc>
-          <w:tcPr/>
-          <w:p>
-            <w:pPr>
-              <w:pStyle w:val="Compact"/>
-            </w:pPr>
-            <w:r>
+          <w:tcPr>
+            <w:tcW w:type="dxa" w:w="1944"/>
+            <w:vAlign w:val="center"/>
+            <w:tcMar>
+              <w:top w:w="75" w:type="dxa"/>
+              <w:left w:w="75" w:type="dxa"/>
+              <w:bottom w:w="75" w:type="dxa"/>
+              <w:right w:w="75" w:type="dxa"/>
+            </w:tcMar>
+            <w:tcBorders>
+              <w:top w:val="single" w:sz="4" w:color="D9D9D9"/>
+              <w:left w:val="single" w:sz="4" w:color="D9D9D9"/>
+              <w:bottom w:val="single" w:sz="4" w:color="D9D9D9"/>
+              <w:right w:val="single" w:sz="4" w:color="D9D9D9"/>
+            </w:tcBorders>
+          </w:tcPr>
+          <w:p>
+            <w:pPr>
+              <w:pStyle w:val="Compact"/>
+              <w:spacing w:after="40" w:before="40" w:line="240" w:lineRule="auto"/>
+              <w:jc w:val="center"/>
+            </w:pPr>
+            <w:r>
+              <w:rPr>
+                <w:color w:val="000000"/>
+                <w:sz w:val="19"/>
+              </w:rPr>
               <w:t xml:space="preserve">93</w:t>
             </w:r>
           </w:p>
         </w:tc>
       </w:tr>
       <w:tr>
-        <w:tc>
-          <w:tcPr/>
-          <w:p>
-            <w:pPr>
-              <w:pStyle w:val="Compact"/>
-            </w:pPr>
-            <w:r>
-              <w:t xml:space="preserve">LM site, Peppe (CC)</w:t>
-            </w:r>
-          </w:p>
-        </w:tc>
-        <w:tc>
-          <w:tcPr/>
-          <w:p>
-            <w:pPr>
-              <w:pStyle w:val="Compact"/>
-            </w:pPr>
-            <w:r>
-              <w:t xml:space="preserve">3.725</w:t>
-            </w:r>
-          </w:p>
-        </w:tc>
-        <w:tc>
-          <w:tcPr/>
-          <w:p>
-            <w:pPr>
-              <w:pStyle w:val="Compact"/>
-            </w:pPr>
-            <w:r>
-              <w:t xml:space="preserve">0.601</w:t>
-            </w:r>
-          </w:p>
-        </w:tc>
-        <w:tc>
-          <w:tcPr/>
-          <w:p>
-            <w:pPr>
-              <w:pStyle w:val="Compact"/>
-            </w:pPr>
-            <w:r>
-              <w:t xml:space="preserve">82</w:t>
+        <w:trPr>
+          <w:cantSplit/>
+        </w:trPr>
+        <w:tc>
+          <w:tcPr>
+            <w:tcW w:type="dxa" w:w="3888"/>
+            <w:vAlign w:val="center"/>
+            <w:tcMar>
+              <w:top w:w="75" w:type="dxa"/>
+              <w:left w:w="75" w:type="dxa"/>
+              <w:bottom w:w="75" w:type="dxa"/>
+              <w:right w:w="75" w:type="dxa"/>
+            </w:tcMar>
+            <w:tcBorders>
+              <w:top w:val="single" w:sz="4" w:color="D9D9D9"/>
+              <w:left w:val="single" w:sz="4" w:color="D9D9D9"/>
+              <w:bottom w:val="single" w:sz="4" w:color="D9D9D9"/>
+              <w:right w:val="single" w:sz="4" w:color="D9D9D9"/>
+            </w:tcBorders>
+          </w:tcPr>
+          <w:p>
+            <w:pPr>
+              <w:pStyle w:val="Compact"/>
+              <w:spacing w:after="40" w:before="40" w:line="240" w:lineRule="auto"/>
+              <w:jc w:val="left"/>
+            </w:pPr>
+            <w:r>
+              <w:rPr>
+                <w:color w:val="000000"/>
+                <w:sz w:val="19"/>
+              </w:rPr>
+              <w:t xml:space="preserve">LM site, untoothed excluded (impute)</w:t>
+            </w:r>
+          </w:p>
+        </w:tc>
+        <w:tc>
+          <w:tcPr>
+            <w:tcW w:type="dxa" w:w="1728"/>
+            <w:vAlign w:val="center"/>
+            <w:tcMar>
+              <w:top w:w="75" w:type="dxa"/>
+              <w:left w:w="75" w:type="dxa"/>
+              <w:bottom w:w="75" w:type="dxa"/>
+              <w:right w:w="75" w:type="dxa"/>
+            </w:tcMar>
+            <w:tcBorders>
+              <w:top w:val="single" w:sz="4" w:color="D9D9D9"/>
+              <w:left w:val="single" w:sz="4" w:color="D9D9D9"/>
+              <w:bottom w:val="single" w:sz="4" w:color="D9D9D9"/>
+              <w:right w:val="single" w:sz="4" w:color="D9D9D9"/>
+            </w:tcBorders>
+          </w:tcPr>
+          <w:p>
+            <w:pPr>
+              <w:pStyle w:val="Compact"/>
+              <w:spacing w:after="40" w:before="40" w:line="240" w:lineRule="auto"/>
+              <w:jc w:val="center"/>
+            </w:pPr>
+            <w:r>
+              <w:rPr>
+                <w:color w:val="000000"/>
+                <w:sz w:val="19"/>
+              </w:rPr>
+              <w:t xml:space="preserve">3.722</w:t>
+            </w:r>
+          </w:p>
+        </w:tc>
+        <w:tc>
+          <w:tcPr>
+            <w:tcW w:type="dxa" w:w="1800"/>
+            <w:vAlign w:val="center"/>
+            <w:tcMar>
+              <w:top w:w="75" w:type="dxa"/>
+              <w:left w:w="75" w:type="dxa"/>
+              <w:bottom w:w="75" w:type="dxa"/>
+              <w:right w:w="75" w:type="dxa"/>
+            </w:tcMar>
+            <w:tcBorders>
+              <w:top w:val="single" w:sz="4" w:color="D9D9D9"/>
+              <w:left w:val="single" w:sz="4" w:color="D9D9D9"/>
+              <w:bottom w:val="single" w:sz="4" w:color="D9D9D9"/>
+              <w:right w:val="single" w:sz="4" w:color="D9D9D9"/>
+            </w:tcBorders>
+          </w:tcPr>
+          <w:p>
+            <w:pPr>
+              <w:pStyle w:val="Compact"/>
+              <w:spacing w:after="40" w:before="40" w:line="240" w:lineRule="auto"/>
+              <w:jc w:val="center"/>
+            </w:pPr>
+            <w:r>
+              <w:rPr>
+                <w:color w:val="000000"/>
+                <w:sz w:val="19"/>
+              </w:rPr>
+              <w:t xml:space="preserve">0.583</w:t>
+            </w:r>
+          </w:p>
+        </w:tc>
+        <w:tc>
+          <w:tcPr>
+            <w:tcW w:type="dxa" w:w="1944"/>
+            <w:vAlign w:val="center"/>
+            <w:tcMar>
+              <w:top w:w="75" w:type="dxa"/>
+              <w:left w:w="75" w:type="dxa"/>
+              <w:bottom w:w="75" w:type="dxa"/>
+              <w:right w:w="75" w:type="dxa"/>
+            </w:tcMar>
+            <w:tcBorders>
+              <w:top w:val="single" w:sz="4" w:color="D9D9D9"/>
+              <w:left w:val="single" w:sz="4" w:color="D9D9D9"/>
+              <w:bottom w:val="single" w:sz="4" w:color="D9D9D9"/>
+              <w:right w:val="single" w:sz="4" w:color="D9D9D9"/>
+            </w:tcBorders>
+          </w:tcPr>
+          <w:p>
+            <w:pPr>
+              <w:pStyle w:val="Compact"/>
+              <w:spacing w:after="40" w:before="40" w:line="240" w:lineRule="auto"/>
+              <w:jc w:val="center"/>
+            </w:pPr>
+            <w:r>
+              <w:rPr>
+                <w:color w:val="000000"/>
+                <w:sz w:val="19"/>
+              </w:rPr>
+              <w:t xml:space="preserve">93</w:t>
             </w:r>
           </w:p>
         </w:tc>
       </w:tr>
       <w:tr>
-        <w:tc>
-          <w:tcPr/>
-          <w:p>
-            <w:pPr>
-              <w:pStyle w:val="Compact"/>
-            </w:pPr>
-            <w:r>
-              <w:t xml:space="preserve">LM site, Peppe (impute)</w:t>
-            </w:r>
-          </w:p>
-        </w:tc>
-        <w:tc>
-          <w:tcPr/>
-          <w:p>
-            <w:pPr>
-              <w:pStyle w:val="Compact"/>
-            </w:pPr>
-            <w:r>
-              <w:t xml:space="preserve">3.736</w:t>
-            </w:r>
-          </w:p>
-        </w:tc>
-        <w:tc>
-          <w:tcPr/>
-          <w:p>
-            <w:pPr>
-              <w:pStyle w:val="Compact"/>
-            </w:pPr>
-            <w:r>
-              <w:t xml:space="preserve">0.590</w:t>
-            </w:r>
-          </w:p>
-        </w:tc>
-        <w:tc>
-          <w:tcPr/>
-          <w:p>
-            <w:pPr>
-              <w:pStyle w:val="Compact"/>
-            </w:pPr>
-            <w:r>
-              <w:t xml:space="preserve">93</w:t>
+        <w:trPr>
+          <w:cantSplit/>
+        </w:trPr>
+        <w:tc>
+          <w:tcPr>
+            <w:tcW w:type="dxa" w:w="3888"/>
+            <w:vAlign w:val="center"/>
+            <w:tcMar>
+              <w:top w:w="75" w:type="dxa"/>
+              <w:left w:w="75" w:type="dxa"/>
+              <w:bottom w:w="75" w:type="dxa"/>
+              <w:right w:w="75" w:type="dxa"/>
+            </w:tcMar>
+            <w:tcBorders>
+              <w:top w:val="single" w:sz="4" w:color="D9D9D9"/>
+              <w:left w:val="single" w:sz="4" w:color="D9D9D9"/>
+              <w:bottom w:val="single" w:sz="4" w:color="D9D9D9"/>
+              <w:right w:val="single" w:sz="4" w:color="D9D9D9"/>
+            </w:tcBorders>
+          </w:tcPr>
+          <w:p>
+            <w:pPr>
+              <w:pStyle w:val="Compact"/>
+              <w:spacing w:after="40" w:before="40" w:line="240" w:lineRule="auto"/>
+              <w:jc w:val="left"/>
+            </w:pPr>
+            <w:r>
+              <w:rPr>
+                <w:color w:val="000000"/>
+                <w:sz w:val="19"/>
+              </w:rPr>
+              <w:t xml:space="preserve">LM site, untoothed excluded (CC)</w:t>
+            </w:r>
+          </w:p>
+        </w:tc>
+        <w:tc>
+          <w:tcPr>
+            <w:tcW w:type="dxa" w:w="1728"/>
+            <w:vAlign w:val="center"/>
+            <w:tcMar>
+              <w:top w:w="75" w:type="dxa"/>
+              <w:left w:w="75" w:type="dxa"/>
+              <w:bottom w:w="75" w:type="dxa"/>
+              <w:right w:w="75" w:type="dxa"/>
+            </w:tcMar>
+            <w:tcBorders>
+              <w:top w:val="single" w:sz="4" w:color="D9D9D9"/>
+              <w:left w:val="single" w:sz="4" w:color="D9D9D9"/>
+              <w:bottom w:val="single" w:sz="4" w:color="D9D9D9"/>
+              <w:right w:val="single" w:sz="4" w:color="D9D9D9"/>
+            </w:tcBorders>
+          </w:tcPr>
+          <w:p>
+            <w:pPr>
+              <w:pStyle w:val="Compact"/>
+              <w:spacing w:after="40" w:before="40" w:line="240" w:lineRule="auto"/>
+              <w:jc w:val="center"/>
+            </w:pPr>
+            <w:r>
+              <w:rPr>
+                <w:color w:val="000000"/>
+                <w:sz w:val="19"/>
+              </w:rPr>
+              <w:t xml:space="preserve">3.725</w:t>
+            </w:r>
+          </w:p>
+        </w:tc>
+        <w:tc>
+          <w:tcPr>
+            <w:tcW w:type="dxa" w:w="1800"/>
+            <w:vAlign w:val="center"/>
+            <w:tcMar>
+              <w:top w:w="75" w:type="dxa"/>
+              <w:left w:w="75" w:type="dxa"/>
+              <w:bottom w:w="75" w:type="dxa"/>
+              <w:right w:w="75" w:type="dxa"/>
+            </w:tcMar>
+            <w:tcBorders>
+              <w:top w:val="single" w:sz="4" w:color="D9D9D9"/>
+              <w:left w:val="single" w:sz="4" w:color="D9D9D9"/>
+              <w:bottom w:val="single" w:sz="4" w:color="D9D9D9"/>
+              <w:right w:val="single" w:sz="4" w:color="D9D9D9"/>
+            </w:tcBorders>
+          </w:tcPr>
+          <w:p>
+            <w:pPr>
+              <w:pStyle w:val="Compact"/>
+              <w:spacing w:after="40" w:before="40" w:line="240" w:lineRule="auto"/>
+              <w:jc w:val="center"/>
+            </w:pPr>
+            <w:r>
+              <w:rPr>
+                <w:color w:val="000000"/>
+                <w:sz w:val="19"/>
+              </w:rPr>
+              <w:t xml:space="preserve">0.601</w:t>
+            </w:r>
+          </w:p>
+        </w:tc>
+        <w:tc>
+          <w:tcPr>
+            <w:tcW w:type="dxa" w:w="1944"/>
+            <w:vAlign w:val="center"/>
+            <w:tcMar>
+              <w:top w:w="75" w:type="dxa"/>
+              <w:left w:w="75" w:type="dxa"/>
+              <w:bottom w:w="75" w:type="dxa"/>
+              <w:right w:w="75" w:type="dxa"/>
+            </w:tcMar>
+            <w:tcBorders>
+              <w:top w:val="single" w:sz="4" w:color="D9D9D9"/>
+              <w:left w:val="single" w:sz="4" w:color="D9D9D9"/>
+              <w:bottom w:val="single" w:sz="4" w:color="D9D9D9"/>
+              <w:right w:val="single" w:sz="4" w:color="D9D9D9"/>
+            </w:tcBorders>
+          </w:tcPr>
+          <w:p>
+            <w:pPr>
+              <w:pStyle w:val="Compact"/>
+              <w:spacing w:after="40" w:before="40" w:line="240" w:lineRule="auto"/>
+              <w:jc w:val="center"/>
+            </w:pPr>
+            <w:r>
+              <w:rPr>
+                <w:color w:val="000000"/>
+                <w:sz w:val="19"/>
+              </w:rPr>
+              <w:t xml:space="preserve">82</w:t>
             </w:r>
           </w:p>
         </w:tc>
       </w:tr>
       <w:tr>
-        <w:tc>
-          <w:tcPr/>
-          <w:p>
-            <w:pPr>
-              <w:pStyle w:val="Compact"/>
-            </w:pPr>
-            <w:r>
+        <w:trPr>
+          <w:cantSplit/>
+        </w:trPr>
+        <w:tc>
+          <w:tcPr>
+            <w:tcW w:type="dxa" w:w="3888"/>
+            <w:vAlign w:val="center"/>
+            <w:tcMar>
+              <w:top w:w="75" w:type="dxa"/>
+              <w:left w:w="75" w:type="dxa"/>
+              <w:bottom w:w="75" w:type="dxa"/>
+              <w:right w:w="75" w:type="dxa"/>
+            </w:tcMar>
+            <w:tcBorders>
+              <w:top w:val="single" w:sz="4" w:color="D9D9D9"/>
+              <w:left w:val="single" w:sz="4" w:color="D9D9D9"/>
+              <w:bottom w:val="single" w:sz="4" w:color="D9D9D9"/>
+              <w:right w:val="single" w:sz="4" w:color="D9D9D9"/>
+            </w:tcBorders>
+          </w:tcPr>
+          <w:p>
+            <w:pPr>
+              <w:pStyle w:val="Compact"/>
+              <w:spacing w:after="40" w:before="40" w:line="240" w:lineRule="auto"/>
+              <w:jc w:val="left"/>
+            </w:pPr>
+            <w:r>
+              <w:rPr>
+                <w:color w:val="000000"/>
+                <w:sz w:val="19"/>
+              </w:rPr>
               <w:t xml:space="preserve">LM site, sp+zero (CC)</w:t>
             </w:r>
           </w:p>
         </w:tc>
         <w:tc>
-          <w:tcPr/>
-          <w:p>
-            <w:pPr>
-              <w:pStyle w:val="Compact"/>
-            </w:pPr>
-            <w:r>
+          <w:tcPr>
+            <w:tcW w:type="dxa" w:w="1728"/>
+            <w:vAlign w:val="center"/>
+            <w:tcMar>
+              <w:top w:w="75" w:type="dxa"/>
+              <w:left w:w="75" w:type="dxa"/>
+              <w:bottom w:w="75" w:type="dxa"/>
+              <w:right w:w="75" w:type="dxa"/>
+            </w:tcMar>
+            <w:tcBorders>
+              <w:top w:val="single" w:sz="4" w:color="D9D9D9"/>
+              <w:left w:val="single" w:sz="4" w:color="D9D9D9"/>
+              <w:bottom w:val="single" w:sz="4" w:color="D9D9D9"/>
+              <w:right w:val="single" w:sz="4" w:color="D9D9D9"/>
+            </w:tcBorders>
+          </w:tcPr>
+          <w:p>
+            <w:pPr>
+              <w:pStyle w:val="Compact"/>
+              <w:spacing w:after="40" w:before="40" w:line="240" w:lineRule="auto"/>
+              <w:jc w:val="center"/>
+            </w:pPr>
+            <w:r>
+              <w:rPr>
+                <w:color w:val="000000"/>
+                <w:sz w:val="19"/>
+              </w:rPr>
               <w:t xml:space="preserve">4.207</w:t>
             </w:r>
           </w:p>
         </w:tc>
         <w:tc>
-          <w:tcPr/>
-          <w:p>
-            <w:pPr>
-              <w:pStyle w:val="Compact"/>
-            </w:pPr>
-            <w:r>
+          <w:tcPr>
+            <w:tcW w:type="dxa" w:w="1800"/>
+            <w:vAlign w:val="center"/>
+            <w:tcMar>
+              <w:top w:w="75" w:type="dxa"/>
+              <w:left w:w="75" w:type="dxa"/>
+              <w:bottom w:w="75" w:type="dxa"/>
+              <w:right w:w="75" w:type="dxa"/>
+            </w:tcMar>
+            <w:tcBorders>
+              <w:top w:val="single" w:sz="4" w:color="D9D9D9"/>
+              <w:left w:val="single" w:sz="4" w:color="D9D9D9"/>
+              <w:bottom w:val="single" w:sz="4" w:color="D9D9D9"/>
+              <w:right w:val="single" w:sz="4" w:color="D9D9D9"/>
+            </w:tcBorders>
+          </w:tcPr>
+          <w:p>
+            <w:pPr>
+              <w:pStyle w:val="Compact"/>
+              <w:spacing w:after="40" w:before="40" w:line="240" w:lineRule="auto"/>
+              <w:jc w:val="center"/>
+            </w:pPr>
+            <w:r>
+              <w:rPr>
+                <w:color w:val="000000"/>
+                <w:sz w:val="19"/>
+              </w:rPr>
               <w:t xml:space="preserve">0.683</w:t>
             </w:r>
           </w:p>
         </w:tc>
         <w:tc>
-          <w:tcPr/>
-          <w:p>
-            <w:pPr>
-              <w:pStyle w:val="Compact"/>
-            </w:pPr>
-            <w:r>
+          <w:tcPr>
+            <w:tcW w:type="dxa" w:w="1944"/>
+            <w:vAlign w:val="center"/>
+            <w:tcMar>
+              <w:top w:w="75" w:type="dxa"/>
+              <w:left w:w="75" w:type="dxa"/>
+              <w:bottom w:w="75" w:type="dxa"/>
+              <w:right w:w="75" w:type="dxa"/>
+            </w:tcMar>
+            <w:tcBorders>
+              <w:top w:val="single" w:sz="4" w:color="D9D9D9"/>
+              <w:left w:val="single" w:sz="4" w:color="D9D9D9"/>
+              <w:bottom w:val="single" w:sz="4" w:color="D9D9D9"/>
+              <w:right w:val="single" w:sz="4" w:color="D9D9D9"/>
+            </w:tcBorders>
+          </w:tcPr>
+          <w:p>
+            <w:pPr>
+              <w:pStyle w:val="Compact"/>
+              <w:spacing w:after="40" w:before="40" w:line="240" w:lineRule="auto"/>
+              <w:jc w:val="center"/>
+            </w:pPr>
+            <w:r>
+              <w:rPr>
+                <w:color w:val="000000"/>
+                <w:sz w:val="19"/>
+              </w:rPr>
               <w:t xml:space="preserve">84</w:t>
             </w:r>
           </w:p>
         </w:tc>
       </w:tr>
       <w:tr>
-        <w:tc>
-          <w:tcPr/>
-          <w:p>
-            <w:pPr>
-              <w:pStyle w:val="Compact"/>
-            </w:pPr>
-            <w:r>
+        <w:trPr>
+          <w:cantSplit/>
+        </w:trPr>
+        <w:tc>
+          <w:tcPr>
+            <w:tcW w:type="dxa" w:w="3888"/>
+            <w:vAlign w:val="center"/>
+            <w:tcMar>
+              <w:top w:w="75" w:type="dxa"/>
+              <w:left w:w="75" w:type="dxa"/>
+              <w:bottom w:w="75" w:type="dxa"/>
+              <w:right w:w="75" w:type="dxa"/>
+            </w:tcMar>
+            <w:tcBorders>
+              <w:top w:val="single" w:sz="4" w:color="D9D9D9"/>
+              <w:left w:val="single" w:sz="4" w:color="D9D9D9"/>
+              <w:bottom w:val="single" w:sz="4" w:color="D9D9D9"/>
+              <w:right w:val="single" w:sz="4" w:color="D9D9D9"/>
+            </w:tcBorders>
+          </w:tcPr>
+          <w:p>
+            <w:pPr>
+              <w:pStyle w:val="Compact"/>
+              <w:spacing w:after="40" w:before="40" w:line="240" w:lineRule="auto"/>
+              <w:jc w:val="left"/>
+            </w:pPr>
+            <w:r>
+              <w:rPr>
+                <w:color w:val="000000"/>
+                <w:sz w:val="19"/>
+              </w:rPr>
               <w:t xml:space="preserve">LM site, specimen (CC)</w:t>
             </w:r>
           </w:p>
         </w:tc>
         <w:tc>
-          <w:tcPr/>
-          <w:p>
-            <w:pPr>
-              <w:pStyle w:val="Compact"/>
-            </w:pPr>
-            <w:r>
+          <w:tcPr>
+            <w:tcW w:type="dxa" w:w="1728"/>
+            <w:vAlign w:val="center"/>
+            <w:tcMar>
+              <w:top w:w="75" w:type="dxa"/>
+              <w:left w:w="75" w:type="dxa"/>
+              <w:bottom w:w="75" w:type="dxa"/>
+              <w:right w:w="75" w:type="dxa"/>
+            </w:tcMar>
+            <w:tcBorders>
+              <w:top w:val="single" w:sz="4" w:color="D9D9D9"/>
+              <w:left w:val="single" w:sz="4" w:color="D9D9D9"/>
+              <w:bottom w:val="single" w:sz="4" w:color="D9D9D9"/>
+              <w:right w:val="single" w:sz="4" w:color="D9D9D9"/>
+            </w:tcBorders>
+          </w:tcPr>
+          <w:p>
+            <w:pPr>
+              <w:pStyle w:val="Compact"/>
+              <w:spacing w:after="40" w:before="40" w:line="240" w:lineRule="auto"/>
+              <w:jc w:val="center"/>
+            </w:pPr>
+            <w:r>
+              <w:rPr>
+                <w:color w:val="000000"/>
+                <w:sz w:val="19"/>
+              </w:rPr>
               <w:t xml:space="preserve">4.207</w:t>
             </w:r>
           </w:p>
         </w:tc>
         <w:tc>
-          <w:tcPr/>
-          <w:p>
-            <w:pPr>
-              <w:pStyle w:val="Compact"/>
-            </w:pPr>
-            <w:r>
+          <w:tcPr>
+            <w:tcW w:type="dxa" w:w="1800"/>
+            <w:vAlign w:val="center"/>
+            <w:tcMar>
+              <w:top w:w="75" w:type="dxa"/>
+              <w:left w:w="75" w:type="dxa"/>
+              <w:bottom w:w="75" w:type="dxa"/>
+              <w:right w:w="75" w:type="dxa"/>
+            </w:tcMar>
+            <w:tcBorders>
+              <w:top w:val="single" w:sz="4" w:color="D9D9D9"/>
+              <w:left w:val="single" w:sz="4" w:color="D9D9D9"/>
+              <w:bottom w:val="single" w:sz="4" w:color="D9D9D9"/>
+              <w:right w:val="single" w:sz="4" w:color="D9D9D9"/>
+            </w:tcBorders>
+          </w:tcPr>
+          <w:p>
+            <w:pPr>
+              <w:pStyle w:val="Compact"/>
+              <w:spacing w:after="40" w:before="40" w:line="240" w:lineRule="auto"/>
+              <w:jc w:val="center"/>
+            </w:pPr>
+            <w:r>
+              <w:rPr>
+                <w:color w:val="000000"/>
+                <w:sz w:val="19"/>
+              </w:rPr>
               <w:t xml:space="preserve">0.683</w:t>
             </w:r>
           </w:p>
         </w:tc>
         <w:tc>
-          <w:tcPr/>
-          <w:p>
-            <w:pPr>
-              <w:pStyle w:val="Compact"/>
-            </w:pPr>
-            <w:r>
+          <w:tcPr>
+            <w:tcW w:type="dxa" w:w="1944"/>
+            <w:vAlign w:val="center"/>
+            <w:tcMar>
+              <w:top w:w="75" w:type="dxa"/>
+              <w:left w:w="75" w:type="dxa"/>
+              <w:bottom w:w="75" w:type="dxa"/>
+              <w:right w:w="75" w:type="dxa"/>
+            </w:tcMar>
+            <w:tcBorders>
+              <w:top w:val="single" w:sz="4" w:color="D9D9D9"/>
+              <w:left w:val="single" w:sz="4" w:color="D9D9D9"/>
+              <w:bottom w:val="single" w:sz="4" w:color="D9D9D9"/>
+              <w:right w:val="single" w:sz="4" w:color="D9D9D9"/>
+            </w:tcBorders>
+          </w:tcPr>
+          <w:p>
+            <w:pPr>
+              <w:pStyle w:val="Compact"/>
+              <w:spacing w:after="40" w:before="40" w:line="240" w:lineRule="auto"/>
+              <w:jc w:val="center"/>
+            </w:pPr>
+            <w:r>
+              <w:rPr>
+                <w:color w:val="000000"/>
+                <w:sz w:val="19"/>
+              </w:rPr>
               <w:t xml:space="preserve">84</w:t>
             </w:r>
           </w:p>
         </w:tc>
       </w:tr>
       <w:tr>
-        <w:tc>
-          <w:tcPr/>
-          <w:p>
-            <w:pPr>
-              <w:pStyle w:val="Compact"/>
-            </w:pPr>
-            <w:r>
+        <w:trPr>
+          <w:cantSplit/>
+        </w:trPr>
+        <w:tc>
+          <w:tcPr>
+            <w:tcW w:type="dxa" w:w="3888"/>
+            <w:vAlign w:val="center"/>
+            <w:tcMar>
+              <w:top w:w="75" w:type="dxa"/>
+              <w:left w:w="75" w:type="dxa"/>
+              <w:bottom w:w="75" w:type="dxa"/>
+              <w:right w:w="75" w:type="dxa"/>
+            </w:tcMar>
+            <w:tcBorders>
+              <w:top w:val="single" w:sz="4" w:color="D9D9D9"/>
+              <w:left w:val="single" w:sz="4" w:color="D9D9D9"/>
+              <w:bottom w:val="single" w:sz="4" w:color="D9D9D9"/>
+              <w:right w:val="single" w:sz="4" w:color="D9D9D9"/>
+            </w:tcBorders>
+          </w:tcPr>
+          <w:p>
+            <w:pPr>
+              <w:pStyle w:val="Compact"/>
+              <w:spacing w:after="40" w:before="40" w:line="240" w:lineRule="auto"/>
+              <w:jc w:val="left"/>
+            </w:pPr>
+            <w:r>
+              <w:rPr>
+                <w:color w:val="000000"/>
+                <w:sz w:val="19"/>
+              </w:rPr>
               <w:t xml:space="preserve">LM site, sp+zero (impute)</w:t>
             </w:r>
           </w:p>
         </w:tc>
         <w:tc>
-          <w:tcPr/>
-          <w:p>
-            <w:pPr>
-              <w:pStyle w:val="Compact"/>
-            </w:pPr>
-            <w:r>
-              <w:t xml:space="preserve">4.209</w:t>
-            </w:r>
-          </w:p>
-        </w:tc>
-        <w:tc>
-          <w:tcPr/>
-          <w:p>
-            <w:pPr>
-              <w:pStyle w:val="Compact"/>
-            </w:pPr>
-            <w:r>
+          <w:tcPr>
+            <w:tcW w:type="dxa" w:w="1728"/>
+            <w:vAlign w:val="center"/>
+            <w:tcMar>
+              <w:top w:w="75" w:type="dxa"/>
+              <w:left w:w="75" w:type="dxa"/>
+              <w:bottom w:w="75" w:type="dxa"/>
+              <w:right w:w="75" w:type="dxa"/>
+            </w:tcMar>
+            <w:tcBorders>
+              <w:top w:val="single" w:sz="4" w:color="D9D9D9"/>
+              <w:left w:val="single" w:sz="4" w:color="D9D9D9"/>
+              <w:bottom w:val="single" w:sz="4" w:color="D9D9D9"/>
+              <w:right w:val="single" w:sz="4" w:color="D9D9D9"/>
+            </w:tcBorders>
+          </w:tcPr>
+          <w:p>
+            <w:pPr>
+              <w:pStyle w:val="Compact"/>
+              <w:spacing w:after="40" w:before="40" w:line="240" w:lineRule="auto"/>
+              <w:jc w:val="center"/>
+            </w:pPr>
+            <w:r>
+              <w:rPr>
+                <w:color w:val="000000"/>
+                <w:sz w:val="19"/>
+              </w:rPr>
+              <w:t xml:space="preserve">4.217</w:t>
+            </w:r>
+          </w:p>
+        </w:tc>
+        <w:tc>
+          <w:tcPr>
+            <w:tcW w:type="dxa" w:w="1800"/>
+            <w:vAlign w:val="center"/>
+            <w:tcMar>
+              <w:top w:w="75" w:type="dxa"/>
+              <w:left w:w="75" w:type="dxa"/>
+              <w:bottom w:w="75" w:type="dxa"/>
+              <w:right w:w="75" w:type="dxa"/>
+            </w:tcMar>
+            <w:tcBorders>
+              <w:top w:val="single" w:sz="4" w:color="D9D9D9"/>
+              <w:left w:val="single" w:sz="4" w:color="D9D9D9"/>
+              <w:bottom w:val="single" w:sz="4" w:color="D9D9D9"/>
+              <w:right w:val="single" w:sz="4" w:color="D9D9D9"/>
+            </w:tcBorders>
+          </w:tcPr>
+          <w:p>
+            <w:pPr>
+              <w:pStyle w:val="Compact"/>
+              <w:spacing w:after="40" w:before="40" w:line="240" w:lineRule="auto"/>
+              <w:jc w:val="center"/>
+            </w:pPr>
+            <w:r>
+              <w:rPr>
+                <w:color w:val="000000"/>
+                <w:sz w:val="19"/>
+              </w:rPr>
               <w:t xml:space="preserve">0.672</w:t>
             </w:r>
           </w:p>
         </w:tc>
         <w:tc>
-          <w:tcPr/>
-          <w:p>
-            <w:pPr>
-              <w:pStyle w:val="Compact"/>
-            </w:pPr>
-            <w:r>
+          <w:tcPr>
+            <w:tcW w:type="dxa" w:w="1944"/>
+            <w:vAlign w:val="center"/>
+            <w:tcMar>
+              <w:top w:w="75" w:type="dxa"/>
+              <w:left w:w="75" w:type="dxa"/>
+              <w:bottom w:w="75" w:type="dxa"/>
+              <w:right w:w="75" w:type="dxa"/>
+            </w:tcMar>
+            <w:tcBorders>
+              <w:top w:val="single" w:sz="4" w:color="D9D9D9"/>
+              <w:left w:val="single" w:sz="4" w:color="D9D9D9"/>
+              <w:bottom w:val="single" w:sz="4" w:color="D9D9D9"/>
+              <w:right w:val="single" w:sz="4" w:color="D9D9D9"/>
+            </w:tcBorders>
+          </w:tcPr>
+          <w:p>
+            <w:pPr>
+              <w:pStyle w:val="Compact"/>
+              <w:spacing w:after="40" w:before="40" w:line="240" w:lineRule="auto"/>
+              <w:jc w:val="center"/>
+            </w:pPr>
+            <w:r>
+              <w:rPr>
+                <w:color w:val="000000"/>
+                <w:sz w:val="19"/>
+              </w:rPr>
               <w:t xml:space="preserve">93</w:t>
             </w:r>
           </w:p>
         </w:tc>
       </w:tr>
       <w:tr>
-        <w:tc>
-          <w:tcPr/>
-          <w:p>
-            <w:pPr>
-              <w:pStyle w:val="Compact"/>
-            </w:pPr>
-            <w:r>
+        <w:trPr>
+          <w:cantSplit/>
+        </w:trPr>
+        <w:tc>
+          <w:tcPr>
+            <w:tcW w:type="dxa" w:w="3888"/>
+            <w:vAlign w:val="center"/>
+            <w:tcMar>
+              <w:top w:w="75" w:type="dxa"/>
+              <w:left w:w="75" w:type="dxa"/>
+              <w:bottom w:w="75" w:type="dxa"/>
+              <w:right w:w="75" w:type="dxa"/>
+            </w:tcMar>
+            <w:tcBorders>
+              <w:top w:val="single" w:sz="4" w:color="D9D9D9"/>
+              <w:left w:val="single" w:sz="4" w:color="D9D9D9"/>
+              <w:bottom w:val="single" w:sz="4" w:color="D9D9D9"/>
+              <w:right w:val="single" w:sz="4" w:color="D9D9D9"/>
+            </w:tcBorders>
+          </w:tcPr>
+          <w:p>
+            <w:pPr>
+              <w:pStyle w:val="Compact"/>
+              <w:spacing w:after="40" w:before="40" w:line="240" w:lineRule="auto"/>
+              <w:jc w:val="left"/>
+            </w:pPr>
+            <w:r>
+              <w:rPr>
+                <w:color w:val="000000"/>
+                <w:sz w:val="19"/>
+              </w:rPr>
               <w:t xml:space="preserve">LM site, specimen (impute)</w:t>
             </w:r>
           </w:p>
         </w:tc>
         <w:tc>
-          <w:tcPr/>
-          <w:p>
-            <w:pPr>
-              <w:pStyle w:val="Compact"/>
-            </w:pPr>
-            <w:r>
+          <w:tcPr>
+            <w:tcW w:type="dxa" w:w="1728"/>
+            <w:vAlign w:val="center"/>
+            <w:tcMar>
+              <w:top w:w="75" w:type="dxa"/>
+              <w:left w:w="75" w:type="dxa"/>
+              <w:bottom w:w="75" w:type="dxa"/>
+              <w:right w:w="75" w:type="dxa"/>
+            </w:tcMar>
+            <w:tcBorders>
+              <w:top w:val="single" w:sz="4" w:color="D9D9D9"/>
+              <w:left w:val="single" w:sz="4" w:color="D9D9D9"/>
+              <w:bottom w:val="single" w:sz="4" w:color="D9D9D9"/>
+              <w:right w:val="single" w:sz="4" w:color="D9D9D9"/>
+            </w:tcBorders>
+          </w:tcPr>
+          <w:p>
+            <w:pPr>
+              <w:pStyle w:val="Compact"/>
+              <w:spacing w:after="40" w:before="40" w:line="240" w:lineRule="auto"/>
+              <w:jc w:val="center"/>
+            </w:pPr>
+            <w:r>
+              <w:rPr>
+                <w:color w:val="000000"/>
+                <w:sz w:val="19"/>
+              </w:rPr>
               <w:t xml:space="preserve">4.217</w:t>
             </w:r>
           </w:p>
         </w:tc>
         <w:tc>
-          <w:tcPr/>
-          <w:p>
-            <w:pPr>
-              <w:pStyle w:val="Compact"/>
-            </w:pPr>
-            <w:r>
-              <w:t xml:space="preserve">0.675</w:t>
-            </w:r>
-          </w:p>
-        </w:tc>
-        <w:tc>
-          <w:tcPr/>
-          <w:p>
-            <w:pPr>
-              <w:pStyle w:val="Compact"/>
-            </w:pPr>
-            <w:r>
+          <w:tcPr>
+            <w:tcW w:type="dxa" w:w="1800"/>
+            <w:vAlign w:val="center"/>
+            <w:tcMar>
+              <w:top w:w="75" w:type="dxa"/>
+              <w:left w:w="75" w:type="dxa"/>
+              <w:bottom w:w="75" w:type="dxa"/>
+              <w:right w:w="75" w:type="dxa"/>
+            </w:tcMar>
+            <w:tcBorders>
+              <w:top w:val="single" w:sz="4" w:color="D9D9D9"/>
+              <w:left w:val="single" w:sz="4" w:color="D9D9D9"/>
+              <w:bottom w:val="single" w:sz="4" w:color="D9D9D9"/>
+              <w:right w:val="single" w:sz="4" w:color="D9D9D9"/>
+            </w:tcBorders>
+          </w:tcPr>
+          <w:p>
+            <w:pPr>
+              <w:pStyle w:val="Compact"/>
+              <w:spacing w:after="40" w:before="40" w:line="240" w:lineRule="auto"/>
+              <w:jc w:val="center"/>
+            </w:pPr>
+            <w:r>
+              <w:rPr>
+                <w:color w:val="000000"/>
+                <w:sz w:val="19"/>
+              </w:rPr>
+              <w:t xml:space="preserve">0.672</w:t>
+            </w:r>
+          </w:p>
+        </w:tc>
+        <w:tc>
+          <w:tcPr>
+            <w:tcW w:type="dxa" w:w="1944"/>
+            <w:vAlign w:val="center"/>
+            <w:tcMar>
+              <w:top w:w="75" w:type="dxa"/>
+              <w:left w:w="75" w:type="dxa"/>
+              <w:bottom w:w="75" w:type="dxa"/>
+              <w:right w:w="75" w:type="dxa"/>
+            </w:tcMar>
+            <w:tcBorders>
+              <w:top w:val="single" w:sz="4" w:color="D9D9D9"/>
+              <w:left w:val="single" w:sz="4" w:color="D9D9D9"/>
+              <w:bottom w:val="single" w:sz="4" w:color="D9D9D9"/>
+              <w:right w:val="single" w:sz="4" w:color="D9D9D9"/>
+            </w:tcBorders>
+          </w:tcPr>
+          <w:p>
+            <w:pPr>
+              <w:pStyle w:val="Compact"/>
+              <w:spacing w:after="40" w:before="40" w:line="240" w:lineRule="auto"/>
+              <w:jc w:val="center"/>
+            </w:pPr>
+            <w:r>
+              <w:rPr>
+                <w:color w:val="000000"/>
+                <w:sz w:val="19"/>
+              </w:rPr>
               <w:t xml:space="preserve">93</w:t>
             </w:r>
           </w:p>
         </w:tc>
       </w:tr>
       <w:tr>
-        <w:tc>
-          <w:tcPr/>
-          <w:p>
-            <w:pPr>
-              <w:pStyle w:val="Compact"/>
-            </w:pPr>
-            <w:r>
+        <w:trPr>
+          <w:cantSplit/>
+        </w:trPr>
+        <w:tc>
+          <w:tcPr>
+            <w:tcW w:type="dxa" w:w="3888"/>
+            <w:vAlign w:val="center"/>
+            <w:tcMar>
+              <w:top w:w="75" w:type="dxa"/>
+              <w:left w:w="75" w:type="dxa"/>
+              <w:bottom w:w="75" w:type="dxa"/>
+              <w:right w:w="75" w:type="dxa"/>
+            </w:tcMar>
+            <w:tcBorders>
+              <w:top w:val="single" w:sz="4" w:color="D9D9D9"/>
+              <w:left w:val="single" w:sz="4" w:color="D9D9D9"/>
+              <w:bottom w:val="single" w:sz="4" w:color="D9D9D9"/>
+              <w:right w:val="single" w:sz="4" w:color="D9D9D9"/>
+            </w:tcBorders>
+          </w:tcPr>
+          <w:p>
+            <w:pPr>
+              <w:pStyle w:val="Compact"/>
+              <w:spacing w:after="40" w:before="40" w:line="240" w:lineRule="auto"/>
+              <w:jc w:val="left"/>
+            </w:pPr>
+            <w:r>
+              <w:rPr>
+                <w:color w:val="000000"/>
+                <w:sz w:val="19"/>
+              </w:rPr>
               <w:t xml:space="preserve">LM species (CC)</w:t>
             </w:r>
           </w:p>
         </w:tc>
         <w:tc>
-          <w:tcPr/>
-          <w:p>
-            <w:pPr>
-              <w:pStyle w:val="Compact"/>
-            </w:pPr>
-            <w:r>
+          <w:tcPr>
+            <w:tcW w:type="dxa" w:w="1728"/>
+            <w:vAlign w:val="center"/>
+            <w:tcMar>
+              <w:top w:w="75" w:type="dxa"/>
+              <w:left w:w="75" w:type="dxa"/>
+              <w:bottom w:w="75" w:type="dxa"/>
+              <w:right w:w="75" w:type="dxa"/>
+            </w:tcMar>
+            <w:tcBorders>
+              <w:top w:val="single" w:sz="4" w:color="D9D9D9"/>
+              <w:left w:val="single" w:sz="4" w:color="D9D9D9"/>
+              <w:bottom w:val="single" w:sz="4" w:color="D9D9D9"/>
+              <w:right w:val="single" w:sz="4" w:color="D9D9D9"/>
+            </w:tcBorders>
+          </w:tcPr>
+          <w:p>
+            <w:pPr>
+              <w:pStyle w:val="Compact"/>
+              <w:spacing w:after="40" w:before="40" w:line="240" w:lineRule="auto"/>
+              <w:jc w:val="center"/>
+            </w:pPr>
+            <w:r>
+              <w:rPr>
+                <w:color w:val="000000"/>
+                <w:sz w:val="19"/>
+              </w:rPr>
               <w:t xml:space="preserve">5.186</w:t>
             </w:r>
           </w:p>
         </w:tc>
         <w:tc>
-          <w:tcPr/>
-          <w:p>
-            <w:pPr>
-              <w:pStyle w:val="Compact"/>
-            </w:pPr>
-            <w:r>
+          <w:tcPr>
+            <w:tcW w:type="dxa" w:w="1800"/>
+            <w:vAlign w:val="center"/>
+            <w:tcMar>
+              <w:top w:w="75" w:type="dxa"/>
+              <w:left w:w="75" w:type="dxa"/>
+              <w:bottom w:w="75" w:type="dxa"/>
+              <w:right w:w="75" w:type="dxa"/>
+            </w:tcMar>
+            <w:tcBorders>
+              <w:top w:val="single" w:sz="4" w:color="D9D9D9"/>
+              <w:left w:val="single" w:sz="4" w:color="D9D9D9"/>
+              <w:bottom w:val="single" w:sz="4" w:color="D9D9D9"/>
+              <w:right w:val="single" w:sz="4" w:color="D9D9D9"/>
+            </w:tcBorders>
+          </w:tcPr>
+          <w:p>
+            <w:pPr>
+              <w:pStyle w:val="Compact"/>
+              <w:spacing w:after="40" w:before="40" w:line="240" w:lineRule="auto"/>
+              <w:jc w:val="center"/>
+            </w:pPr>
+            <w:r>
+              <w:rPr>
+                <w:color w:val="000000"/>
+                <w:sz w:val="19"/>
+              </w:rPr>
               <w:t xml:space="preserve">0.644</w:t>
             </w:r>
           </w:p>
         </w:tc>
         <w:tc>
-          <w:tcPr/>
-          <w:p>
-            <w:pPr>
-              <w:pStyle w:val="Compact"/>
-            </w:pPr>
-            <w:r>
+          <w:tcPr>
+            <w:tcW w:type="dxa" w:w="1944"/>
+            <w:vAlign w:val="center"/>
+            <w:tcMar>
+              <w:top w:w="75" w:type="dxa"/>
+              <w:left w:w="75" w:type="dxa"/>
+              <w:bottom w:w="75" w:type="dxa"/>
+              <w:right w:w="75" w:type="dxa"/>
+            </w:tcMar>
+            <w:tcBorders>
+              <w:top w:val="single" w:sz="4" w:color="D9D9D9"/>
+              <w:left w:val="single" w:sz="4" w:color="D9D9D9"/>
+              <w:bottom w:val="single" w:sz="4" w:color="D9D9D9"/>
+              <w:right w:val="single" w:sz="4" w:color="D9D9D9"/>
+            </w:tcBorders>
+          </w:tcPr>
+          <w:p>
+            <w:pPr>
+              <w:pStyle w:val="Compact"/>
+              <w:spacing w:after="40" w:before="40" w:line="240" w:lineRule="auto"/>
+              <w:jc w:val="center"/>
+            </w:pPr>
+            <w:r>
+              <w:rPr>
+                <w:color w:val="000000"/>
+                <w:sz w:val="19"/>
+              </w:rPr>
               <w:t xml:space="preserve">84</w:t>
             </w:r>
           </w:p>
         </w:tc>
       </w:tr>
       <w:tr>
-        <w:tc>
-          <w:tcPr/>
-          <w:p>
-            <w:pPr>
-              <w:pStyle w:val="Compact"/>
-            </w:pPr>
-            <w:r>
+        <w:trPr>
+          <w:cantSplit/>
+        </w:trPr>
+        <w:tc>
+          <w:tcPr>
+            <w:tcW w:type="dxa" w:w="3888"/>
+            <w:vAlign w:val="center"/>
+            <w:tcMar>
+              <w:top w:w="75" w:type="dxa"/>
+              <w:left w:w="75" w:type="dxa"/>
+              <w:bottom w:w="75" w:type="dxa"/>
+              <w:right w:w="75" w:type="dxa"/>
+            </w:tcMar>
+            <w:tcBorders>
+              <w:top w:val="single" w:sz="4" w:color="D9D9D9"/>
+              <w:left w:val="single" w:sz="4" w:color="D9D9D9"/>
+              <w:bottom w:val="single" w:sz="4" w:color="D9D9D9"/>
+              <w:right w:val="single" w:sz="4" w:color="D9D9D9"/>
+            </w:tcBorders>
+          </w:tcPr>
+          <w:p>
+            <w:pPr>
+              <w:pStyle w:val="Compact"/>
+              <w:spacing w:after="40" w:before="40" w:line="240" w:lineRule="auto"/>
+              <w:jc w:val="left"/>
+            </w:pPr>
+            <w:r>
+              <w:rPr>
+                <w:color w:val="000000"/>
+                <w:sz w:val="19"/>
+              </w:rPr>
               <w:t xml:space="preserve">LM species (impute)</w:t>
             </w:r>
           </w:p>
         </w:tc>
         <w:tc>
-          <w:tcPr/>
-          <w:p>
-            <w:pPr>
-              <w:pStyle w:val="Compact"/>
-            </w:pPr>
-            <w:r>
-              <w:t xml:space="preserve">5.198</w:t>
-            </w:r>
-          </w:p>
-        </w:tc>
-        <w:tc>
-          <w:tcPr/>
-          <w:p>
-            <w:pPr>
-              <w:pStyle w:val="Compact"/>
-            </w:pPr>
-            <w:r>
+          <w:tcPr>
+            <w:tcW w:type="dxa" w:w="1728"/>
+            <w:vAlign w:val="center"/>
+            <w:tcMar>
+              <w:top w:w="75" w:type="dxa"/>
+              <w:left w:w="75" w:type="dxa"/>
+              <w:bottom w:w="75" w:type="dxa"/>
+              <w:right w:w="75" w:type="dxa"/>
+            </w:tcMar>
+            <w:tcBorders>
+              <w:top w:val="single" w:sz="4" w:color="D9D9D9"/>
+              <w:left w:val="single" w:sz="4" w:color="D9D9D9"/>
+              <w:bottom w:val="single" w:sz="4" w:color="D9D9D9"/>
+              <w:right w:val="single" w:sz="4" w:color="D9D9D9"/>
+            </w:tcBorders>
+          </w:tcPr>
+          <w:p>
+            <w:pPr>
+              <w:pStyle w:val="Compact"/>
+              <w:spacing w:after="40" w:before="40" w:line="240" w:lineRule="auto"/>
+              <w:jc w:val="center"/>
+            </w:pPr>
+            <w:r>
+              <w:rPr>
+                <w:color w:val="000000"/>
+                <w:sz w:val="19"/>
+              </w:rPr>
+              <w:t xml:space="preserve">5.197</w:t>
+            </w:r>
+          </w:p>
+        </w:tc>
+        <w:tc>
+          <w:tcPr>
+            <w:tcW w:type="dxa" w:w="1800"/>
+            <w:vAlign w:val="center"/>
+            <w:tcMar>
+              <w:top w:w="75" w:type="dxa"/>
+              <w:left w:w="75" w:type="dxa"/>
+              <w:bottom w:w="75" w:type="dxa"/>
+              <w:right w:w="75" w:type="dxa"/>
+            </w:tcMar>
+            <w:tcBorders>
+              <w:top w:val="single" w:sz="4" w:color="D9D9D9"/>
+              <w:left w:val="single" w:sz="4" w:color="D9D9D9"/>
+              <w:bottom w:val="single" w:sz="4" w:color="D9D9D9"/>
+              <w:right w:val="single" w:sz="4" w:color="D9D9D9"/>
+            </w:tcBorders>
+          </w:tcPr>
+          <w:p>
+            <w:pPr>
+              <w:pStyle w:val="Compact"/>
+              <w:spacing w:after="40" w:before="40" w:line="240" w:lineRule="auto"/>
+              <w:jc w:val="center"/>
+            </w:pPr>
+            <w:r>
+              <w:rPr>
+                <w:color w:val="000000"/>
+                <w:sz w:val="19"/>
+              </w:rPr>
               <w:t xml:space="preserve">0.621</w:t>
             </w:r>
           </w:p>
         </w:tc>
         <w:tc>
-          <w:tcPr/>
-          <w:p>
-            <w:pPr>
-              <w:pStyle w:val="Compact"/>
-            </w:pPr>
-            <w:r>
+          <w:tcPr>
+            <w:tcW w:type="dxa" w:w="1944"/>
+            <w:vAlign w:val="center"/>
+            <w:tcMar>
+              <w:top w:w="75" w:type="dxa"/>
+              <w:left w:w="75" w:type="dxa"/>
+              <w:bottom w:w="75" w:type="dxa"/>
+              <w:right w:w="75" w:type="dxa"/>
+            </w:tcMar>
+            <w:tcBorders>
+              <w:top w:val="single" w:sz="4" w:color="D9D9D9"/>
+              <w:left w:val="single" w:sz="4" w:color="D9D9D9"/>
+              <w:bottom w:val="single" w:sz="4" w:color="D9D9D9"/>
+              <w:right w:val="single" w:sz="4" w:color="D9D9D9"/>
+            </w:tcBorders>
+          </w:tcPr>
+          <w:p>
+            <w:pPr>
+              <w:pStyle w:val="Compact"/>
+              <w:spacing w:after="40" w:before="40" w:line="240" w:lineRule="auto"/>
+              <w:jc w:val="center"/>
+            </w:pPr>
+            <w:r>
+              <w:rPr>
+                <w:color w:val="000000"/>
+                <w:sz w:val="19"/>
+              </w:rPr>
               <w:t xml:space="preserve">93</w:t>
             </w:r>
           </w:p>
         </w:tc>
       </w:tr>
       <w:tr>
-        <w:tc>
-          <w:tcPr/>
-          <w:p>
-            <w:pPr>
-              <w:pStyle w:val="Compact"/>
-            </w:pPr>
-            <w:r>
+        <w:trPr>
+          <w:cantSplit/>
+        </w:trPr>
+        <w:tc>
+          <w:tcPr>
+            <w:tcW w:type="dxa" w:w="3888"/>
+            <w:vAlign w:val="center"/>
+            <w:tcMar>
+              <w:top w:w="75" w:type="dxa"/>
+              <w:left w:w="75" w:type="dxa"/>
+              <w:bottom w:w="75" w:type="dxa"/>
+              <w:right w:w="75" w:type="dxa"/>
+            </w:tcMar>
+            <w:tcBorders>
+              <w:top w:val="single" w:sz="4" w:color="D9D9D9"/>
+              <w:left w:val="single" w:sz="4" w:color="D9D9D9"/>
+              <w:bottom w:val="single" w:sz="4" w:color="D9D9D9"/>
+              <w:right w:val="single" w:sz="4" w:color="D9D9D9"/>
+            </w:tcBorders>
+          </w:tcPr>
+          <w:p>
+            <w:pPr>
+              <w:pStyle w:val="Compact"/>
+              <w:spacing w:after="40" w:before="40" w:line="240" w:lineRule="auto"/>
+              <w:jc w:val="left"/>
+            </w:pPr>
+            <w:r>
+              <w:rPr>
+                <w:color w:val="000000"/>
+                <w:sz w:val="19"/>
+              </w:rPr>
               <w:t xml:space="preserve">PGLS (impute)</w:t>
             </w:r>
           </w:p>
         </w:tc>
         <w:tc>
-          <w:tcPr/>
-          <w:p>
-            <w:pPr>
-              <w:pStyle w:val="Compact"/>
-            </w:pPr>
-            <w:r>
-              <w:t xml:space="preserve">5.857</w:t>
-            </w:r>
-          </w:p>
-        </w:tc>
-        <w:tc>
-          <w:tcPr/>
-          <w:p>
-            <w:pPr>
-              <w:pStyle w:val="Compact"/>
-            </w:pPr>
-            <w:r>
+          <w:tcPr>
+            <w:tcW w:type="dxa" w:w="1728"/>
+            <w:vAlign w:val="center"/>
+            <w:tcMar>
+              <w:top w:w="75" w:type="dxa"/>
+              <w:left w:w="75" w:type="dxa"/>
+              <w:bottom w:w="75" w:type="dxa"/>
+              <w:right w:w="75" w:type="dxa"/>
+            </w:tcMar>
+            <w:tcBorders>
+              <w:top w:val="single" w:sz="4" w:color="D9D9D9"/>
+              <w:left w:val="single" w:sz="4" w:color="D9D9D9"/>
+              <w:bottom w:val="single" w:sz="4" w:color="D9D9D9"/>
+              <w:right w:val="single" w:sz="4" w:color="D9D9D9"/>
+            </w:tcBorders>
+          </w:tcPr>
+          <w:p>
+            <w:pPr>
+              <w:pStyle w:val="Compact"/>
+              <w:spacing w:after="40" w:before="40" w:line="240" w:lineRule="auto"/>
+              <w:jc w:val="center"/>
+            </w:pPr>
+            <w:r>
+              <w:rPr>
+                <w:color w:val="000000"/>
+                <w:sz w:val="19"/>
+              </w:rPr>
+              <w:t xml:space="preserve">5.854</w:t>
+            </w:r>
+          </w:p>
+        </w:tc>
+        <w:tc>
+          <w:tcPr>
+            <w:tcW w:type="dxa" w:w="1800"/>
+            <w:vAlign w:val="center"/>
+            <w:tcMar>
+              <w:top w:w="75" w:type="dxa"/>
+              <w:left w:w="75" w:type="dxa"/>
+              <w:bottom w:w="75" w:type="dxa"/>
+              <w:right w:w="75" w:type="dxa"/>
+            </w:tcMar>
+            <w:tcBorders>
+              <w:top w:val="single" w:sz="4" w:color="D9D9D9"/>
+              <w:left w:val="single" w:sz="4" w:color="D9D9D9"/>
+              <w:bottom w:val="single" w:sz="4" w:color="D9D9D9"/>
+              <w:right w:val="single" w:sz="4" w:color="D9D9D9"/>
+            </w:tcBorders>
+          </w:tcPr>
+          <w:p>
+            <w:pPr>
+              <w:pStyle w:val="Compact"/>
+              <w:spacing w:after="40" w:before="40" w:line="240" w:lineRule="auto"/>
+              <w:jc w:val="center"/>
+            </w:pPr>
+            <w:r>
+              <w:rPr>
+                <w:color w:val="000000"/>
+                <w:sz w:val="19"/>
+              </w:rPr>
               <w:t xml:space="preserve">0.628</w:t>
             </w:r>
           </w:p>
         </w:tc>
         <w:tc>
-          <w:tcPr/>
-          <w:p>
-            <w:pPr>
-              <w:pStyle w:val="Compact"/>
-            </w:pPr>
-            <w:r>
+          <w:tcPr>
+            <w:tcW w:type="dxa" w:w="1944"/>
+            <w:vAlign w:val="center"/>
+            <w:tcMar>
+              <w:top w:w="75" w:type="dxa"/>
+              <w:left w:w="75" w:type="dxa"/>
+              <w:bottom w:w="75" w:type="dxa"/>
+              <w:right w:w="75" w:type="dxa"/>
+            </w:tcMar>
+            <w:tcBorders>
+              <w:top w:val="single" w:sz="4" w:color="D9D9D9"/>
+              <w:left w:val="single" w:sz="4" w:color="D9D9D9"/>
+              <w:bottom w:val="single" w:sz="4" w:color="D9D9D9"/>
+              <w:right w:val="single" w:sz="4" w:color="D9D9D9"/>
+            </w:tcBorders>
+          </w:tcPr>
+          <w:p>
+            <w:pPr>
+              <w:pStyle w:val="Compact"/>
+              <w:spacing w:after="40" w:before="40" w:line="240" w:lineRule="auto"/>
+              <w:jc w:val="center"/>
+            </w:pPr>
+            <w:r>
+              <w:rPr>
+                <w:color w:val="000000"/>
+                <w:sz w:val="19"/>
+              </w:rPr>
               <w:t xml:space="preserve">93</w:t>
             </w:r>
           </w:p>
         </w:tc>
       </w:tr>
       <w:tr>
-        <w:tc>
-          <w:tcPr/>
-          <w:p>
-            <w:pPr>
-              <w:pStyle w:val="Compact"/>
-            </w:pPr>
-            <w:r>
+        <w:trPr>
+          <w:cantSplit/>
+        </w:trPr>
+        <w:tc>
+          <w:tcPr>
+            <w:tcW w:type="dxa" w:w="3888"/>
+            <w:vAlign w:val="center"/>
+            <w:tcMar>
+              <w:top w:w="75" w:type="dxa"/>
+              <w:left w:w="75" w:type="dxa"/>
+              <w:bottom w:w="75" w:type="dxa"/>
+              <w:right w:w="75" w:type="dxa"/>
+            </w:tcMar>
+            <w:tcBorders>
+              <w:top w:val="single" w:sz="4" w:color="D9D9D9"/>
+              <w:left w:val="single" w:sz="4" w:color="D9D9D9"/>
+              <w:bottom w:val="single" w:sz="4" w:color="D9D9D9"/>
+              <w:right w:val="single" w:sz="4" w:color="D9D9D9"/>
+            </w:tcBorders>
+          </w:tcPr>
+          <w:p>
+            <w:pPr>
+              <w:pStyle w:val="Compact"/>
+              <w:spacing w:after="40" w:before="40" w:line="240" w:lineRule="auto"/>
+              <w:jc w:val="left"/>
+            </w:pPr>
+            <w:r>
+              <w:rPr>
+                <w:color w:val="000000"/>
+                <w:sz w:val="19"/>
+              </w:rPr>
               <w:t xml:space="preserve">PGLS (CC)</w:t>
             </w:r>
           </w:p>
         </w:tc>
         <w:tc>
-          <w:tcPr/>
-          <w:p>
-            <w:pPr>
-              <w:pStyle w:val="Compact"/>
-            </w:pPr>
-            <w:r>
-              <w:t xml:space="preserve">6.054</w:t>
-            </w:r>
-          </w:p>
-        </w:tc>
-        <w:tc>
-          <w:tcPr/>
-          <w:p>
-            <w:pPr>
-              <w:pStyle w:val="Compact"/>
-            </w:pPr>
-            <w:r>
+          <w:tcPr>
+            <w:tcW w:type="dxa" w:w="1728"/>
+            <w:vAlign w:val="center"/>
+            <w:tcMar>
+              <w:top w:w="75" w:type="dxa"/>
+              <w:left w:w="75" w:type="dxa"/>
+              <w:bottom w:w="75" w:type="dxa"/>
+              <w:right w:w="75" w:type="dxa"/>
+            </w:tcMar>
+            <w:tcBorders>
+              <w:top w:val="single" w:sz="4" w:color="D9D9D9"/>
+              <w:left w:val="single" w:sz="4" w:color="D9D9D9"/>
+              <w:bottom w:val="single" w:sz="4" w:color="D9D9D9"/>
+              <w:right w:val="single" w:sz="4" w:color="D9D9D9"/>
+            </w:tcBorders>
+          </w:tcPr>
+          <w:p>
+            <w:pPr>
+              <w:pStyle w:val="Compact"/>
+              <w:spacing w:after="40" w:before="40" w:line="240" w:lineRule="auto"/>
+              <w:jc w:val="center"/>
+            </w:pPr>
+            <w:r>
+              <w:rPr>
+                <w:color w:val="000000"/>
+                <w:sz w:val="19"/>
+              </w:rPr>
+              <w:t xml:space="preserve">6.052</w:t>
+            </w:r>
+          </w:p>
+        </w:tc>
+        <w:tc>
+          <w:tcPr>
+            <w:tcW w:type="dxa" w:w="1800"/>
+            <w:vAlign w:val="center"/>
+            <w:tcMar>
+              <w:top w:w="75" w:type="dxa"/>
+              <w:left w:w="75" w:type="dxa"/>
+              <w:bottom w:w="75" w:type="dxa"/>
+              <w:right w:w="75" w:type="dxa"/>
+            </w:tcMar>
+            <w:tcBorders>
+              <w:top w:val="single" w:sz="4" w:color="D9D9D9"/>
+              <w:left w:val="single" w:sz="4" w:color="D9D9D9"/>
+              <w:bottom w:val="single" w:sz="4" w:color="D9D9D9"/>
+              <w:right w:val="single" w:sz="4" w:color="D9D9D9"/>
+            </w:tcBorders>
+          </w:tcPr>
+          <w:p>
+            <w:pPr>
+              <w:pStyle w:val="Compact"/>
+              <w:spacing w:after="40" w:before="40" w:line="240" w:lineRule="auto"/>
+              <w:jc w:val="center"/>
+            </w:pPr>
+            <w:r>
+              <w:rPr>
+                <w:color w:val="000000"/>
+                <w:sz w:val="19"/>
+              </w:rPr>
               <w:t xml:space="preserve">0.640</w:t>
             </w:r>
           </w:p>
         </w:tc>
         <w:tc>
-          <w:tcPr/>
-          <w:p>
-            <w:pPr>
-              <w:pStyle w:val="Compact"/>
-            </w:pPr>
-            <w:r>
+          <w:tcPr>
+            <w:tcW w:type="dxa" w:w="1944"/>
+            <w:vAlign w:val="center"/>
+            <w:tcMar>
+              <w:top w:w="75" w:type="dxa"/>
+              <w:left w:w="75" w:type="dxa"/>
+              <w:bottom w:w="75" w:type="dxa"/>
+              <w:right w:w="75" w:type="dxa"/>
+            </w:tcMar>
+            <w:tcBorders>
+              <w:top w:val="single" w:sz="4" w:color="D9D9D9"/>
+              <w:left w:val="single" w:sz="4" w:color="D9D9D9"/>
+              <w:bottom w:val="single" w:sz="4" w:color="D9D9D9"/>
+              <w:right w:val="single" w:sz="4" w:color="D9D9D9"/>
+            </w:tcBorders>
+          </w:tcPr>
+          <w:p>
+            <w:pPr>
+              <w:pStyle w:val="Compact"/>
+              <w:spacing w:after="40" w:before="40" w:line="240" w:lineRule="auto"/>
+              <w:jc w:val="center"/>
+            </w:pPr>
+            <w:r>
+              <w:rPr>
+                <w:color w:val="000000"/>
+                <w:sz w:val="19"/>
+              </w:rPr>
               <w:t xml:space="preserve">93</w:t>
+            </w:r>
+          </w:p>
+        </w:tc>
+      </w:tr>
+      <w:tr>
+        <w:trPr>
+          <w:cantSplit/>
+        </w:trPr>
+        <w:tc>
+          <w:tcPr>
+            <w:tcW w:type="dxa" w:w="3888"/>
+            <w:vAlign w:val="center"/>
+            <w:tcMar>
+              <w:top w:w="75" w:type="dxa"/>
+              <w:left w:w="75" w:type="dxa"/>
+              <w:bottom w:w="75" w:type="dxa"/>
+              <w:right w:w="75" w:type="dxa"/>
+            </w:tcMar>
+            <w:tcBorders>
+              <w:top w:val="single" w:sz="4" w:color="D9D9D9"/>
+              <w:left w:val="single" w:sz="4" w:color="D9D9D9"/>
+              <w:bottom w:val="single" w:sz="4" w:color="D9D9D9"/>
+              <w:right w:val="single" w:sz="4" w:color="D9D9D9"/>
+            </w:tcBorders>
+          </w:tcPr>
+          <w:p>
+            <w:pPr>
+              <w:pStyle w:val="Compact"/>
+              <w:spacing w:after="40" w:before="40" w:line="240" w:lineRule="auto"/>
+              <w:jc w:val="left"/>
+            </w:pPr>
+            <w:r>
+              <w:rPr>
+                <w:color w:val="000000"/>
+                <w:sz w:val="19"/>
+              </w:rPr>
+              <w:t xml:space="preserve">Published DiLP (in-sample)</w:t>
+            </w:r>
+          </w:p>
+        </w:tc>
+        <w:tc>
+          <w:tcPr>
+            <w:tcW w:type="dxa" w:w="1728"/>
+            <w:vAlign w:val="center"/>
+            <w:tcMar>
+              <w:top w:w="75" w:type="dxa"/>
+              <w:left w:w="75" w:type="dxa"/>
+              <w:bottom w:w="75" w:type="dxa"/>
+              <w:right w:w="75" w:type="dxa"/>
+            </w:tcMar>
+            <w:tcBorders>
+              <w:top w:val="single" w:sz="4" w:color="D9D9D9"/>
+              <w:left w:val="single" w:sz="4" w:color="D9D9D9"/>
+              <w:bottom w:val="single" w:sz="4" w:color="D9D9D9"/>
+              <w:right w:val="single" w:sz="4" w:color="D9D9D9"/>
+            </w:tcBorders>
+          </w:tcPr>
+          <w:p>
+            <w:pPr>
+              <w:pStyle w:val="Compact"/>
+              <w:spacing w:after="40" w:before="40" w:line="240" w:lineRule="auto"/>
+              <w:jc w:val="center"/>
+            </w:pPr>
+            <w:r>
+              <w:rPr>
+                <w:color w:val="000000"/>
+                <w:sz w:val="19"/>
+              </w:rPr>
+              <w:t xml:space="preserve">3.791</w:t>
+            </w:r>
+          </w:p>
+        </w:tc>
+        <w:tc>
+          <w:tcPr>
+            <w:tcW w:type="dxa" w:w="1800"/>
+            <w:vAlign w:val="center"/>
+            <w:tcMar>
+              <w:top w:w="75" w:type="dxa"/>
+              <w:left w:w="75" w:type="dxa"/>
+              <w:bottom w:w="75" w:type="dxa"/>
+              <w:right w:w="75" w:type="dxa"/>
+            </w:tcMar>
+            <w:tcBorders>
+              <w:top w:val="single" w:sz="4" w:color="D9D9D9"/>
+              <w:left w:val="single" w:sz="4" w:color="D9D9D9"/>
+              <w:bottom w:val="single" w:sz="4" w:color="D9D9D9"/>
+              <w:right w:val="single" w:sz="4" w:color="D9D9D9"/>
+            </w:tcBorders>
+          </w:tcPr>
+          <w:p>
+            <w:pPr>
+              <w:pStyle w:val="Compact"/>
+              <w:spacing w:after="40" w:before="40" w:line="240" w:lineRule="auto"/>
+              <w:jc w:val="center"/>
+            </w:pPr>
+            <w:r>
+              <w:rPr>
+                <w:color w:val="000000"/>
+                <w:sz w:val="19"/>
+              </w:rPr>
+              <w:t xml:space="preserve">0.554</w:t>
+            </w:r>
+          </w:p>
+        </w:tc>
+        <w:tc>
+          <w:tcPr>
+            <w:tcW w:type="dxa" w:w="1944"/>
+            <w:vAlign w:val="center"/>
+            <w:tcMar>
+              <w:top w:w="75" w:type="dxa"/>
+              <w:left w:w="75" w:type="dxa"/>
+              <w:bottom w:w="75" w:type="dxa"/>
+              <w:right w:w="75" w:type="dxa"/>
+            </w:tcMar>
+            <w:tcBorders>
+              <w:top w:val="single" w:sz="4" w:color="D9D9D9"/>
+              <w:left w:val="single" w:sz="4" w:color="D9D9D9"/>
+              <w:bottom w:val="single" w:sz="4" w:color="D9D9D9"/>
+              <w:right w:val="single" w:sz="4" w:color="D9D9D9"/>
+            </w:tcBorders>
+          </w:tcPr>
+          <w:p>
+            <w:pPr>
+              <w:pStyle w:val="Compact"/>
+              <w:spacing w:after="40" w:before="40" w:line="240" w:lineRule="auto"/>
+              <w:jc w:val="center"/>
+            </w:pPr>
+            <w:r>
+              <w:rPr>
+                <w:color w:val="000000"/>
+                <w:sz w:val="19"/>
+              </w:rPr>
+              <w:t xml:space="preserve">93 / 91</w:t>
             </w:r>
           </w:p>
         </w:tc>
@@ -1790,14 +3091,14 @@
         </m:r>
       </m:oMath>
       <w:r>
-        <w:t xml:space="preserve">. PGLS has higher RMSE than the non-phylogenetic site-level LM for both targets, while PIP has lower RMSE. Comparing PGLS and PIP therefore isolates the predictive contribution of the phylogenetic adjustment term from the PGLS regression itself.</w:t>
+        <w:t xml:space="preserve">. PGLS has higher RMSE than the best-performing site-level LM for both targets, while PIP has lower RMSE. Comparing PGLS and PIP therefore isolates the predictive contribution of the phylogenetic adjustment term from the PGLS regression itself.</w:t>
       </w:r>
     </w:p>
-    <w:bookmarkEnd w:id="27"/>
-    <w:bookmarkStart w:id="33" w:name="bias-and-residual-variance"/>
+    <w:bookmarkEnd w:id="16"/>
+    <w:bookmarkStart w:id="22" w:name="bias-and-residual-variance"/>
     <w:p>
       <w:pPr>
-        <w:pStyle w:val="Heading3"/>
+        <w:pStyle w:val="Heading2"/>
       </w:pPr>
       <w:r>
         <w:t xml:space="preserve">Bias and residual variance</w:t>
@@ -1808,7 +3109,7 @@
         <w:pStyle w:val="FirstParagraph"/>
       </w:pPr>
       <w:r>
-        <w:t xml:space="preserve">PIP had the lowest RMSE for both climate targets despite having the most compressed predictions, as measured by the regression slope of predicted on observed (Fig. 2). Regression slopes and the bias-variance decomposition for all six impute models are given below.</w:t>
+        <w:t xml:space="preserve">PIP had the lowest RMSE for both climate targets despite having compressed predictions, as measured by the regression slope of predicted on observed (Fig. 2). Regression slopes and the bias-variance decomposition for impute models are given below.</w:t>
       </w:r>
     </w:p>
     <w:p>
@@ -1820,18 +3121,18 @@
           <wp:inline>
             <wp:extent cx="5334000" cy="5334000"/>
             <wp:effectExtent b="0" l="0" r="0" t="0"/>
-            <wp:docPr descr="Figure 2. Observed versus predicted climate for three model configurations (impute variant). Rows are model types; columns are target variables. The dashed line is the 1:1 reference. The solid line and shaded band show the OLS regression of predicted on observed with a 95% confidence interval. Axes are independent per panel." title="" id="29" name="Picture"/>
+            <wp:docPr descr="Figure 2. Observed versus predicted climate for three cross-validated imputed configurations and the published in-sample reference. Rows are model types; columns are target variables. The dashed line is the 1:1 reference. The solid line and shaded band show the OLS regression of predicted on observed with a 95% confidence interval. Axes are independent per panel." title="" id="18" name="Picture"/>
             <a:graphic>
               <a:graphicData uri="http://schemas.openxmlformats.org/drawingml/2006/picture">
                 <pic:pic>
                   <pic:nvPicPr>
-                    <pic:cNvPr descr="../plots/fig2_obs_vs_pred.png" id="30" name="Picture"/>
+                    <pic:cNvPr descr="../plots/fig2_obs_vs_pred.png" id="19" name="Picture"/>
                     <pic:cNvPicPr>
                       <a:picLocks noChangeArrowheads="1" noChangeAspect="1"/>
                     </pic:cNvPicPr>
                   </pic:nvPicPr>
                   <pic:blipFill>
-                    <a:blip r:embed="rId28"/>
+                    <a:blip r:embed="rId17"/>
                     <a:stretch>
                       <a:fillRect/>
                     </a:stretch>
@@ -1861,14 +3162,16 @@
     <w:p>
       <w:pPr>
         <w:pStyle w:val="ImageCaption"/>
+        <w:keepNext w:val="0"/>
       </w:pPr>
       <w:r>
-        <w:t xml:space="preserve">Figure 2. Observed versus predicted climate for three model configurations (impute variant). Rows are model types; columns are target variables. The dashed line is the 1:1 reference. The solid line and shaded band show the OLS regression of predicted on observed with a 95% confidence interval. Axes are independent per panel.</w:t>
+        <w:t xml:space="preserve">Figure 2. Observed versus predicted climate for three cross-validated imputed configurations and the published in-sample reference. Rows are model types; columns are target variables. The dashed line is the 1:1 reference. The solid line and shaded band show the OLS regression of predicted on observed with a 95% confidence interval. Axes are independent per panel.</w:t>
       </w:r>
     </w:p>
     <w:p>
       <w:pPr>
         <w:pStyle w:val="BodyText"/>
+        <w:keepNext/>
       </w:pPr>
       <w:r>
         <w:rPr>
@@ -1884,10 +3187,10 @@
         <w:t xml:space="preserve">Regression slope and RMSE decomposition for impute model configurations, MAT target (°C). Slope is the OLS regression slope of predicted on observed (a slope of 1 indicates predictions spanning the full observed range). Mean bias is the mean signed prediction error (positive values indicate over-prediction). RMSE² decomposes as Bias² + Residual variance.</w:t>
       </w:r>
     </w:p>
-    <w:bookmarkStart w:id="31" w:name="mat"/>
+    <w:bookmarkStart w:id="20" w:name="mat"/>
     <w:p>
       <w:pPr>
-        <w:pStyle w:val="Heading4"/>
+        <w:pStyle w:val="Heading3"/>
       </w:pPr>
       <w:r>
         <w:t xml:space="preserve">MAT</w:t>
@@ -1897,491 +3200,2846 @@
       <w:tblPr>
         <w:tblStyle w:val="Table"/>
         <w:tblW w:type="auto" w:w="0"/>
+        <w:jc w:val="center"/>
+        <w:tblLayout w:type="fixed"/>
         <w:tblLook w:firstRow="1" w:lastRow="0" w:firstColumn="0" w:lastColumn="0" w:noHBand="0" w:noVBand="0" w:val="0020"/>
       </w:tblPr>
       <w:tblGrid>
-        <w:gridCol w:w="1320"/>
-        <w:gridCol w:w="1320"/>
-        <w:gridCol w:w="1320"/>
-        <w:gridCol w:w="1320"/>
-        <w:gridCol w:w="1320"/>
-        <w:gridCol w:w="1320"/>
+        <w:gridCol w:w="3312"/>
+        <w:gridCol w:w="1008"/>
+        <w:gridCol w:w="1152"/>
+        <w:gridCol w:w="936"/>
+        <w:gridCol w:w="1656"/>
+        <w:gridCol w:w="1296"/>
       </w:tblGrid>
       <w:tr>
         <w:trPr>
           <w:tblHeader w:val="on"/>
+          <w:tblHeader/>
+          <w:cantSplit/>
         </w:trPr>
         <w:tc>
-          <w:tcPr/>
-          <w:p>
-            <w:pPr>
-              <w:pStyle w:val="Compact"/>
-            </w:pPr>
-            <w:r>
+          <w:tcPr>
+            <w:tcW w:type="dxa" w:w="3312"/>
+            <w:vAlign w:val="center"/>
+            <w:tcMar>
+              <w:top w:w="75" w:type="dxa"/>
+              <w:left w:w="75" w:type="dxa"/>
+              <w:bottom w:w="75" w:type="dxa"/>
+              <w:right w:w="75" w:type="dxa"/>
+            </w:tcMar>
+            <w:tcBorders>
+              <w:top w:val="single" w:sz="4" w:color="D9D9D9"/>
+              <w:left w:val="single" w:sz="4" w:color="D9D9D9"/>
+              <w:bottom w:val="single" w:sz="4" w:color="D9D9D9"/>
+              <w:right w:val="single" w:sz="4" w:color="D9D9D9"/>
+            </w:tcBorders>
+            <w:shd w:fill="E7EDF3"/>
+          </w:tcPr>
+          <w:p>
+            <w:pPr>
+              <w:pStyle w:val="Compact"/>
+              <w:spacing w:after="40" w:before="40" w:line="240" w:lineRule="auto"/>
+              <w:jc w:val="left"/>
+            </w:pPr>
+            <w:r>
+              <w:rPr>
+                <w:b/>
+                <w:color w:val="000000"/>
+                <w:sz w:val="19"/>
+              </w:rPr>
               <w:t xml:space="preserve">Model</w:t>
             </w:r>
           </w:p>
         </w:tc>
         <w:tc>
-          <w:tcPr/>
-          <w:p>
-            <w:pPr>
-              <w:pStyle w:val="Compact"/>
-            </w:pPr>
-            <w:r>
+          <w:tcPr>
+            <w:tcW w:type="dxa" w:w="1008"/>
+            <w:vAlign w:val="center"/>
+            <w:tcMar>
+              <w:top w:w="75" w:type="dxa"/>
+              <w:left w:w="75" w:type="dxa"/>
+              <w:bottom w:w="75" w:type="dxa"/>
+              <w:right w:w="75" w:type="dxa"/>
+            </w:tcMar>
+            <w:tcBorders>
+              <w:top w:val="single" w:sz="4" w:color="D9D9D9"/>
+              <w:left w:val="single" w:sz="4" w:color="D9D9D9"/>
+              <w:bottom w:val="single" w:sz="4" w:color="D9D9D9"/>
+              <w:right w:val="single" w:sz="4" w:color="D9D9D9"/>
+            </w:tcBorders>
+            <w:shd w:fill="E7EDF3"/>
+          </w:tcPr>
+          <w:p>
+            <w:pPr>
+              <w:pStyle w:val="Compact"/>
+              <w:spacing w:after="40" w:before="40" w:line="240" w:lineRule="auto"/>
+              <w:jc w:val="center"/>
+            </w:pPr>
+            <w:r>
+              <w:rPr>
+                <w:b/>
+                <w:color w:val="000000"/>
+                <w:sz w:val="19"/>
+              </w:rPr>
               <w:t xml:space="preserve">Slope</w:t>
             </w:r>
           </w:p>
         </w:tc>
         <w:tc>
-          <w:tcPr/>
-          <w:p>
-            <w:pPr>
-              <w:pStyle w:val="Compact"/>
-            </w:pPr>
-            <w:r>
+          <w:tcPr>
+            <w:tcW w:type="dxa" w:w="1152"/>
+            <w:vAlign w:val="center"/>
+            <w:tcMar>
+              <w:top w:w="75" w:type="dxa"/>
+              <w:left w:w="75" w:type="dxa"/>
+              <w:bottom w:w="75" w:type="dxa"/>
+              <w:right w:w="75" w:type="dxa"/>
+            </w:tcMar>
+            <w:tcBorders>
+              <w:top w:val="single" w:sz="4" w:color="D9D9D9"/>
+              <w:left w:val="single" w:sz="4" w:color="D9D9D9"/>
+              <w:bottom w:val="single" w:sz="4" w:color="D9D9D9"/>
+              <w:right w:val="single" w:sz="4" w:color="D9D9D9"/>
+            </w:tcBorders>
+            <w:shd w:fill="E7EDF3"/>
+          </w:tcPr>
+          <w:p>
+            <w:pPr>
+              <w:pStyle w:val="Compact"/>
+              <w:spacing w:after="40" w:before="40" w:line="240" w:lineRule="auto"/>
+              <w:jc w:val="center"/>
+            </w:pPr>
+            <w:r>
+              <w:rPr>
+                <w:b/>
+                <w:color w:val="000000"/>
+                <w:sz w:val="19"/>
+              </w:rPr>
               <w:t xml:space="preserve">Mean bias (°C)</w:t>
             </w:r>
           </w:p>
         </w:tc>
         <w:tc>
-          <w:tcPr/>
-          <w:p>
-            <w:pPr>
-              <w:pStyle w:val="Compact"/>
-            </w:pPr>
-            <w:r>
+          <w:tcPr>
+            <w:tcW w:type="dxa" w:w="936"/>
+            <w:vAlign w:val="center"/>
+            <w:tcMar>
+              <w:top w:w="75" w:type="dxa"/>
+              <w:left w:w="75" w:type="dxa"/>
+              <w:bottom w:w="75" w:type="dxa"/>
+              <w:right w:w="75" w:type="dxa"/>
+            </w:tcMar>
+            <w:tcBorders>
+              <w:top w:val="single" w:sz="4" w:color="D9D9D9"/>
+              <w:left w:val="single" w:sz="4" w:color="D9D9D9"/>
+              <w:bottom w:val="single" w:sz="4" w:color="D9D9D9"/>
+              <w:right w:val="single" w:sz="4" w:color="D9D9D9"/>
+            </w:tcBorders>
+            <w:shd w:fill="E7EDF3"/>
+          </w:tcPr>
+          <w:p>
+            <w:pPr>
+              <w:pStyle w:val="Compact"/>
+              <w:spacing w:after="40" w:before="40" w:line="240" w:lineRule="auto"/>
+              <w:jc w:val="center"/>
+            </w:pPr>
+            <w:r>
+              <w:rPr>
+                <w:b/>
+                <w:color w:val="000000"/>
+                <w:sz w:val="19"/>
+              </w:rPr>
               <w:t xml:space="preserve">Bias²</w:t>
             </w:r>
           </w:p>
         </w:tc>
         <w:tc>
-          <w:tcPr/>
-          <w:p>
-            <w:pPr>
-              <w:pStyle w:val="Compact"/>
-            </w:pPr>
-            <w:r>
+          <w:tcPr>
+            <w:tcW w:type="dxa" w:w="1656"/>
+            <w:vAlign w:val="center"/>
+            <w:tcMar>
+              <w:top w:w="75" w:type="dxa"/>
+              <w:left w:w="75" w:type="dxa"/>
+              <w:bottom w:w="75" w:type="dxa"/>
+              <w:right w:w="75" w:type="dxa"/>
+            </w:tcMar>
+            <w:tcBorders>
+              <w:top w:val="single" w:sz="4" w:color="D9D9D9"/>
+              <w:left w:val="single" w:sz="4" w:color="D9D9D9"/>
+              <w:bottom w:val="single" w:sz="4" w:color="D9D9D9"/>
+              <w:right w:val="single" w:sz="4" w:color="D9D9D9"/>
+            </w:tcBorders>
+            <w:shd w:fill="E7EDF3"/>
+          </w:tcPr>
+          <w:p>
+            <w:pPr>
+              <w:pStyle w:val="Compact"/>
+              <w:spacing w:after="40" w:before="40" w:line="240" w:lineRule="auto"/>
+              <w:jc w:val="center"/>
+            </w:pPr>
+            <w:r>
+              <w:rPr>
+                <w:b/>
+                <w:color w:val="000000"/>
+                <w:sz w:val="19"/>
+              </w:rPr>
               <w:t xml:space="preserve">Residual var.</w:t>
             </w:r>
           </w:p>
         </w:tc>
         <w:tc>
-          <w:tcPr/>
-          <w:p>
-            <w:pPr>
-              <w:pStyle w:val="Compact"/>
-            </w:pPr>
-            <w:r>
+          <w:tcPr>
+            <w:tcW w:type="dxa" w:w="1296"/>
+            <w:vAlign w:val="center"/>
+            <w:tcMar>
+              <w:top w:w="75" w:type="dxa"/>
+              <w:left w:w="75" w:type="dxa"/>
+              <w:bottom w:w="75" w:type="dxa"/>
+              <w:right w:w="75" w:type="dxa"/>
+            </w:tcMar>
+            <w:tcBorders>
+              <w:top w:val="single" w:sz="4" w:color="D9D9D9"/>
+              <w:left w:val="single" w:sz="4" w:color="D9D9D9"/>
+              <w:bottom w:val="single" w:sz="4" w:color="D9D9D9"/>
+              <w:right w:val="single" w:sz="4" w:color="D9D9D9"/>
+            </w:tcBorders>
+            <w:shd w:fill="E7EDF3"/>
+          </w:tcPr>
+          <w:p>
+            <w:pPr>
+              <w:pStyle w:val="Compact"/>
+              <w:spacing w:after="40" w:before="40" w:line="240" w:lineRule="auto"/>
+              <w:jc w:val="center"/>
+            </w:pPr>
+            <w:r>
+              <w:rPr>
+                <w:b/>
+                <w:color w:val="000000"/>
+                <w:sz w:val="19"/>
+              </w:rPr>
               <w:t xml:space="preserve">RMSE</w:t>
             </w:r>
           </w:p>
         </w:tc>
       </w:tr>
       <w:tr>
-        <w:tc>
-          <w:tcPr/>
-          <w:p>
-            <w:pPr>
-              <w:pStyle w:val="Compact"/>
-            </w:pPr>
-            <w:r>
+        <w:trPr>
+          <w:cantSplit/>
+        </w:trPr>
+        <w:tc>
+          <w:tcPr>
+            <w:tcW w:type="dxa" w:w="3312"/>
+            <w:vAlign w:val="center"/>
+            <w:tcMar>
+              <w:top w:w="75" w:type="dxa"/>
+              <w:left w:w="75" w:type="dxa"/>
+              <w:bottom w:w="75" w:type="dxa"/>
+              <w:right w:w="75" w:type="dxa"/>
+            </w:tcMar>
+            <w:tcBorders>
+              <w:top w:val="single" w:sz="4" w:color="D9D9D9"/>
+              <w:left w:val="single" w:sz="4" w:color="D9D9D9"/>
+              <w:bottom w:val="single" w:sz="4" w:color="D9D9D9"/>
+              <w:right w:val="single" w:sz="4" w:color="D9D9D9"/>
+            </w:tcBorders>
+          </w:tcPr>
+          <w:p>
+            <w:pPr>
+              <w:pStyle w:val="Compact"/>
+              <w:spacing w:after="40" w:before="40" w:line="240" w:lineRule="auto"/>
+              <w:jc w:val="left"/>
+            </w:pPr>
+            <w:r>
+              <w:rPr>
+                <w:color w:val="000000"/>
+                <w:sz w:val="19"/>
+              </w:rPr>
               <w:t xml:space="preserve">PIP</w:t>
             </w:r>
           </w:p>
         </w:tc>
         <w:tc>
-          <w:tcPr/>
-          <w:p>
-            <w:pPr>
-              <w:pStyle w:val="Compact"/>
-            </w:pPr>
-            <w:r>
+          <w:tcPr>
+            <w:tcW w:type="dxa" w:w="1008"/>
+            <w:vAlign w:val="center"/>
+            <w:tcMar>
+              <w:top w:w="75" w:type="dxa"/>
+              <w:left w:w="75" w:type="dxa"/>
+              <w:bottom w:w="75" w:type="dxa"/>
+              <w:right w:w="75" w:type="dxa"/>
+            </w:tcMar>
+            <w:tcBorders>
+              <w:top w:val="single" w:sz="4" w:color="D9D9D9"/>
+              <w:left w:val="single" w:sz="4" w:color="D9D9D9"/>
+              <w:bottom w:val="single" w:sz="4" w:color="D9D9D9"/>
+              <w:right w:val="single" w:sz="4" w:color="D9D9D9"/>
+            </w:tcBorders>
+          </w:tcPr>
+          <w:p>
+            <w:pPr>
+              <w:pStyle w:val="Compact"/>
+              <w:spacing w:after="40" w:before="40" w:line="240" w:lineRule="auto"/>
+              <w:jc w:val="center"/>
+            </w:pPr>
+            <w:r>
+              <w:rPr>
+                <w:color w:val="000000"/>
+                <w:sz w:val="19"/>
+              </w:rPr>
               <w:t xml:space="preserve">0.59</w:t>
             </w:r>
           </w:p>
         </w:tc>
         <w:tc>
-          <w:tcPr/>
-          <w:p>
-            <w:pPr>
-              <w:pStyle w:val="Compact"/>
-            </w:pPr>
-            <w:r>
+          <w:tcPr>
+            <w:tcW w:type="dxa" w:w="1152"/>
+            <w:vAlign w:val="center"/>
+            <w:tcMar>
+              <w:top w:w="75" w:type="dxa"/>
+              <w:left w:w="75" w:type="dxa"/>
+              <w:bottom w:w="75" w:type="dxa"/>
+              <w:right w:w="75" w:type="dxa"/>
+            </w:tcMar>
+            <w:tcBorders>
+              <w:top w:val="single" w:sz="4" w:color="D9D9D9"/>
+              <w:left w:val="single" w:sz="4" w:color="D9D9D9"/>
+              <w:bottom w:val="single" w:sz="4" w:color="D9D9D9"/>
+              <w:right w:val="single" w:sz="4" w:color="D9D9D9"/>
+            </w:tcBorders>
+          </w:tcPr>
+          <w:p>
+            <w:pPr>
+              <w:pStyle w:val="Compact"/>
+              <w:spacing w:after="40" w:before="40" w:line="240" w:lineRule="auto"/>
+              <w:jc w:val="center"/>
+            </w:pPr>
+            <w:r>
+              <w:rPr>
+                <w:color w:val="000000"/>
+                <w:sz w:val="19"/>
+              </w:rPr>
               <w:t xml:space="preserve">+0.60</w:t>
             </w:r>
           </w:p>
         </w:tc>
         <w:tc>
-          <w:tcPr/>
-          <w:p>
-            <w:pPr>
-              <w:pStyle w:val="Compact"/>
-            </w:pPr>
-            <w:r>
+          <w:tcPr>
+            <w:tcW w:type="dxa" w:w="936"/>
+            <w:vAlign w:val="center"/>
+            <w:tcMar>
+              <w:top w:w="75" w:type="dxa"/>
+              <w:left w:w="75" w:type="dxa"/>
+              <w:bottom w:w="75" w:type="dxa"/>
+              <w:right w:w="75" w:type="dxa"/>
+            </w:tcMar>
+            <w:tcBorders>
+              <w:top w:val="single" w:sz="4" w:color="D9D9D9"/>
+              <w:left w:val="single" w:sz="4" w:color="D9D9D9"/>
+              <w:bottom w:val="single" w:sz="4" w:color="D9D9D9"/>
+              <w:right w:val="single" w:sz="4" w:color="D9D9D9"/>
+            </w:tcBorders>
+          </w:tcPr>
+          <w:p>
+            <w:pPr>
+              <w:pStyle w:val="Compact"/>
+              <w:spacing w:after="40" w:before="40" w:line="240" w:lineRule="auto"/>
+              <w:jc w:val="center"/>
+            </w:pPr>
+            <w:r>
+              <w:rPr>
+                <w:color w:val="000000"/>
+                <w:sz w:val="19"/>
+              </w:rPr>
               <w:t xml:space="preserve">0.36</w:t>
             </w:r>
           </w:p>
         </w:tc>
         <w:tc>
-          <w:tcPr/>
-          <w:p>
-            <w:pPr>
-              <w:pStyle w:val="Compact"/>
-            </w:pPr>
-            <w:r>
-              <w:t xml:space="preserve">11.31</w:t>
-            </w:r>
-          </w:p>
-        </w:tc>
-        <w:tc>
-          <w:tcPr/>
-          <w:p>
-            <w:pPr>
-              <w:pStyle w:val="Compact"/>
-            </w:pPr>
-            <w:r>
-              <w:t xml:space="preserve">3.417</w:t>
+          <w:tcPr>
+            <w:tcW w:type="dxa" w:w="1656"/>
+            <w:vAlign w:val="center"/>
+            <w:tcMar>
+              <w:top w:w="75" w:type="dxa"/>
+              <w:left w:w="75" w:type="dxa"/>
+              <w:bottom w:w="75" w:type="dxa"/>
+              <w:right w:w="75" w:type="dxa"/>
+            </w:tcMar>
+            <w:tcBorders>
+              <w:top w:val="single" w:sz="4" w:color="D9D9D9"/>
+              <w:left w:val="single" w:sz="4" w:color="D9D9D9"/>
+              <w:bottom w:val="single" w:sz="4" w:color="D9D9D9"/>
+              <w:right w:val="single" w:sz="4" w:color="D9D9D9"/>
+            </w:tcBorders>
+          </w:tcPr>
+          <w:p>
+            <w:pPr>
+              <w:pStyle w:val="Compact"/>
+              <w:spacing w:after="40" w:before="40" w:line="240" w:lineRule="auto"/>
+              <w:jc w:val="center"/>
+            </w:pPr>
+            <w:r>
+              <w:rPr>
+                <w:color w:val="000000"/>
+                <w:sz w:val="19"/>
+              </w:rPr>
+              <w:t xml:space="preserve">11.30</w:t>
+            </w:r>
+          </w:p>
+        </w:tc>
+        <w:tc>
+          <w:tcPr>
+            <w:tcW w:type="dxa" w:w="1296"/>
+            <w:vAlign w:val="center"/>
+            <w:tcMar>
+              <w:top w:w="75" w:type="dxa"/>
+              <w:left w:w="75" w:type="dxa"/>
+              <w:bottom w:w="75" w:type="dxa"/>
+              <w:right w:w="75" w:type="dxa"/>
+            </w:tcMar>
+            <w:tcBorders>
+              <w:top w:val="single" w:sz="4" w:color="D9D9D9"/>
+              <w:left w:val="single" w:sz="4" w:color="D9D9D9"/>
+              <w:bottom w:val="single" w:sz="4" w:color="D9D9D9"/>
+              <w:right w:val="single" w:sz="4" w:color="D9D9D9"/>
+            </w:tcBorders>
+          </w:tcPr>
+          <w:p>
+            <w:pPr>
+              <w:pStyle w:val="Compact"/>
+              <w:spacing w:after="40" w:before="40" w:line="240" w:lineRule="auto"/>
+              <w:jc w:val="center"/>
+            </w:pPr>
+            <w:r>
+              <w:rPr>
+                <w:color w:val="000000"/>
+                <w:sz w:val="19"/>
+              </w:rPr>
+              <w:t xml:space="preserve">3.414</w:t>
             </w:r>
           </w:p>
         </w:tc>
       </w:tr>
       <w:tr>
-        <w:tc>
-          <w:tcPr/>
-          <w:p>
-            <w:pPr>
-              <w:pStyle w:val="Compact"/>
-            </w:pPr>
-            <w:r>
-              <w:t xml:space="preserve">LM site, Peppe</w:t>
-            </w:r>
-          </w:p>
-        </w:tc>
-        <w:tc>
-          <w:tcPr/>
-          <w:p>
-            <w:pPr>
-              <w:pStyle w:val="Compact"/>
-            </w:pPr>
-            <w:r>
+        <w:trPr>
+          <w:cantSplit/>
+        </w:trPr>
+        <w:tc>
+          <w:tcPr>
+            <w:tcW w:type="dxa" w:w="3312"/>
+            <w:vAlign w:val="center"/>
+            <w:tcMar>
+              <w:top w:w="75" w:type="dxa"/>
+              <w:left w:w="75" w:type="dxa"/>
+              <w:bottom w:w="75" w:type="dxa"/>
+              <w:right w:w="75" w:type="dxa"/>
+            </w:tcMar>
+            <w:tcBorders>
+              <w:top w:val="single" w:sz="4" w:color="D9D9D9"/>
+              <w:left w:val="single" w:sz="4" w:color="D9D9D9"/>
+              <w:bottom w:val="single" w:sz="4" w:color="D9D9D9"/>
+              <w:right w:val="single" w:sz="4" w:color="D9D9D9"/>
+            </w:tcBorders>
+          </w:tcPr>
+          <w:p>
+            <w:pPr>
+              <w:pStyle w:val="Compact"/>
+              <w:spacing w:after="40" w:before="40" w:line="240" w:lineRule="auto"/>
+              <w:jc w:val="left"/>
+            </w:pPr>
+            <w:r>
+              <w:rPr>
+                <w:color w:val="000000"/>
+                <w:sz w:val="19"/>
+              </w:rPr>
+              <w:t xml:space="preserve">LM site, untoothed excluded</w:t>
+            </w:r>
+          </w:p>
+        </w:tc>
+        <w:tc>
+          <w:tcPr>
+            <w:tcW w:type="dxa" w:w="1008"/>
+            <w:vAlign w:val="center"/>
+            <w:tcMar>
+              <w:top w:w="75" w:type="dxa"/>
+              <w:left w:w="75" w:type="dxa"/>
+              <w:bottom w:w="75" w:type="dxa"/>
+              <w:right w:w="75" w:type="dxa"/>
+            </w:tcMar>
+            <w:tcBorders>
+              <w:top w:val="single" w:sz="4" w:color="D9D9D9"/>
+              <w:left w:val="single" w:sz="4" w:color="D9D9D9"/>
+              <w:bottom w:val="single" w:sz="4" w:color="D9D9D9"/>
+              <w:right w:val="single" w:sz="4" w:color="D9D9D9"/>
+            </w:tcBorders>
+          </w:tcPr>
+          <w:p>
+            <w:pPr>
+              <w:pStyle w:val="Compact"/>
+              <w:spacing w:after="40" w:before="40" w:line="240" w:lineRule="auto"/>
+              <w:jc w:val="center"/>
+            </w:pPr>
+            <w:r>
+              <w:rPr>
+                <w:color w:val="000000"/>
+                <w:sz w:val="19"/>
+              </w:rPr>
               <w:t xml:space="preserve">0.78</w:t>
             </w:r>
           </w:p>
         </w:tc>
         <w:tc>
-          <w:tcPr/>
-          <w:p>
-            <w:pPr>
-              <w:pStyle w:val="Compact"/>
-            </w:pPr>
-            <w:r>
-              <w:t xml:space="preserve">+0.04</w:t>
-            </w:r>
-          </w:p>
-        </w:tc>
-        <w:tc>
-          <w:tcPr/>
-          <w:p>
-            <w:pPr>
-              <w:pStyle w:val="Compact"/>
-            </w:pPr>
-            <w:r>
+          <w:tcPr>
+            <w:tcW w:type="dxa" w:w="1152"/>
+            <w:vAlign w:val="center"/>
+            <w:tcMar>
+              <w:top w:w="75" w:type="dxa"/>
+              <w:left w:w="75" w:type="dxa"/>
+              <w:bottom w:w="75" w:type="dxa"/>
+              <w:right w:w="75" w:type="dxa"/>
+            </w:tcMar>
+            <w:tcBorders>
+              <w:top w:val="single" w:sz="4" w:color="D9D9D9"/>
+              <w:left w:val="single" w:sz="4" w:color="D9D9D9"/>
+              <w:bottom w:val="single" w:sz="4" w:color="D9D9D9"/>
+              <w:right w:val="single" w:sz="4" w:color="D9D9D9"/>
+            </w:tcBorders>
+          </w:tcPr>
+          <w:p>
+            <w:pPr>
+              <w:pStyle w:val="Compact"/>
+              <w:spacing w:after="40" w:before="40" w:line="240" w:lineRule="auto"/>
+              <w:jc w:val="center"/>
+            </w:pPr>
+            <w:r>
+              <w:rPr>
+                <w:color w:val="000000"/>
+                <w:sz w:val="19"/>
+              </w:rPr>
+              <w:t xml:space="preserve">+0.00</w:t>
+            </w:r>
+          </w:p>
+        </w:tc>
+        <w:tc>
+          <w:tcPr>
+            <w:tcW w:type="dxa" w:w="936"/>
+            <w:vAlign w:val="center"/>
+            <w:tcMar>
+              <w:top w:w="75" w:type="dxa"/>
+              <w:left w:w="75" w:type="dxa"/>
+              <w:bottom w:w="75" w:type="dxa"/>
+              <w:right w:w="75" w:type="dxa"/>
+            </w:tcMar>
+            <w:tcBorders>
+              <w:top w:val="single" w:sz="4" w:color="D9D9D9"/>
+              <w:left w:val="single" w:sz="4" w:color="D9D9D9"/>
+              <w:bottom w:val="single" w:sz="4" w:color="D9D9D9"/>
+              <w:right w:val="single" w:sz="4" w:color="D9D9D9"/>
+            </w:tcBorders>
+          </w:tcPr>
+          <w:p>
+            <w:pPr>
+              <w:pStyle w:val="Compact"/>
+              <w:spacing w:after="40" w:before="40" w:line="240" w:lineRule="auto"/>
+              <w:jc w:val="center"/>
+            </w:pPr>
+            <w:r>
+              <w:rPr>
+                <w:color w:val="000000"/>
+                <w:sz w:val="19"/>
+              </w:rPr>
               <w:t xml:space="preserve">0.00</w:t>
             </w:r>
           </w:p>
         </w:tc>
         <w:tc>
-          <w:tcPr/>
-          <w:p>
-            <w:pPr>
-              <w:pStyle w:val="Compact"/>
-            </w:pPr>
-            <w:r>
-              <w:t xml:space="preserve">13.95</w:t>
-            </w:r>
-          </w:p>
-        </w:tc>
-        <w:tc>
-          <w:tcPr/>
-          <w:p>
-            <w:pPr>
-              <w:pStyle w:val="Compact"/>
-            </w:pPr>
-            <w:r>
-              <w:t xml:space="preserve">3.736</w:t>
+          <w:tcPr>
+            <w:tcW w:type="dxa" w:w="1656"/>
+            <w:vAlign w:val="center"/>
+            <w:tcMar>
+              <w:top w:w="75" w:type="dxa"/>
+              <w:left w:w="75" w:type="dxa"/>
+              <w:bottom w:w="75" w:type="dxa"/>
+              <w:right w:w="75" w:type="dxa"/>
+            </w:tcMar>
+            <w:tcBorders>
+              <w:top w:val="single" w:sz="4" w:color="D9D9D9"/>
+              <w:left w:val="single" w:sz="4" w:color="D9D9D9"/>
+              <w:bottom w:val="single" w:sz="4" w:color="D9D9D9"/>
+              <w:right w:val="single" w:sz="4" w:color="D9D9D9"/>
+            </w:tcBorders>
+          </w:tcPr>
+          <w:p>
+            <w:pPr>
+              <w:pStyle w:val="Compact"/>
+              <w:spacing w:after="40" w:before="40" w:line="240" w:lineRule="auto"/>
+              <w:jc w:val="center"/>
+            </w:pPr>
+            <w:r>
+              <w:rPr>
+                <w:color w:val="000000"/>
+                <w:sz w:val="19"/>
+              </w:rPr>
+              <w:t xml:space="preserve">13.85</w:t>
+            </w:r>
+          </w:p>
+        </w:tc>
+        <w:tc>
+          <w:tcPr>
+            <w:tcW w:type="dxa" w:w="1296"/>
+            <w:vAlign w:val="center"/>
+            <w:tcMar>
+              <w:top w:w="75" w:type="dxa"/>
+              <w:left w:w="75" w:type="dxa"/>
+              <w:bottom w:w="75" w:type="dxa"/>
+              <w:right w:w="75" w:type="dxa"/>
+            </w:tcMar>
+            <w:tcBorders>
+              <w:top w:val="single" w:sz="4" w:color="D9D9D9"/>
+              <w:left w:val="single" w:sz="4" w:color="D9D9D9"/>
+              <w:bottom w:val="single" w:sz="4" w:color="D9D9D9"/>
+              <w:right w:val="single" w:sz="4" w:color="D9D9D9"/>
+            </w:tcBorders>
+          </w:tcPr>
+          <w:p>
+            <w:pPr>
+              <w:pStyle w:val="Compact"/>
+              <w:spacing w:after="40" w:before="40" w:line="240" w:lineRule="auto"/>
+              <w:jc w:val="center"/>
+            </w:pPr>
+            <w:r>
+              <w:rPr>
+                <w:color w:val="000000"/>
+                <w:sz w:val="19"/>
+              </w:rPr>
+              <w:t xml:space="preserve">3.722</w:t>
             </w:r>
           </w:p>
         </w:tc>
       </w:tr>
       <w:tr>
-        <w:tc>
-          <w:tcPr/>
-          <w:p>
-            <w:pPr>
-              <w:pStyle w:val="Compact"/>
-            </w:pPr>
-            <w:r>
+        <w:trPr>
+          <w:cantSplit/>
+        </w:trPr>
+        <w:tc>
+          <w:tcPr>
+            <w:tcW w:type="dxa" w:w="3312"/>
+            <w:vAlign w:val="center"/>
+            <w:tcMar>
+              <w:top w:w="75" w:type="dxa"/>
+              <w:left w:w="75" w:type="dxa"/>
+              <w:bottom w:w="75" w:type="dxa"/>
+              <w:right w:w="75" w:type="dxa"/>
+            </w:tcMar>
+            <w:tcBorders>
+              <w:top w:val="single" w:sz="4" w:color="D9D9D9"/>
+              <w:left w:val="single" w:sz="4" w:color="D9D9D9"/>
+              <w:bottom w:val="single" w:sz="4" w:color="D9D9D9"/>
+              <w:right w:val="single" w:sz="4" w:color="D9D9D9"/>
+            </w:tcBorders>
+          </w:tcPr>
+          <w:p>
+            <w:pPr>
+              <w:pStyle w:val="Compact"/>
+              <w:spacing w:after="40" w:before="40" w:line="240" w:lineRule="auto"/>
+              <w:jc w:val="left"/>
+            </w:pPr>
+            <w:r>
+              <w:rPr>
+                <w:color w:val="000000"/>
+                <w:sz w:val="19"/>
+              </w:rPr>
               <w:t xml:space="preserve">LM site, sp+zero</w:t>
             </w:r>
           </w:p>
         </w:tc>
         <w:tc>
-          <w:tcPr/>
-          <w:p>
-            <w:pPr>
-              <w:pStyle w:val="Compact"/>
-            </w:pPr>
-            <w:r>
+          <w:tcPr>
+            <w:tcW w:type="dxa" w:w="1008"/>
+            <w:vAlign w:val="center"/>
+            <w:tcMar>
+              <w:top w:w="75" w:type="dxa"/>
+              <w:left w:w="75" w:type="dxa"/>
+              <w:bottom w:w="75" w:type="dxa"/>
+              <w:right w:w="75" w:type="dxa"/>
+            </w:tcMar>
+            <w:tcBorders>
+              <w:top w:val="single" w:sz="4" w:color="D9D9D9"/>
+              <w:left w:val="single" w:sz="4" w:color="D9D9D9"/>
+              <w:bottom w:val="single" w:sz="4" w:color="D9D9D9"/>
+              <w:right w:val="single" w:sz="4" w:color="D9D9D9"/>
+            </w:tcBorders>
+          </w:tcPr>
+          <w:p>
+            <w:pPr>
+              <w:pStyle w:val="Compact"/>
+              <w:spacing w:after="40" w:before="40" w:line="240" w:lineRule="auto"/>
+              <w:jc w:val="center"/>
+            </w:pPr>
+            <w:r>
+              <w:rPr>
+                <w:color w:val="000000"/>
+                <w:sz w:val="19"/>
+              </w:rPr>
               <w:t xml:space="preserve">0.73</w:t>
             </w:r>
           </w:p>
         </w:tc>
         <w:tc>
-          <w:tcPr/>
-          <w:p>
-            <w:pPr>
-              <w:pStyle w:val="Compact"/>
-            </w:pPr>
-            <w:r>
-              <w:t xml:space="preserve">+0.05</w:t>
-            </w:r>
-          </w:p>
-        </w:tc>
-        <w:tc>
-          <w:tcPr/>
-          <w:p>
-            <w:pPr>
-              <w:pStyle w:val="Compact"/>
-            </w:pPr>
-            <w:r>
+          <w:tcPr>
+            <w:tcW w:type="dxa" w:w="1152"/>
+            <w:vAlign w:val="center"/>
+            <w:tcMar>
+              <w:top w:w="75" w:type="dxa"/>
+              <w:left w:w="75" w:type="dxa"/>
+              <w:bottom w:w="75" w:type="dxa"/>
+              <w:right w:w="75" w:type="dxa"/>
+            </w:tcMar>
+            <w:tcBorders>
+              <w:top w:val="single" w:sz="4" w:color="D9D9D9"/>
+              <w:left w:val="single" w:sz="4" w:color="D9D9D9"/>
+              <w:bottom w:val="single" w:sz="4" w:color="D9D9D9"/>
+              <w:right w:val="single" w:sz="4" w:color="D9D9D9"/>
+            </w:tcBorders>
+          </w:tcPr>
+          <w:p>
+            <w:pPr>
+              <w:pStyle w:val="Compact"/>
+              <w:spacing w:after="40" w:before="40" w:line="240" w:lineRule="auto"/>
+              <w:jc w:val="center"/>
+            </w:pPr>
+            <w:r>
+              <w:rPr>
+                <w:color w:val="000000"/>
+                <w:sz w:val="19"/>
+              </w:rPr>
+              <w:t xml:space="preserve">+0.06</w:t>
+            </w:r>
+          </w:p>
+        </w:tc>
+        <w:tc>
+          <w:tcPr>
+            <w:tcW w:type="dxa" w:w="936"/>
+            <w:vAlign w:val="center"/>
+            <w:tcMar>
+              <w:top w:w="75" w:type="dxa"/>
+              <w:left w:w="75" w:type="dxa"/>
+              <w:bottom w:w="75" w:type="dxa"/>
+              <w:right w:w="75" w:type="dxa"/>
+            </w:tcMar>
+            <w:tcBorders>
+              <w:top w:val="single" w:sz="4" w:color="D9D9D9"/>
+              <w:left w:val="single" w:sz="4" w:color="D9D9D9"/>
+              <w:bottom w:val="single" w:sz="4" w:color="D9D9D9"/>
+              <w:right w:val="single" w:sz="4" w:color="D9D9D9"/>
+            </w:tcBorders>
+          </w:tcPr>
+          <w:p>
+            <w:pPr>
+              <w:pStyle w:val="Compact"/>
+              <w:spacing w:after="40" w:before="40" w:line="240" w:lineRule="auto"/>
+              <w:jc w:val="center"/>
+            </w:pPr>
+            <w:r>
+              <w:rPr>
+                <w:color w:val="000000"/>
+                <w:sz w:val="19"/>
+              </w:rPr>
               <w:t xml:space="preserve">0.00</w:t>
             </w:r>
           </w:p>
         </w:tc>
         <w:tc>
-          <w:tcPr/>
-          <w:p>
-            <w:pPr>
-              <w:pStyle w:val="Compact"/>
-            </w:pPr>
-            <w:r>
-              <w:t xml:space="preserve">17.72</w:t>
-            </w:r>
-          </w:p>
-        </w:tc>
-        <w:tc>
-          <w:tcPr/>
-          <w:p>
-            <w:pPr>
-              <w:pStyle w:val="Compact"/>
-            </w:pPr>
-            <w:r>
-              <w:t xml:space="preserve">4.209</w:t>
+          <w:tcPr>
+            <w:tcW w:type="dxa" w:w="1656"/>
+            <w:vAlign w:val="center"/>
+            <w:tcMar>
+              <w:top w:w="75" w:type="dxa"/>
+              <w:left w:w="75" w:type="dxa"/>
+              <w:bottom w:w="75" w:type="dxa"/>
+              <w:right w:w="75" w:type="dxa"/>
+            </w:tcMar>
+            <w:tcBorders>
+              <w:top w:val="single" w:sz="4" w:color="D9D9D9"/>
+              <w:left w:val="single" w:sz="4" w:color="D9D9D9"/>
+              <w:bottom w:val="single" w:sz="4" w:color="D9D9D9"/>
+              <w:right w:val="single" w:sz="4" w:color="D9D9D9"/>
+            </w:tcBorders>
+          </w:tcPr>
+          <w:p>
+            <w:pPr>
+              <w:pStyle w:val="Compact"/>
+              <w:spacing w:after="40" w:before="40" w:line="240" w:lineRule="auto"/>
+              <w:jc w:val="center"/>
+            </w:pPr>
+            <w:r>
+              <w:rPr>
+                <w:color w:val="000000"/>
+                <w:sz w:val="19"/>
+              </w:rPr>
+              <w:t xml:space="preserve">17.78</w:t>
+            </w:r>
+          </w:p>
+        </w:tc>
+        <w:tc>
+          <w:tcPr>
+            <w:tcW w:type="dxa" w:w="1296"/>
+            <w:vAlign w:val="center"/>
+            <w:tcMar>
+              <w:top w:w="75" w:type="dxa"/>
+              <w:left w:w="75" w:type="dxa"/>
+              <w:bottom w:w="75" w:type="dxa"/>
+              <w:right w:w="75" w:type="dxa"/>
+            </w:tcMar>
+            <w:tcBorders>
+              <w:top w:val="single" w:sz="4" w:color="D9D9D9"/>
+              <w:left w:val="single" w:sz="4" w:color="D9D9D9"/>
+              <w:bottom w:val="single" w:sz="4" w:color="D9D9D9"/>
+              <w:right w:val="single" w:sz="4" w:color="D9D9D9"/>
+            </w:tcBorders>
+          </w:tcPr>
+          <w:p>
+            <w:pPr>
+              <w:pStyle w:val="Compact"/>
+              <w:spacing w:after="40" w:before="40" w:line="240" w:lineRule="auto"/>
+              <w:jc w:val="center"/>
+            </w:pPr>
+            <w:r>
+              <w:rPr>
+                <w:color w:val="000000"/>
+                <w:sz w:val="19"/>
+              </w:rPr>
+              <w:t xml:space="preserve">4.217</w:t>
             </w:r>
           </w:p>
         </w:tc>
       </w:tr>
       <w:tr>
-        <w:tc>
-          <w:tcPr/>
-          <w:p>
-            <w:pPr>
-              <w:pStyle w:val="Compact"/>
-            </w:pPr>
-            <w:r>
+        <w:trPr>
+          <w:cantSplit/>
+        </w:trPr>
+        <w:tc>
+          <w:tcPr>
+            <w:tcW w:type="dxa" w:w="3312"/>
+            <w:vAlign w:val="center"/>
+            <w:tcMar>
+              <w:top w:w="75" w:type="dxa"/>
+              <w:left w:w="75" w:type="dxa"/>
+              <w:bottom w:w="75" w:type="dxa"/>
+              <w:right w:w="75" w:type="dxa"/>
+            </w:tcMar>
+            <w:tcBorders>
+              <w:top w:val="single" w:sz="4" w:color="D9D9D9"/>
+              <w:left w:val="single" w:sz="4" w:color="D9D9D9"/>
+              <w:bottom w:val="single" w:sz="4" w:color="D9D9D9"/>
+              <w:right w:val="single" w:sz="4" w:color="D9D9D9"/>
+            </w:tcBorders>
+          </w:tcPr>
+          <w:p>
+            <w:pPr>
+              <w:pStyle w:val="Compact"/>
+              <w:spacing w:after="40" w:before="40" w:line="240" w:lineRule="auto"/>
+              <w:jc w:val="left"/>
+            </w:pPr>
+            <w:r>
+              <w:rPr>
+                <w:color w:val="000000"/>
+                <w:sz w:val="19"/>
+              </w:rPr>
               <w:t xml:space="preserve">LM site, specimen</w:t>
             </w:r>
           </w:p>
         </w:tc>
         <w:tc>
-          <w:tcPr/>
-          <w:p>
-            <w:pPr>
-              <w:pStyle w:val="Compact"/>
-            </w:pPr>
-            <w:r>
+          <w:tcPr>
+            <w:tcW w:type="dxa" w:w="1008"/>
+            <w:vAlign w:val="center"/>
+            <w:tcMar>
+              <w:top w:w="75" w:type="dxa"/>
+              <w:left w:w="75" w:type="dxa"/>
+              <w:bottom w:w="75" w:type="dxa"/>
+              <w:right w:w="75" w:type="dxa"/>
+            </w:tcMar>
+            <w:tcBorders>
+              <w:top w:val="single" w:sz="4" w:color="D9D9D9"/>
+              <w:left w:val="single" w:sz="4" w:color="D9D9D9"/>
+              <w:bottom w:val="single" w:sz="4" w:color="D9D9D9"/>
+              <w:right w:val="single" w:sz="4" w:color="D9D9D9"/>
+            </w:tcBorders>
+          </w:tcPr>
+          <w:p>
+            <w:pPr>
+              <w:pStyle w:val="Compact"/>
+              <w:spacing w:after="40" w:before="40" w:line="240" w:lineRule="auto"/>
+              <w:jc w:val="center"/>
+            </w:pPr>
+            <w:r>
+              <w:rPr>
+                <w:color w:val="000000"/>
+                <w:sz w:val="19"/>
+              </w:rPr>
               <w:t xml:space="preserve">0.73</w:t>
             </w:r>
           </w:p>
         </w:tc>
         <w:tc>
-          <w:tcPr/>
-          <w:p>
-            <w:pPr>
-              <w:pStyle w:val="Compact"/>
-            </w:pPr>
-            <w:r>
-              <w:t xml:space="preserve">+0.05</w:t>
-            </w:r>
-          </w:p>
-        </w:tc>
-        <w:tc>
-          <w:tcPr/>
-          <w:p>
-            <w:pPr>
-              <w:pStyle w:val="Compact"/>
-            </w:pPr>
-            <w:r>
+          <w:tcPr>
+            <w:tcW w:type="dxa" w:w="1152"/>
+            <w:vAlign w:val="center"/>
+            <w:tcMar>
+              <w:top w:w="75" w:type="dxa"/>
+              <w:left w:w="75" w:type="dxa"/>
+              <w:bottom w:w="75" w:type="dxa"/>
+              <w:right w:w="75" w:type="dxa"/>
+            </w:tcMar>
+            <w:tcBorders>
+              <w:top w:val="single" w:sz="4" w:color="D9D9D9"/>
+              <w:left w:val="single" w:sz="4" w:color="D9D9D9"/>
+              <w:bottom w:val="single" w:sz="4" w:color="D9D9D9"/>
+              <w:right w:val="single" w:sz="4" w:color="D9D9D9"/>
+            </w:tcBorders>
+          </w:tcPr>
+          <w:p>
+            <w:pPr>
+              <w:pStyle w:val="Compact"/>
+              <w:spacing w:after="40" w:before="40" w:line="240" w:lineRule="auto"/>
+              <w:jc w:val="center"/>
+            </w:pPr>
+            <w:r>
+              <w:rPr>
+                <w:color w:val="000000"/>
+                <w:sz w:val="19"/>
+              </w:rPr>
+              <w:t xml:space="preserve">+0.06</w:t>
+            </w:r>
+          </w:p>
+        </w:tc>
+        <w:tc>
+          <w:tcPr>
+            <w:tcW w:type="dxa" w:w="936"/>
+            <w:vAlign w:val="center"/>
+            <w:tcMar>
+              <w:top w:w="75" w:type="dxa"/>
+              <w:left w:w="75" w:type="dxa"/>
+              <w:bottom w:w="75" w:type="dxa"/>
+              <w:right w:w="75" w:type="dxa"/>
+            </w:tcMar>
+            <w:tcBorders>
+              <w:top w:val="single" w:sz="4" w:color="D9D9D9"/>
+              <w:left w:val="single" w:sz="4" w:color="D9D9D9"/>
+              <w:bottom w:val="single" w:sz="4" w:color="D9D9D9"/>
+              <w:right w:val="single" w:sz="4" w:color="D9D9D9"/>
+            </w:tcBorders>
+          </w:tcPr>
+          <w:p>
+            <w:pPr>
+              <w:pStyle w:val="Compact"/>
+              <w:spacing w:after="40" w:before="40" w:line="240" w:lineRule="auto"/>
+              <w:jc w:val="center"/>
+            </w:pPr>
+            <w:r>
+              <w:rPr>
+                <w:color w:val="000000"/>
+                <w:sz w:val="19"/>
+              </w:rPr>
               <w:t xml:space="preserve">0.00</w:t>
             </w:r>
           </w:p>
         </w:tc>
         <w:tc>
-          <w:tcPr/>
-          <w:p>
-            <w:pPr>
-              <w:pStyle w:val="Compact"/>
-            </w:pPr>
-            <w:r>
+          <w:tcPr>
+            <w:tcW w:type="dxa" w:w="1656"/>
+            <w:vAlign w:val="center"/>
+            <w:tcMar>
+              <w:top w:w="75" w:type="dxa"/>
+              <w:left w:w="75" w:type="dxa"/>
+              <w:bottom w:w="75" w:type="dxa"/>
+              <w:right w:w="75" w:type="dxa"/>
+            </w:tcMar>
+            <w:tcBorders>
+              <w:top w:val="single" w:sz="4" w:color="D9D9D9"/>
+              <w:left w:val="single" w:sz="4" w:color="D9D9D9"/>
+              <w:bottom w:val="single" w:sz="4" w:color="D9D9D9"/>
+              <w:right w:val="single" w:sz="4" w:color="D9D9D9"/>
+            </w:tcBorders>
+          </w:tcPr>
+          <w:p>
+            <w:pPr>
+              <w:pStyle w:val="Compact"/>
+              <w:spacing w:after="40" w:before="40" w:line="240" w:lineRule="auto"/>
+              <w:jc w:val="center"/>
+            </w:pPr>
+            <w:r>
+              <w:rPr>
+                <w:color w:val="000000"/>
+                <w:sz w:val="19"/>
+              </w:rPr>
               <w:t xml:space="preserve">17.78</w:t>
             </w:r>
           </w:p>
         </w:tc>
         <w:tc>
-          <w:tcPr/>
-          <w:p>
-            <w:pPr>
-              <w:pStyle w:val="Compact"/>
-            </w:pPr>
-            <w:r>
+          <w:tcPr>
+            <w:tcW w:type="dxa" w:w="1296"/>
+            <w:vAlign w:val="center"/>
+            <w:tcMar>
+              <w:top w:w="75" w:type="dxa"/>
+              <w:left w:w="75" w:type="dxa"/>
+              <w:bottom w:w="75" w:type="dxa"/>
+              <w:right w:w="75" w:type="dxa"/>
+            </w:tcMar>
+            <w:tcBorders>
+              <w:top w:val="single" w:sz="4" w:color="D9D9D9"/>
+              <w:left w:val="single" w:sz="4" w:color="D9D9D9"/>
+              <w:bottom w:val="single" w:sz="4" w:color="D9D9D9"/>
+              <w:right w:val="single" w:sz="4" w:color="D9D9D9"/>
+            </w:tcBorders>
+          </w:tcPr>
+          <w:p>
+            <w:pPr>
+              <w:pStyle w:val="Compact"/>
+              <w:spacing w:after="40" w:before="40" w:line="240" w:lineRule="auto"/>
+              <w:jc w:val="center"/>
+            </w:pPr>
+            <w:r>
+              <w:rPr>
+                <w:color w:val="000000"/>
+                <w:sz w:val="19"/>
+              </w:rPr>
               <w:t xml:space="preserve">4.217</w:t>
             </w:r>
           </w:p>
         </w:tc>
       </w:tr>
       <w:tr>
-        <w:tc>
-          <w:tcPr/>
-          <w:p>
-            <w:pPr>
-              <w:pStyle w:val="Compact"/>
-            </w:pPr>
-            <w:r>
+        <w:trPr>
+          <w:cantSplit/>
+        </w:trPr>
+        <w:tc>
+          <w:tcPr>
+            <w:tcW w:type="dxa" w:w="3312"/>
+            <w:vAlign w:val="center"/>
+            <w:tcMar>
+              <w:top w:w="75" w:type="dxa"/>
+              <w:left w:w="75" w:type="dxa"/>
+              <w:bottom w:w="75" w:type="dxa"/>
+              <w:right w:w="75" w:type="dxa"/>
+            </w:tcMar>
+            <w:tcBorders>
+              <w:top w:val="single" w:sz="4" w:color="D9D9D9"/>
+              <w:left w:val="single" w:sz="4" w:color="D9D9D9"/>
+              <w:bottom w:val="single" w:sz="4" w:color="D9D9D9"/>
+              <w:right w:val="single" w:sz="4" w:color="D9D9D9"/>
+            </w:tcBorders>
+          </w:tcPr>
+          <w:p>
+            <w:pPr>
+              <w:pStyle w:val="Compact"/>
+              <w:spacing w:after="40" w:before="40" w:line="240" w:lineRule="auto"/>
+              <w:jc w:val="left"/>
+            </w:pPr>
+            <w:r>
+              <w:rPr>
+                <w:color w:val="000000"/>
+                <w:sz w:val="19"/>
+              </w:rPr>
               <w:t xml:space="preserve">LM species</w:t>
             </w:r>
           </w:p>
         </w:tc>
         <w:tc>
-          <w:tcPr/>
-          <w:p>
-            <w:pPr>
-              <w:pStyle w:val="Compact"/>
-            </w:pPr>
-            <w:r>
+          <w:tcPr>
+            <w:tcW w:type="dxa" w:w="1008"/>
+            <w:vAlign w:val="center"/>
+            <w:tcMar>
+              <w:top w:w="75" w:type="dxa"/>
+              <w:left w:w="75" w:type="dxa"/>
+              <w:bottom w:w="75" w:type="dxa"/>
+              <w:right w:w="75" w:type="dxa"/>
+            </w:tcMar>
+            <w:tcBorders>
+              <w:top w:val="single" w:sz="4" w:color="D9D9D9"/>
+              <w:left w:val="single" w:sz="4" w:color="D9D9D9"/>
+              <w:bottom w:val="single" w:sz="4" w:color="D9D9D9"/>
+              <w:right w:val="single" w:sz="4" w:color="D9D9D9"/>
+            </w:tcBorders>
+          </w:tcPr>
+          <w:p>
+            <w:pPr>
+              <w:pStyle w:val="Compact"/>
+              <w:spacing w:after="40" w:before="40" w:line="240" w:lineRule="auto"/>
+              <w:jc w:val="center"/>
+            </w:pPr>
+            <w:r>
+              <w:rPr>
+                <w:color w:val="000000"/>
+                <w:sz w:val="19"/>
+              </w:rPr>
               <w:t xml:space="preserve">0.35</w:t>
             </w:r>
           </w:p>
         </w:tc>
         <w:tc>
-          <w:tcPr/>
-          <w:p>
-            <w:pPr>
-              <w:pStyle w:val="Compact"/>
-            </w:pPr>
-            <w:r>
+          <w:tcPr>
+            <w:tcW w:type="dxa" w:w="1152"/>
+            <w:vAlign w:val="center"/>
+            <w:tcMar>
+              <w:top w:w="75" w:type="dxa"/>
+              <w:left w:w="75" w:type="dxa"/>
+              <w:bottom w:w="75" w:type="dxa"/>
+              <w:right w:w="75" w:type="dxa"/>
+            </w:tcMar>
+            <w:tcBorders>
+              <w:top w:val="single" w:sz="4" w:color="D9D9D9"/>
+              <w:left w:val="single" w:sz="4" w:color="D9D9D9"/>
+              <w:bottom w:val="single" w:sz="4" w:color="D9D9D9"/>
+              <w:right w:val="single" w:sz="4" w:color="D9D9D9"/>
+            </w:tcBorders>
+          </w:tcPr>
+          <w:p>
+            <w:pPr>
+              <w:pStyle w:val="Compact"/>
+              <w:spacing w:after="40" w:before="40" w:line="240" w:lineRule="auto"/>
+              <w:jc w:val="center"/>
+            </w:pPr>
+            <w:r>
+              <w:rPr>
+                <w:color w:val="000000"/>
+                <w:sz w:val="19"/>
+              </w:rPr>
               <w:t xml:space="preserve">+1.73</w:t>
             </w:r>
           </w:p>
         </w:tc>
         <w:tc>
-          <w:tcPr/>
-          <w:p>
-            <w:pPr>
-              <w:pStyle w:val="Compact"/>
-            </w:pPr>
-            <w:r>
+          <w:tcPr>
+            <w:tcW w:type="dxa" w:w="936"/>
+            <w:vAlign w:val="center"/>
+            <w:tcMar>
+              <w:top w:w="75" w:type="dxa"/>
+              <w:left w:w="75" w:type="dxa"/>
+              <w:bottom w:w="75" w:type="dxa"/>
+              <w:right w:w="75" w:type="dxa"/>
+            </w:tcMar>
+            <w:tcBorders>
+              <w:top w:val="single" w:sz="4" w:color="D9D9D9"/>
+              <w:left w:val="single" w:sz="4" w:color="D9D9D9"/>
+              <w:bottom w:val="single" w:sz="4" w:color="D9D9D9"/>
+              <w:right w:val="single" w:sz="4" w:color="D9D9D9"/>
+            </w:tcBorders>
+          </w:tcPr>
+          <w:p>
+            <w:pPr>
+              <w:pStyle w:val="Compact"/>
+              <w:spacing w:after="40" w:before="40" w:line="240" w:lineRule="auto"/>
+              <w:jc w:val="center"/>
+            </w:pPr>
+            <w:r>
+              <w:rPr>
+                <w:color w:val="000000"/>
+                <w:sz w:val="19"/>
+              </w:rPr>
               <w:t xml:space="preserve">3.00</w:t>
             </w:r>
           </w:p>
         </w:tc>
         <w:tc>
-          <w:tcPr/>
-          <w:p>
-            <w:pPr>
-              <w:pStyle w:val="Compact"/>
-            </w:pPr>
-            <w:r>
-              <w:t xml:space="preserve">24.02</w:t>
-            </w:r>
-          </w:p>
-        </w:tc>
-        <w:tc>
-          <w:tcPr/>
-          <w:p>
-            <w:pPr>
-              <w:pStyle w:val="Compact"/>
-            </w:pPr>
-            <w:r>
-              <w:t xml:space="preserve">5.198</w:t>
+          <w:tcPr>
+            <w:tcW w:type="dxa" w:w="1656"/>
+            <w:vAlign w:val="center"/>
+            <w:tcMar>
+              <w:top w:w="75" w:type="dxa"/>
+              <w:left w:w="75" w:type="dxa"/>
+              <w:bottom w:w="75" w:type="dxa"/>
+              <w:right w:w="75" w:type="dxa"/>
+            </w:tcMar>
+            <w:tcBorders>
+              <w:top w:val="single" w:sz="4" w:color="D9D9D9"/>
+              <w:left w:val="single" w:sz="4" w:color="D9D9D9"/>
+              <w:bottom w:val="single" w:sz="4" w:color="D9D9D9"/>
+              <w:right w:val="single" w:sz="4" w:color="D9D9D9"/>
+            </w:tcBorders>
+          </w:tcPr>
+          <w:p>
+            <w:pPr>
+              <w:pStyle w:val="Compact"/>
+              <w:spacing w:after="40" w:before="40" w:line="240" w:lineRule="auto"/>
+              <w:jc w:val="center"/>
+            </w:pPr>
+            <w:r>
+              <w:rPr>
+                <w:color w:val="000000"/>
+                <w:sz w:val="19"/>
+              </w:rPr>
+              <w:t xml:space="preserve">24.01</w:t>
+            </w:r>
+          </w:p>
+        </w:tc>
+        <w:tc>
+          <w:tcPr>
+            <w:tcW w:type="dxa" w:w="1296"/>
+            <w:vAlign w:val="center"/>
+            <w:tcMar>
+              <w:top w:w="75" w:type="dxa"/>
+              <w:left w:w="75" w:type="dxa"/>
+              <w:bottom w:w="75" w:type="dxa"/>
+              <w:right w:w="75" w:type="dxa"/>
+            </w:tcMar>
+            <w:tcBorders>
+              <w:top w:val="single" w:sz="4" w:color="D9D9D9"/>
+              <w:left w:val="single" w:sz="4" w:color="D9D9D9"/>
+              <w:bottom w:val="single" w:sz="4" w:color="D9D9D9"/>
+              <w:right w:val="single" w:sz="4" w:color="D9D9D9"/>
+            </w:tcBorders>
+          </w:tcPr>
+          <w:p>
+            <w:pPr>
+              <w:pStyle w:val="Compact"/>
+              <w:spacing w:after="40" w:before="40" w:line="240" w:lineRule="auto"/>
+              <w:jc w:val="center"/>
+            </w:pPr>
+            <w:r>
+              <w:rPr>
+                <w:color w:val="000000"/>
+                <w:sz w:val="19"/>
+              </w:rPr>
+              <w:t xml:space="preserve">5.197</w:t>
             </w:r>
           </w:p>
         </w:tc>
       </w:tr>
       <w:tr>
-        <w:tc>
-          <w:tcPr/>
-          <w:p>
-            <w:pPr>
-              <w:pStyle w:val="Compact"/>
-            </w:pPr>
-            <w:r>
+        <w:trPr>
+          <w:cantSplit/>
+        </w:trPr>
+        <w:tc>
+          <w:tcPr>
+            <w:tcW w:type="dxa" w:w="3312"/>
+            <w:vAlign w:val="center"/>
+            <w:tcMar>
+              <w:top w:w="75" w:type="dxa"/>
+              <w:left w:w="75" w:type="dxa"/>
+              <w:bottom w:w="75" w:type="dxa"/>
+              <w:right w:w="75" w:type="dxa"/>
+            </w:tcMar>
+            <w:tcBorders>
+              <w:top w:val="single" w:sz="4" w:color="D9D9D9"/>
+              <w:left w:val="single" w:sz="4" w:color="D9D9D9"/>
+              <w:bottom w:val="single" w:sz="4" w:color="D9D9D9"/>
+              <w:right w:val="single" w:sz="4" w:color="D9D9D9"/>
+            </w:tcBorders>
+          </w:tcPr>
+          <w:p>
+            <w:pPr>
+              <w:pStyle w:val="Compact"/>
+              <w:spacing w:after="40" w:before="40" w:line="240" w:lineRule="auto"/>
+              <w:jc w:val="left"/>
+            </w:pPr>
+            <w:r>
+              <w:rPr>
+                <w:color w:val="000000"/>
+                <w:sz w:val="19"/>
+              </w:rPr>
               <w:t xml:space="preserve">PGLS</w:t>
             </w:r>
           </w:p>
         </w:tc>
         <w:tc>
-          <w:tcPr/>
-          <w:p>
-            <w:pPr>
-              <w:pStyle w:val="Compact"/>
-            </w:pPr>
-            <w:r>
+          <w:tcPr>
+            <w:tcW w:type="dxa" w:w="1008"/>
+            <w:vAlign w:val="center"/>
+            <w:tcMar>
+              <w:top w:w="75" w:type="dxa"/>
+              <w:left w:w="75" w:type="dxa"/>
+              <w:bottom w:w="75" w:type="dxa"/>
+              <w:right w:w="75" w:type="dxa"/>
+            </w:tcMar>
+            <w:tcBorders>
+              <w:top w:val="single" w:sz="4" w:color="D9D9D9"/>
+              <w:left w:val="single" w:sz="4" w:color="D9D9D9"/>
+              <w:bottom w:val="single" w:sz="4" w:color="D9D9D9"/>
+              <w:right w:val="single" w:sz="4" w:color="D9D9D9"/>
+            </w:tcBorders>
+          </w:tcPr>
+          <w:p>
+            <w:pPr>
+              <w:pStyle w:val="Compact"/>
+              <w:spacing w:after="40" w:before="40" w:line="240" w:lineRule="auto"/>
+              <w:jc w:val="center"/>
+            </w:pPr>
+            <w:r>
+              <w:rPr>
+                <w:color w:val="000000"/>
+                <w:sz w:val="19"/>
+              </w:rPr>
               <w:t xml:space="preserve">0.23</w:t>
             </w:r>
           </w:p>
         </w:tc>
         <w:tc>
-          <w:tcPr/>
-          <w:p>
-            <w:pPr>
-              <w:pStyle w:val="Compact"/>
-            </w:pPr>
-            <w:r>
+          <w:tcPr>
+            <w:tcW w:type="dxa" w:w="1152"/>
+            <w:vAlign w:val="center"/>
+            <w:tcMar>
+              <w:top w:w="75" w:type="dxa"/>
+              <w:left w:w="75" w:type="dxa"/>
+              <w:bottom w:w="75" w:type="dxa"/>
+              <w:right w:w="75" w:type="dxa"/>
+            </w:tcMar>
+            <w:tcBorders>
+              <w:top w:val="single" w:sz="4" w:color="D9D9D9"/>
+              <w:left w:val="single" w:sz="4" w:color="D9D9D9"/>
+              <w:bottom w:val="single" w:sz="4" w:color="D9D9D9"/>
+              <w:right w:val="single" w:sz="4" w:color="D9D9D9"/>
+            </w:tcBorders>
+          </w:tcPr>
+          <w:p>
+            <w:pPr>
+              <w:pStyle w:val="Compact"/>
+              <w:spacing w:after="40" w:before="40" w:line="240" w:lineRule="auto"/>
+              <w:jc w:val="center"/>
+            </w:pPr>
+            <w:r>
+              <w:rPr>
+                <w:color w:val="000000"/>
+                <w:sz w:val="19"/>
+              </w:rPr>
               <w:t xml:space="preserve">+1.89</w:t>
             </w:r>
           </w:p>
         </w:tc>
         <w:tc>
-          <w:tcPr/>
-          <w:p>
-            <w:pPr>
-              <w:pStyle w:val="Compact"/>
-            </w:pPr>
-            <w:r>
-              <w:t xml:space="preserve">3.58</w:t>
-            </w:r>
-          </w:p>
-        </w:tc>
-        <w:tc>
-          <w:tcPr/>
-          <w:p>
-            <w:pPr>
-              <w:pStyle w:val="Compact"/>
-            </w:pPr>
-            <w:r>
-              <w:t xml:space="preserve">30.73</w:t>
-            </w:r>
-          </w:p>
-        </w:tc>
-        <w:tc>
-          <w:tcPr/>
-          <w:p>
-            <w:pPr>
-              <w:pStyle w:val="Compact"/>
-            </w:pPr>
-            <w:r>
-              <w:t xml:space="preserve">5.857</w:t>
+          <w:tcPr>
+            <w:tcW w:type="dxa" w:w="936"/>
+            <w:vAlign w:val="center"/>
+            <w:tcMar>
+              <w:top w:w="75" w:type="dxa"/>
+              <w:left w:w="75" w:type="dxa"/>
+              <w:bottom w:w="75" w:type="dxa"/>
+              <w:right w:w="75" w:type="dxa"/>
+            </w:tcMar>
+            <w:tcBorders>
+              <w:top w:val="single" w:sz="4" w:color="D9D9D9"/>
+              <w:left w:val="single" w:sz="4" w:color="D9D9D9"/>
+              <w:bottom w:val="single" w:sz="4" w:color="D9D9D9"/>
+              <w:right w:val="single" w:sz="4" w:color="D9D9D9"/>
+            </w:tcBorders>
+          </w:tcPr>
+          <w:p>
+            <w:pPr>
+              <w:pStyle w:val="Compact"/>
+              <w:spacing w:after="40" w:before="40" w:line="240" w:lineRule="auto"/>
+              <w:jc w:val="center"/>
+            </w:pPr>
+            <w:r>
+              <w:rPr>
+                <w:color w:val="000000"/>
+                <w:sz w:val="19"/>
+              </w:rPr>
+              <w:t xml:space="preserve">3.56</w:t>
+            </w:r>
+          </w:p>
+        </w:tc>
+        <w:tc>
+          <w:tcPr>
+            <w:tcW w:type="dxa" w:w="1656"/>
+            <w:vAlign w:val="center"/>
+            <w:tcMar>
+              <w:top w:w="75" w:type="dxa"/>
+              <w:left w:w="75" w:type="dxa"/>
+              <w:bottom w:w="75" w:type="dxa"/>
+              <w:right w:w="75" w:type="dxa"/>
+            </w:tcMar>
+            <w:tcBorders>
+              <w:top w:val="single" w:sz="4" w:color="D9D9D9"/>
+              <w:left w:val="single" w:sz="4" w:color="D9D9D9"/>
+              <w:bottom w:val="single" w:sz="4" w:color="D9D9D9"/>
+              <w:right w:val="single" w:sz="4" w:color="D9D9D9"/>
+            </w:tcBorders>
+          </w:tcPr>
+          <w:p>
+            <w:pPr>
+              <w:pStyle w:val="Compact"/>
+              <w:spacing w:after="40" w:before="40" w:line="240" w:lineRule="auto"/>
+              <w:jc w:val="center"/>
+            </w:pPr>
+            <w:r>
+              <w:rPr>
+                <w:color w:val="000000"/>
+                <w:sz w:val="19"/>
+              </w:rPr>
+              <w:t xml:space="preserve">30.70</w:t>
+            </w:r>
+          </w:p>
+        </w:tc>
+        <w:tc>
+          <w:tcPr>
+            <w:tcW w:type="dxa" w:w="1296"/>
+            <w:vAlign w:val="center"/>
+            <w:tcMar>
+              <w:top w:w="75" w:type="dxa"/>
+              <w:left w:w="75" w:type="dxa"/>
+              <w:bottom w:w="75" w:type="dxa"/>
+              <w:right w:w="75" w:type="dxa"/>
+            </w:tcMar>
+            <w:tcBorders>
+              <w:top w:val="single" w:sz="4" w:color="D9D9D9"/>
+              <w:left w:val="single" w:sz="4" w:color="D9D9D9"/>
+              <w:bottom w:val="single" w:sz="4" w:color="D9D9D9"/>
+              <w:right w:val="single" w:sz="4" w:color="D9D9D9"/>
+            </w:tcBorders>
+          </w:tcPr>
+          <w:p>
+            <w:pPr>
+              <w:pStyle w:val="Compact"/>
+              <w:spacing w:after="40" w:before="40" w:line="240" w:lineRule="auto"/>
+              <w:jc w:val="center"/>
+            </w:pPr>
+            <w:r>
+              <w:rPr>
+                <w:color w:val="000000"/>
+                <w:sz w:val="19"/>
+              </w:rPr>
+              <w:t xml:space="preserve">5.854</w:t>
+            </w:r>
+          </w:p>
+        </w:tc>
+      </w:tr>
+    </w:tbl>
+    <w:p>
+      <w:pPr>
+        <w:pStyle w:val="BodyText"/>
+        <w:keepNext/>
+      </w:pPr>
+      <w:r>
+        <w:rPr>
+          <w:b/>
+          <w:bCs/>
+        </w:rPr>
+        <w:t xml:space="preserve">Table 3.</w:t>
+      </w:r>
+      <w:r>
+        <w:t xml:space="preserve"> </w:t>
+      </w:r>
+      <w:r>
+        <w:t xml:space="preserve">Regression slope and RMSE decomposition for impute model configurations, log(MAP) target (log cm). Column definitions as in Table 2.</w:t>
+      </w:r>
+    </w:p>
+    <w:bookmarkEnd w:id="20"/>
+    <w:bookmarkStart w:id="21" w:name="logmap"/>
+    <w:p>
+      <w:pPr>
+        <w:pStyle w:val="Heading3"/>
+      </w:pPr>
+      <w:r>
+        <w:t xml:space="preserve">log(MAP)</w:t>
+      </w:r>
+    </w:p>
+    <w:tbl>
+      <w:tblPr>
+        <w:tblStyle w:val="Table"/>
+        <w:tblW w:type="auto" w:w="0"/>
+        <w:jc w:val="center"/>
+        <w:tblLayout w:type="fixed"/>
+        <w:tblLook w:firstRow="1" w:lastRow="0" w:firstColumn="0" w:lastColumn="0" w:noHBand="0" w:noVBand="0" w:val="0020"/>
+      </w:tblPr>
+      <w:tblGrid>
+        <w:gridCol w:w="3312"/>
+        <w:gridCol w:w="1008"/>
+        <w:gridCol w:w="1152"/>
+        <w:gridCol w:w="936"/>
+        <w:gridCol w:w="1656"/>
+        <w:gridCol w:w="1296"/>
+      </w:tblGrid>
+      <w:tr>
+        <w:trPr>
+          <w:tblHeader w:val="on"/>
+          <w:tblHeader/>
+          <w:cantSplit/>
+        </w:trPr>
+        <w:tc>
+          <w:tcPr>
+            <w:tcW w:type="dxa" w:w="3312"/>
+            <w:vAlign w:val="center"/>
+            <w:tcMar>
+              <w:top w:w="75" w:type="dxa"/>
+              <w:left w:w="75" w:type="dxa"/>
+              <w:bottom w:w="75" w:type="dxa"/>
+              <w:right w:w="75" w:type="dxa"/>
+            </w:tcMar>
+            <w:tcBorders>
+              <w:top w:val="single" w:sz="4" w:color="D9D9D9"/>
+              <w:left w:val="single" w:sz="4" w:color="D9D9D9"/>
+              <w:bottom w:val="single" w:sz="4" w:color="D9D9D9"/>
+              <w:right w:val="single" w:sz="4" w:color="D9D9D9"/>
+            </w:tcBorders>
+            <w:shd w:fill="E7EDF3"/>
+          </w:tcPr>
+          <w:p>
+            <w:pPr>
+              <w:pStyle w:val="Compact"/>
+              <w:spacing w:after="40" w:before="40" w:line="240" w:lineRule="auto"/>
+              <w:jc w:val="left"/>
+            </w:pPr>
+            <w:r>
+              <w:rPr>
+                <w:b/>
+                <w:color w:val="000000"/>
+                <w:sz w:val="19"/>
+              </w:rPr>
+              <w:t xml:space="preserve">Model</w:t>
+            </w:r>
+          </w:p>
+        </w:tc>
+        <w:tc>
+          <w:tcPr>
+            <w:tcW w:type="dxa" w:w="1008"/>
+            <w:vAlign w:val="center"/>
+            <w:tcMar>
+              <w:top w:w="75" w:type="dxa"/>
+              <w:left w:w="75" w:type="dxa"/>
+              <w:bottom w:w="75" w:type="dxa"/>
+              <w:right w:w="75" w:type="dxa"/>
+            </w:tcMar>
+            <w:tcBorders>
+              <w:top w:val="single" w:sz="4" w:color="D9D9D9"/>
+              <w:left w:val="single" w:sz="4" w:color="D9D9D9"/>
+              <w:bottom w:val="single" w:sz="4" w:color="D9D9D9"/>
+              <w:right w:val="single" w:sz="4" w:color="D9D9D9"/>
+            </w:tcBorders>
+            <w:shd w:fill="E7EDF3"/>
+          </w:tcPr>
+          <w:p>
+            <w:pPr>
+              <w:pStyle w:val="Compact"/>
+              <w:spacing w:after="40" w:before="40" w:line="240" w:lineRule="auto"/>
+              <w:jc w:val="center"/>
+            </w:pPr>
+            <w:r>
+              <w:rPr>
+                <w:b/>
+                <w:color w:val="000000"/>
+                <w:sz w:val="19"/>
+              </w:rPr>
+              <w:t xml:space="preserve">Slope</w:t>
+            </w:r>
+          </w:p>
+        </w:tc>
+        <w:tc>
+          <w:tcPr>
+            <w:tcW w:type="dxa" w:w="1152"/>
+            <w:vAlign w:val="center"/>
+            <w:tcMar>
+              <w:top w:w="75" w:type="dxa"/>
+              <w:left w:w="75" w:type="dxa"/>
+              <w:bottom w:w="75" w:type="dxa"/>
+              <w:right w:w="75" w:type="dxa"/>
+            </w:tcMar>
+            <w:tcBorders>
+              <w:top w:val="single" w:sz="4" w:color="D9D9D9"/>
+              <w:left w:val="single" w:sz="4" w:color="D9D9D9"/>
+              <w:bottom w:val="single" w:sz="4" w:color="D9D9D9"/>
+              <w:right w:val="single" w:sz="4" w:color="D9D9D9"/>
+            </w:tcBorders>
+            <w:shd w:fill="E7EDF3"/>
+          </w:tcPr>
+          <w:p>
+            <w:pPr>
+              <w:pStyle w:val="Compact"/>
+              <w:spacing w:after="40" w:before="40" w:line="240" w:lineRule="auto"/>
+              <w:jc w:val="center"/>
+            </w:pPr>
+            <w:r>
+              <w:rPr>
+                <w:b/>
+                <w:color w:val="000000"/>
+                <w:sz w:val="19"/>
+              </w:rPr>
+              <w:t xml:space="preserve">Mean bias</w:t>
+            </w:r>
+          </w:p>
+        </w:tc>
+        <w:tc>
+          <w:tcPr>
+            <w:tcW w:type="dxa" w:w="936"/>
+            <w:vAlign w:val="center"/>
+            <w:tcMar>
+              <w:top w:w="75" w:type="dxa"/>
+              <w:left w:w="75" w:type="dxa"/>
+              <w:bottom w:w="75" w:type="dxa"/>
+              <w:right w:w="75" w:type="dxa"/>
+            </w:tcMar>
+            <w:tcBorders>
+              <w:top w:val="single" w:sz="4" w:color="D9D9D9"/>
+              <w:left w:val="single" w:sz="4" w:color="D9D9D9"/>
+              <w:bottom w:val="single" w:sz="4" w:color="D9D9D9"/>
+              <w:right w:val="single" w:sz="4" w:color="D9D9D9"/>
+            </w:tcBorders>
+            <w:shd w:fill="E7EDF3"/>
+          </w:tcPr>
+          <w:p>
+            <w:pPr>
+              <w:pStyle w:val="Compact"/>
+              <w:spacing w:after="40" w:before="40" w:line="240" w:lineRule="auto"/>
+              <w:jc w:val="center"/>
+            </w:pPr>
+            <w:r>
+              <w:rPr>
+                <w:b/>
+                <w:color w:val="000000"/>
+                <w:sz w:val="19"/>
+              </w:rPr>
+              <w:t xml:space="preserve">Bias²</w:t>
+            </w:r>
+          </w:p>
+        </w:tc>
+        <w:tc>
+          <w:tcPr>
+            <w:tcW w:type="dxa" w:w="1656"/>
+            <w:vAlign w:val="center"/>
+            <w:tcMar>
+              <w:top w:w="75" w:type="dxa"/>
+              <w:left w:w="75" w:type="dxa"/>
+              <w:bottom w:w="75" w:type="dxa"/>
+              <w:right w:w="75" w:type="dxa"/>
+            </w:tcMar>
+            <w:tcBorders>
+              <w:top w:val="single" w:sz="4" w:color="D9D9D9"/>
+              <w:left w:val="single" w:sz="4" w:color="D9D9D9"/>
+              <w:bottom w:val="single" w:sz="4" w:color="D9D9D9"/>
+              <w:right w:val="single" w:sz="4" w:color="D9D9D9"/>
+            </w:tcBorders>
+            <w:shd w:fill="E7EDF3"/>
+          </w:tcPr>
+          <w:p>
+            <w:pPr>
+              <w:pStyle w:val="Compact"/>
+              <w:spacing w:after="40" w:before="40" w:line="240" w:lineRule="auto"/>
+              <w:jc w:val="center"/>
+            </w:pPr>
+            <w:r>
+              <w:rPr>
+                <w:b/>
+                <w:color w:val="000000"/>
+                <w:sz w:val="19"/>
+              </w:rPr>
+              <w:t xml:space="preserve">Residual var.</w:t>
+            </w:r>
+          </w:p>
+        </w:tc>
+        <w:tc>
+          <w:tcPr>
+            <w:tcW w:type="dxa" w:w="1296"/>
+            <w:vAlign w:val="center"/>
+            <w:tcMar>
+              <w:top w:w="75" w:type="dxa"/>
+              <w:left w:w="75" w:type="dxa"/>
+              <w:bottom w:w="75" w:type="dxa"/>
+              <w:right w:w="75" w:type="dxa"/>
+            </w:tcMar>
+            <w:tcBorders>
+              <w:top w:val="single" w:sz="4" w:color="D9D9D9"/>
+              <w:left w:val="single" w:sz="4" w:color="D9D9D9"/>
+              <w:bottom w:val="single" w:sz="4" w:color="D9D9D9"/>
+              <w:right w:val="single" w:sz="4" w:color="D9D9D9"/>
+            </w:tcBorders>
+            <w:shd w:fill="E7EDF3"/>
+          </w:tcPr>
+          <w:p>
+            <w:pPr>
+              <w:pStyle w:val="Compact"/>
+              <w:spacing w:after="40" w:before="40" w:line="240" w:lineRule="auto"/>
+              <w:jc w:val="center"/>
+            </w:pPr>
+            <w:r>
+              <w:rPr>
+                <w:b/>
+                <w:color w:val="000000"/>
+                <w:sz w:val="19"/>
+              </w:rPr>
+              <w:t xml:space="preserve">RMSE</w:t>
+            </w:r>
+          </w:p>
+        </w:tc>
+      </w:tr>
+      <w:tr>
+        <w:trPr>
+          <w:cantSplit/>
+        </w:trPr>
+        <w:tc>
+          <w:tcPr>
+            <w:tcW w:type="dxa" w:w="3312"/>
+            <w:vAlign w:val="center"/>
+            <w:tcMar>
+              <w:top w:w="75" w:type="dxa"/>
+              <w:left w:w="75" w:type="dxa"/>
+              <w:bottom w:w="75" w:type="dxa"/>
+              <w:right w:w="75" w:type="dxa"/>
+            </w:tcMar>
+            <w:tcBorders>
+              <w:top w:val="single" w:sz="4" w:color="D9D9D9"/>
+              <w:left w:val="single" w:sz="4" w:color="D9D9D9"/>
+              <w:bottom w:val="single" w:sz="4" w:color="D9D9D9"/>
+              <w:right w:val="single" w:sz="4" w:color="D9D9D9"/>
+            </w:tcBorders>
+          </w:tcPr>
+          <w:p>
+            <w:pPr>
+              <w:pStyle w:val="Compact"/>
+              <w:spacing w:after="40" w:before="40" w:line="240" w:lineRule="auto"/>
+              <w:jc w:val="left"/>
+            </w:pPr>
+            <w:r>
+              <w:rPr>
+                <w:color w:val="000000"/>
+                <w:sz w:val="19"/>
+              </w:rPr>
+              <w:t xml:space="preserve">PIP</w:t>
+            </w:r>
+          </w:p>
+        </w:tc>
+        <w:tc>
+          <w:tcPr>
+            <w:tcW w:type="dxa" w:w="1008"/>
+            <w:vAlign w:val="center"/>
+            <w:tcMar>
+              <w:top w:w="75" w:type="dxa"/>
+              <w:left w:w="75" w:type="dxa"/>
+              <w:bottom w:w="75" w:type="dxa"/>
+              <w:right w:w="75" w:type="dxa"/>
+            </w:tcMar>
+            <w:tcBorders>
+              <w:top w:val="single" w:sz="4" w:color="D9D9D9"/>
+              <w:left w:val="single" w:sz="4" w:color="D9D9D9"/>
+              <w:bottom w:val="single" w:sz="4" w:color="D9D9D9"/>
+              <w:right w:val="single" w:sz="4" w:color="D9D9D9"/>
+            </w:tcBorders>
+          </w:tcPr>
+          <w:p>
+            <w:pPr>
+              <w:pStyle w:val="Compact"/>
+              <w:spacing w:after="40" w:before="40" w:line="240" w:lineRule="auto"/>
+              <w:jc w:val="center"/>
+            </w:pPr>
+            <w:r>
+              <w:rPr>
+                <w:color w:val="000000"/>
+                <w:sz w:val="19"/>
+              </w:rPr>
+              <w:t xml:space="preserve">0.25</w:t>
+            </w:r>
+          </w:p>
+        </w:tc>
+        <w:tc>
+          <w:tcPr>
+            <w:tcW w:type="dxa" w:w="1152"/>
+            <w:vAlign w:val="center"/>
+            <w:tcMar>
+              <w:top w:w="75" w:type="dxa"/>
+              <w:left w:w="75" w:type="dxa"/>
+              <w:bottom w:w="75" w:type="dxa"/>
+              <w:right w:w="75" w:type="dxa"/>
+            </w:tcMar>
+            <w:tcBorders>
+              <w:top w:val="single" w:sz="4" w:color="D9D9D9"/>
+              <w:left w:val="single" w:sz="4" w:color="D9D9D9"/>
+              <w:bottom w:val="single" w:sz="4" w:color="D9D9D9"/>
+              <w:right w:val="single" w:sz="4" w:color="D9D9D9"/>
+            </w:tcBorders>
+          </w:tcPr>
+          <w:p>
+            <w:pPr>
+              <w:pStyle w:val="Compact"/>
+              <w:spacing w:after="40" w:before="40" w:line="240" w:lineRule="auto"/>
+              <w:jc w:val="center"/>
+            </w:pPr>
+            <w:r>
+              <w:rPr>
+                <w:color w:val="000000"/>
+                <w:sz w:val="19"/>
+              </w:rPr>
+              <w:t xml:space="preserve">+0.15</w:t>
+            </w:r>
+          </w:p>
+        </w:tc>
+        <w:tc>
+          <w:tcPr>
+            <w:tcW w:type="dxa" w:w="936"/>
+            <w:vAlign w:val="center"/>
+            <w:tcMar>
+              <w:top w:w="75" w:type="dxa"/>
+              <w:left w:w="75" w:type="dxa"/>
+              <w:bottom w:w="75" w:type="dxa"/>
+              <w:right w:w="75" w:type="dxa"/>
+            </w:tcMar>
+            <w:tcBorders>
+              <w:top w:val="single" w:sz="4" w:color="D9D9D9"/>
+              <w:left w:val="single" w:sz="4" w:color="D9D9D9"/>
+              <w:bottom w:val="single" w:sz="4" w:color="D9D9D9"/>
+              <w:right w:val="single" w:sz="4" w:color="D9D9D9"/>
+            </w:tcBorders>
+          </w:tcPr>
+          <w:p>
+            <w:pPr>
+              <w:pStyle w:val="Compact"/>
+              <w:spacing w:after="40" w:before="40" w:line="240" w:lineRule="auto"/>
+              <w:jc w:val="center"/>
+            </w:pPr>
+            <w:r>
+              <w:rPr>
+                <w:color w:val="000000"/>
+                <w:sz w:val="19"/>
+              </w:rPr>
+              <w:t xml:space="preserve">0.023</w:t>
+            </w:r>
+          </w:p>
+        </w:tc>
+        <w:tc>
+          <w:tcPr>
+            <w:tcW w:type="dxa" w:w="1656"/>
+            <w:vAlign w:val="center"/>
+            <w:tcMar>
+              <w:top w:w="75" w:type="dxa"/>
+              <w:left w:w="75" w:type="dxa"/>
+              <w:bottom w:w="75" w:type="dxa"/>
+              <w:right w:w="75" w:type="dxa"/>
+            </w:tcMar>
+            <w:tcBorders>
+              <w:top w:val="single" w:sz="4" w:color="D9D9D9"/>
+              <w:left w:val="single" w:sz="4" w:color="D9D9D9"/>
+              <w:bottom w:val="single" w:sz="4" w:color="D9D9D9"/>
+              <w:right w:val="single" w:sz="4" w:color="D9D9D9"/>
+            </w:tcBorders>
+          </w:tcPr>
+          <w:p>
+            <w:pPr>
+              <w:pStyle w:val="Compact"/>
+              <w:spacing w:after="40" w:before="40" w:line="240" w:lineRule="auto"/>
+              <w:jc w:val="center"/>
+            </w:pPr>
+            <w:r>
+              <w:rPr>
+                <w:color w:val="000000"/>
+                <w:sz w:val="19"/>
+              </w:rPr>
+              <w:t xml:space="preserve">0.253</w:t>
+            </w:r>
+          </w:p>
+        </w:tc>
+        <w:tc>
+          <w:tcPr>
+            <w:tcW w:type="dxa" w:w="1296"/>
+            <w:vAlign w:val="center"/>
+            <w:tcMar>
+              <w:top w:w="75" w:type="dxa"/>
+              <w:left w:w="75" w:type="dxa"/>
+              <w:bottom w:w="75" w:type="dxa"/>
+              <w:right w:w="75" w:type="dxa"/>
+            </w:tcMar>
+            <w:tcBorders>
+              <w:top w:val="single" w:sz="4" w:color="D9D9D9"/>
+              <w:left w:val="single" w:sz="4" w:color="D9D9D9"/>
+              <w:bottom w:val="single" w:sz="4" w:color="D9D9D9"/>
+              <w:right w:val="single" w:sz="4" w:color="D9D9D9"/>
+            </w:tcBorders>
+          </w:tcPr>
+          <w:p>
+            <w:pPr>
+              <w:pStyle w:val="Compact"/>
+              <w:spacing w:after="40" w:before="40" w:line="240" w:lineRule="auto"/>
+              <w:jc w:val="center"/>
+            </w:pPr>
+            <w:r>
+              <w:rPr>
+                <w:color w:val="000000"/>
+                <w:sz w:val="19"/>
+              </w:rPr>
+              <w:t xml:space="preserve">0.525</w:t>
+            </w:r>
+          </w:p>
+        </w:tc>
+      </w:tr>
+      <w:tr>
+        <w:trPr>
+          <w:cantSplit/>
+        </w:trPr>
+        <w:tc>
+          <w:tcPr>
+            <w:tcW w:type="dxa" w:w="3312"/>
+            <w:vAlign w:val="center"/>
+            <w:tcMar>
+              <w:top w:w="75" w:type="dxa"/>
+              <w:left w:w="75" w:type="dxa"/>
+              <w:bottom w:w="75" w:type="dxa"/>
+              <w:right w:w="75" w:type="dxa"/>
+            </w:tcMar>
+            <w:tcBorders>
+              <w:top w:val="single" w:sz="4" w:color="D9D9D9"/>
+              <w:left w:val="single" w:sz="4" w:color="D9D9D9"/>
+              <w:bottom w:val="single" w:sz="4" w:color="D9D9D9"/>
+              <w:right w:val="single" w:sz="4" w:color="D9D9D9"/>
+            </w:tcBorders>
+          </w:tcPr>
+          <w:p>
+            <w:pPr>
+              <w:pStyle w:val="Compact"/>
+              <w:spacing w:after="40" w:before="40" w:line="240" w:lineRule="auto"/>
+              <w:jc w:val="left"/>
+            </w:pPr>
+            <w:r>
+              <w:rPr>
+                <w:color w:val="000000"/>
+                <w:sz w:val="19"/>
+              </w:rPr>
+              <w:t xml:space="preserve">LM site, untoothed excluded</w:t>
+            </w:r>
+          </w:p>
+        </w:tc>
+        <w:tc>
+          <w:tcPr>
+            <w:tcW w:type="dxa" w:w="1008"/>
+            <w:vAlign w:val="center"/>
+            <w:tcMar>
+              <w:top w:w="75" w:type="dxa"/>
+              <w:left w:w="75" w:type="dxa"/>
+              <w:bottom w:w="75" w:type="dxa"/>
+              <w:right w:w="75" w:type="dxa"/>
+            </w:tcMar>
+            <w:tcBorders>
+              <w:top w:val="single" w:sz="4" w:color="D9D9D9"/>
+              <w:left w:val="single" w:sz="4" w:color="D9D9D9"/>
+              <w:bottom w:val="single" w:sz="4" w:color="D9D9D9"/>
+              <w:right w:val="single" w:sz="4" w:color="D9D9D9"/>
+            </w:tcBorders>
+          </w:tcPr>
+          <w:p>
+            <w:pPr>
+              <w:pStyle w:val="Compact"/>
+              <w:spacing w:after="40" w:before="40" w:line="240" w:lineRule="auto"/>
+              <w:jc w:val="center"/>
+            </w:pPr>
+            <w:r>
+              <w:rPr>
+                <w:color w:val="000000"/>
+                <w:sz w:val="19"/>
+              </w:rPr>
+              <w:t xml:space="preserve">0.31</w:t>
+            </w:r>
+          </w:p>
+        </w:tc>
+        <w:tc>
+          <w:tcPr>
+            <w:tcW w:type="dxa" w:w="1152"/>
+            <w:vAlign w:val="center"/>
+            <w:tcMar>
+              <w:top w:w="75" w:type="dxa"/>
+              <w:left w:w="75" w:type="dxa"/>
+              <w:bottom w:w="75" w:type="dxa"/>
+              <w:right w:w="75" w:type="dxa"/>
+            </w:tcMar>
+            <w:tcBorders>
+              <w:top w:val="single" w:sz="4" w:color="D9D9D9"/>
+              <w:left w:val="single" w:sz="4" w:color="D9D9D9"/>
+              <w:bottom w:val="single" w:sz="4" w:color="D9D9D9"/>
+              <w:right w:val="single" w:sz="4" w:color="D9D9D9"/>
+            </w:tcBorders>
+          </w:tcPr>
+          <w:p>
+            <w:pPr>
+              <w:pStyle w:val="Compact"/>
+              <w:spacing w:after="40" w:before="40" w:line="240" w:lineRule="auto"/>
+              <w:jc w:val="center"/>
+            </w:pPr>
+            <w:r>
+              <w:rPr>
+                <w:color w:val="000000"/>
+                <w:sz w:val="19"/>
+              </w:rPr>
+              <w:t xml:space="preserve">+0.02</w:t>
+            </w:r>
+          </w:p>
+        </w:tc>
+        <w:tc>
+          <w:tcPr>
+            <w:tcW w:type="dxa" w:w="936"/>
+            <w:vAlign w:val="center"/>
+            <w:tcMar>
+              <w:top w:w="75" w:type="dxa"/>
+              <w:left w:w="75" w:type="dxa"/>
+              <w:bottom w:w="75" w:type="dxa"/>
+              <w:right w:w="75" w:type="dxa"/>
+            </w:tcMar>
+            <w:tcBorders>
+              <w:top w:val="single" w:sz="4" w:color="D9D9D9"/>
+              <w:left w:val="single" w:sz="4" w:color="D9D9D9"/>
+              <w:bottom w:val="single" w:sz="4" w:color="D9D9D9"/>
+              <w:right w:val="single" w:sz="4" w:color="D9D9D9"/>
+            </w:tcBorders>
+          </w:tcPr>
+          <w:p>
+            <w:pPr>
+              <w:pStyle w:val="Compact"/>
+              <w:spacing w:after="40" w:before="40" w:line="240" w:lineRule="auto"/>
+              <w:jc w:val="center"/>
+            </w:pPr>
+            <w:r>
+              <w:rPr>
+                <w:color w:val="000000"/>
+                <w:sz w:val="19"/>
+              </w:rPr>
+              <w:t xml:space="preserve">0.000</w:t>
+            </w:r>
+          </w:p>
+        </w:tc>
+        <w:tc>
+          <w:tcPr>
+            <w:tcW w:type="dxa" w:w="1656"/>
+            <w:vAlign w:val="center"/>
+            <w:tcMar>
+              <w:top w:w="75" w:type="dxa"/>
+              <w:left w:w="75" w:type="dxa"/>
+              <w:bottom w:w="75" w:type="dxa"/>
+              <w:right w:w="75" w:type="dxa"/>
+            </w:tcMar>
+            <w:tcBorders>
+              <w:top w:val="single" w:sz="4" w:color="D9D9D9"/>
+              <w:left w:val="single" w:sz="4" w:color="D9D9D9"/>
+              <w:bottom w:val="single" w:sz="4" w:color="D9D9D9"/>
+              <w:right w:val="single" w:sz="4" w:color="D9D9D9"/>
+            </w:tcBorders>
+          </w:tcPr>
+          <w:p>
+            <w:pPr>
+              <w:pStyle w:val="Compact"/>
+              <w:spacing w:after="40" w:before="40" w:line="240" w:lineRule="auto"/>
+              <w:jc w:val="center"/>
+            </w:pPr>
+            <w:r>
+              <w:rPr>
+                <w:color w:val="000000"/>
+                <w:sz w:val="19"/>
+              </w:rPr>
+              <w:t xml:space="preserve">0.339</w:t>
+            </w:r>
+          </w:p>
+        </w:tc>
+        <w:tc>
+          <w:tcPr>
+            <w:tcW w:type="dxa" w:w="1296"/>
+            <w:vAlign w:val="center"/>
+            <w:tcMar>
+              <w:top w:w="75" w:type="dxa"/>
+              <w:left w:w="75" w:type="dxa"/>
+              <w:bottom w:w="75" w:type="dxa"/>
+              <w:right w:w="75" w:type="dxa"/>
+            </w:tcMar>
+            <w:tcBorders>
+              <w:top w:val="single" w:sz="4" w:color="D9D9D9"/>
+              <w:left w:val="single" w:sz="4" w:color="D9D9D9"/>
+              <w:bottom w:val="single" w:sz="4" w:color="D9D9D9"/>
+              <w:right w:val="single" w:sz="4" w:color="D9D9D9"/>
+            </w:tcBorders>
+          </w:tcPr>
+          <w:p>
+            <w:pPr>
+              <w:pStyle w:val="Compact"/>
+              <w:spacing w:after="40" w:before="40" w:line="240" w:lineRule="auto"/>
+              <w:jc w:val="center"/>
+            </w:pPr>
+            <w:r>
+              <w:rPr>
+                <w:color w:val="000000"/>
+                <w:sz w:val="19"/>
+              </w:rPr>
+              <w:t xml:space="preserve">0.583</w:t>
+            </w:r>
+          </w:p>
+        </w:tc>
+      </w:tr>
+      <w:tr>
+        <w:trPr>
+          <w:cantSplit/>
+        </w:trPr>
+        <w:tc>
+          <w:tcPr>
+            <w:tcW w:type="dxa" w:w="3312"/>
+            <w:vAlign w:val="center"/>
+            <w:tcMar>
+              <w:top w:w="75" w:type="dxa"/>
+              <w:left w:w="75" w:type="dxa"/>
+              <w:bottom w:w="75" w:type="dxa"/>
+              <w:right w:w="75" w:type="dxa"/>
+            </w:tcMar>
+            <w:tcBorders>
+              <w:top w:val="single" w:sz="4" w:color="D9D9D9"/>
+              <w:left w:val="single" w:sz="4" w:color="D9D9D9"/>
+              <w:bottom w:val="single" w:sz="4" w:color="D9D9D9"/>
+              <w:right w:val="single" w:sz="4" w:color="D9D9D9"/>
+            </w:tcBorders>
+          </w:tcPr>
+          <w:p>
+            <w:pPr>
+              <w:pStyle w:val="Compact"/>
+              <w:spacing w:after="40" w:before="40" w:line="240" w:lineRule="auto"/>
+              <w:jc w:val="left"/>
+            </w:pPr>
+            <w:r>
+              <w:rPr>
+                <w:color w:val="000000"/>
+                <w:sz w:val="19"/>
+              </w:rPr>
+              <w:t xml:space="preserve">LM species</w:t>
+            </w:r>
+          </w:p>
+        </w:tc>
+        <w:tc>
+          <w:tcPr>
+            <w:tcW w:type="dxa" w:w="1008"/>
+            <w:vAlign w:val="center"/>
+            <w:tcMar>
+              <w:top w:w="75" w:type="dxa"/>
+              <w:left w:w="75" w:type="dxa"/>
+              <w:bottom w:w="75" w:type="dxa"/>
+              <w:right w:w="75" w:type="dxa"/>
+            </w:tcMar>
+            <w:tcBorders>
+              <w:top w:val="single" w:sz="4" w:color="D9D9D9"/>
+              <w:left w:val="single" w:sz="4" w:color="D9D9D9"/>
+              <w:bottom w:val="single" w:sz="4" w:color="D9D9D9"/>
+              <w:right w:val="single" w:sz="4" w:color="D9D9D9"/>
+            </w:tcBorders>
+          </w:tcPr>
+          <w:p>
+            <w:pPr>
+              <w:pStyle w:val="Compact"/>
+              <w:spacing w:after="40" w:before="40" w:line="240" w:lineRule="auto"/>
+              <w:jc w:val="center"/>
+            </w:pPr>
+            <w:r>
+              <w:rPr>
+                <w:color w:val="000000"/>
+                <w:sz w:val="19"/>
+              </w:rPr>
+              <w:t xml:space="preserve">0.11</w:t>
+            </w:r>
+          </w:p>
+        </w:tc>
+        <w:tc>
+          <w:tcPr>
+            <w:tcW w:type="dxa" w:w="1152"/>
+            <w:vAlign w:val="center"/>
+            <w:tcMar>
+              <w:top w:w="75" w:type="dxa"/>
+              <w:left w:w="75" w:type="dxa"/>
+              <w:bottom w:w="75" w:type="dxa"/>
+              <w:right w:w="75" w:type="dxa"/>
+            </w:tcMar>
+            <w:tcBorders>
+              <w:top w:val="single" w:sz="4" w:color="D9D9D9"/>
+              <w:left w:val="single" w:sz="4" w:color="D9D9D9"/>
+              <w:bottom w:val="single" w:sz="4" w:color="D9D9D9"/>
+              <w:right w:val="single" w:sz="4" w:color="D9D9D9"/>
+            </w:tcBorders>
+          </w:tcPr>
+          <w:p>
+            <w:pPr>
+              <w:pStyle w:val="Compact"/>
+              <w:spacing w:after="40" w:before="40" w:line="240" w:lineRule="auto"/>
+              <w:jc w:val="center"/>
+            </w:pPr>
+            <w:r>
+              <w:rPr>
+                <w:color w:val="000000"/>
+                <w:sz w:val="19"/>
+              </w:rPr>
+              <w:t xml:space="preserve">+0.21</w:t>
+            </w:r>
+          </w:p>
+        </w:tc>
+        <w:tc>
+          <w:tcPr>
+            <w:tcW w:type="dxa" w:w="936"/>
+            <w:vAlign w:val="center"/>
+            <w:tcMar>
+              <w:top w:w="75" w:type="dxa"/>
+              <w:left w:w="75" w:type="dxa"/>
+              <w:bottom w:w="75" w:type="dxa"/>
+              <w:right w:w="75" w:type="dxa"/>
+            </w:tcMar>
+            <w:tcBorders>
+              <w:top w:val="single" w:sz="4" w:color="D9D9D9"/>
+              <w:left w:val="single" w:sz="4" w:color="D9D9D9"/>
+              <w:bottom w:val="single" w:sz="4" w:color="D9D9D9"/>
+              <w:right w:val="single" w:sz="4" w:color="D9D9D9"/>
+            </w:tcBorders>
+          </w:tcPr>
+          <w:p>
+            <w:pPr>
+              <w:pStyle w:val="Compact"/>
+              <w:spacing w:after="40" w:before="40" w:line="240" w:lineRule="auto"/>
+              <w:jc w:val="center"/>
+            </w:pPr>
+            <w:r>
+              <w:rPr>
+                <w:color w:val="000000"/>
+                <w:sz w:val="19"/>
+              </w:rPr>
+              <w:t xml:space="preserve">0.044</w:t>
+            </w:r>
+          </w:p>
+        </w:tc>
+        <w:tc>
+          <w:tcPr>
+            <w:tcW w:type="dxa" w:w="1656"/>
+            <w:vAlign w:val="center"/>
+            <w:tcMar>
+              <w:top w:w="75" w:type="dxa"/>
+              <w:left w:w="75" w:type="dxa"/>
+              <w:bottom w:w="75" w:type="dxa"/>
+              <w:right w:w="75" w:type="dxa"/>
+            </w:tcMar>
+            <w:tcBorders>
+              <w:top w:val="single" w:sz="4" w:color="D9D9D9"/>
+              <w:left w:val="single" w:sz="4" w:color="D9D9D9"/>
+              <w:bottom w:val="single" w:sz="4" w:color="D9D9D9"/>
+              <w:right w:val="single" w:sz="4" w:color="D9D9D9"/>
+            </w:tcBorders>
+          </w:tcPr>
+          <w:p>
+            <w:pPr>
+              <w:pStyle w:val="Compact"/>
+              <w:spacing w:after="40" w:before="40" w:line="240" w:lineRule="auto"/>
+              <w:jc w:val="center"/>
+            </w:pPr>
+            <w:r>
+              <w:rPr>
+                <w:color w:val="000000"/>
+                <w:sz w:val="19"/>
+              </w:rPr>
+              <w:t xml:space="preserve">0.341</w:t>
+            </w:r>
+          </w:p>
+        </w:tc>
+        <w:tc>
+          <w:tcPr>
+            <w:tcW w:type="dxa" w:w="1296"/>
+            <w:vAlign w:val="center"/>
+            <w:tcMar>
+              <w:top w:w="75" w:type="dxa"/>
+              <w:left w:w="75" w:type="dxa"/>
+              <w:bottom w:w="75" w:type="dxa"/>
+              <w:right w:w="75" w:type="dxa"/>
+            </w:tcMar>
+            <w:tcBorders>
+              <w:top w:val="single" w:sz="4" w:color="D9D9D9"/>
+              <w:left w:val="single" w:sz="4" w:color="D9D9D9"/>
+              <w:bottom w:val="single" w:sz="4" w:color="D9D9D9"/>
+              <w:right w:val="single" w:sz="4" w:color="D9D9D9"/>
+            </w:tcBorders>
+          </w:tcPr>
+          <w:p>
+            <w:pPr>
+              <w:pStyle w:val="Compact"/>
+              <w:spacing w:after="40" w:before="40" w:line="240" w:lineRule="auto"/>
+              <w:jc w:val="center"/>
+            </w:pPr>
+            <w:r>
+              <w:rPr>
+                <w:color w:val="000000"/>
+                <w:sz w:val="19"/>
+              </w:rPr>
+              <w:t xml:space="preserve">0.621</w:t>
+            </w:r>
+          </w:p>
+        </w:tc>
+      </w:tr>
+      <w:tr>
+        <w:trPr>
+          <w:cantSplit/>
+        </w:trPr>
+        <w:tc>
+          <w:tcPr>
+            <w:tcW w:type="dxa" w:w="3312"/>
+            <w:vAlign w:val="center"/>
+            <w:tcMar>
+              <w:top w:w="75" w:type="dxa"/>
+              <w:left w:w="75" w:type="dxa"/>
+              <w:bottom w:w="75" w:type="dxa"/>
+              <w:right w:w="75" w:type="dxa"/>
+            </w:tcMar>
+            <w:tcBorders>
+              <w:top w:val="single" w:sz="4" w:color="D9D9D9"/>
+              <w:left w:val="single" w:sz="4" w:color="D9D9D9"/>
+              <w:bottom w:val="single" w:sz="4" w:color="D9D9D9"/>
+              <w:right w:val="single" w:sz="4" w:color="D9D9D9"/>
+            </w:tcBorders>
+          </w:tcPr>
+          <w:p>
+            <w:pPr>
+              <w:pStyle w:val="Compact"/>
+              <w:spacing w:after="40" w:before="40" w:line="240" w:lineRule="auto"/>
+              <w:jc w:val="left"/>
+            </w:pPr>
+            <w:r>
+              <w:rPr>
+                <w:color w:val="000000"/>
+                <w:sz w:val="19"/>
+              </w:rPr>
+              <w:t xml:space="preserve">PGLS</w:t>
+            </w:r>
+          </w:p>
+        </w:tc>
+        <w:tc>
+          <w:tcPr>
+            <w:tcW w:type="dxa" w:w="1008"/>
+            <w:vAlign w:val="center"/>
+            <w:tcMar>
+              <w:top w:w="75" w:type="dxa"/>
+              <w:left w:w="75" w:type="dxa"/>
+              <w:bottom w:w="75" w:type="dxa"/>
+              <w:right w:w="75" w:type="dxa"/>
+            </w:tcMar>
+            <w:tcBorders>
+              <w:top w:val="single" w:sz="4" w:color="D9D9D9"/>
+              <w:left w:val="single" w:sz="4" w:color="D9D9D9"/>
+              <w:bottom w:val="single" w:sz="4" w:color="D9D9D9"/>
+              <w:right w:val="single" w:sz="4" w:color="D9D9D9"/>
+            </w:tcBorders>
+          </w:tcPr>
+          <w:p>
+            <w:pPr>
+              <w:pStyle w:val="Compact"/>
+              <w:spacing w:after="40" w:before="40" w:line="240" w:lineRule="auto"/>
+              <w:jc w:val="center"/>
+            </w:pPr>
+            <w:r>
+              <w:rPr>
+                <w:color w:val="000000"/>
+                <w:sz w:val="19"/>
+              </w:rPr>
+              <w:t xml:space="preserve">0.10</w:t>
+            </w:r>
+          </w:p>
+        </w:tc>
+        <w:tc>
+          <w:tcPr>
+            <w:tcW w:type="dxa" w:w="1152"/>
+            <w:vAlign w:val="center"/>
+            <w:tcMar>
+              <w:top w:w="75" w:type="dxa"/>
+              <w:left w:w="75" w:type="dxa"/>
+              <w:bottom w:w="75" w:type="dxa"/>
+              <w:right w:w="75" w:type="dxa"/>
+            </w:tcMar>
+            <w:tcBorders>
+              <w:top w:val="single" w:sz="4" w:color="D9D9D9"/>
+              <w:left w:val="single" w:sz="4" w:color="D9D9D9"/>
+              <w:bottom w:val="single" w:sz="4" w:color="D9D9D9"/>
+              <w:right w:val="single" w:sz="4" w:color="D9D9D9"/>
+            </w:tcBorders>
+          </w:tcPr>
+          <w:p>
+            <w:pPr>
+              <w:pStyle w:val="Compact"/>
+              <w:spacing w:after="40" w:before="40" w:line="240" w:lineRule="auto"/>
+              <w:jc w:val="center"/>
+            </w:pPr>
+            <w:r>
+              <w:rPr>
+                <w:color w:val="000000"/>
+                <w:sz w:val="19"/>
+              </w:rPr>
+              <w:t xml:space="preserve">+0.22</w:t>
+            </w:r>
+          </w:p>
+        </w:tc>
+        <w:tc>
+          <w:tcPr>
+            <w:tcW w:type="dxa" w:w="936"/>
+            <w:vAlign w:val="center"/>
+            <w:tcMar>
+              <w:top w:w="75" w:type="dxa"/>
+              <w:left w:w="75" w:type="dxa"/>
+              <w:bottom w:w="75" w:type="dxa"/>
+              <w:right w:w="75" w:type="dxa"/>
+            </w:tcMar>
+            <w:tcBorders>
+              <w:top w:val="single" w:sz="4" w:color="D9D9D9"/>
+              <w:left w:val="single" w:sz="4" w:color="D9D9D9"/>
+              <w:bottom w:val="single" w:sz="4" w:color="D9D9D9"/>
+              <w:right w:val="single" w:sz="4" w:color="D9D9D9"/>
+            </w:tcBorders>
+          </w:tcPr>
+          <w:p>
+            <w:pPr>
+              <w:pStyle w:val="Compact"/>
+              <w:spacing w:after="40" w:before="40" w:line="240" w:lineRule="auto"/>
+              <w:jc w:val="center"/>
+            </w:pPr>
+            <w:r>
+              <w:rPr>
+                <w:color w:val="000000"/>
+                <w:sz w:val="19"/>
+              </w:rPr>
+              <w:t xml:space="preserve">0.048</w:t>
+            </w:r>
+          </w:p>
+        </w:tc>
+        <w:tc>
+          <w:tcPr>
+            <w:tcW w:type="dxa" w:w="1656"/>
+            <w:vAlign w:val="center"/>
+            <w:tcMar>
+              <w:top w:w="75" w:type="dxa"/>
+              <w:left w:w="75" w:type="dxa"/>
+              <w:bottom w:w="75" w:type="dxa"/>
+              <w:right w:w="75" w:type="dxa"/>
+            </w:tcMar>
+            <w:tcBorders>
+              <w:top w:val="single" w:sz="4" w:color="D9D9D9"/>
+              <w:left w:val="single" w:sz="4" w:color="D9D9D9"/>
+              <w:bottom w:val="single" w:sz="4" w:color="D9D9D9"/>
+              <w:right w:val="single" w:sz="4" w:color="D9D9D9"/>
+            </w:tcBorders>
+          </w:tcPr>
+          <w:p>
+            <w:pPr>
+              <w:pStyle w:val="Compact"/>
+              <w:spacing w:after="40" w:before="40" w:line="240" w:lineRule="auto"/>
+              <w:jc w:val="center"/>
+            </w:pPr>
+            <w:r>
+              <w:rPr>
+                <w:color w:val="000000"/>
+                <w:sz w:val="19"/>
+              </w:rPr>
+              <w:t xml:space="preserve">0.346</w:t>
+            </w:r>
+          </w:p>
+        </w:tc>
+        <w:tc>
+          <w:tcPr>
+            <w:tcW w:type="dxa" w:w="1296"/>
+            <w:vAlign w:val="center"/>
+            <w:tcMar>
+              <w:top w:w="75" w:type="dxa"/>
+              <w:left w:w="75" w:type="dxa"/>
+              <w:bottom w:w="75" w:type="dxa"/>
+              <w:right w:w="75" w:type="dxa"/>
+            </w:tcMar>
+            <w:tcBorders>
+              <w:top w:val="single" w:sz="4" w:color="D9D9D9"/>
+              <w:left w:val="single" w:sz="4" w:color="D9D9D9"/>
+              <w:bottom w:val="single" w:sz="4" w:color="D9D9D9"/>
+              <w:right w:val="single" w:sz="4" w:color="D9D9D9"/>
+            </w:tcBorders>
+          </w:tcPr>
+          <w:p>
+            <w:pPr>
+              <w:pStyle w:val="Compact"/>
+              <w:spacing w:after="40" w:before="40" w:line="240" w:lineRule="auto"/>
+              <w:jc w:val="center"/>
+            </w:pPr>
+            <w:r>
+              <w:rPr>
+                <w:color w:val="000000"/>
+                <w:sz w:val="19"/>
+              </w:rPr>
+              <w:t xml:space="preserve">0.628</w:t>
+            </w:r>
+          </w:p>
+        </w:tc>
+      </w:tr>
+      <w:tr>
+        <w:trPr>
+          <w:cantSplit/>
+        </w:trPr>
+        <w:tc>
+          <w:tcPr>
+            <w:tcW w:type="dxa" w:w="3312"/>
+            <w:vAlign w:val="center"/>
+            <w:tcMar>
+              <w:top w:w="75" w:type="dxa"/>
+              <w:left w:w="75" w:type="dxa"/>
+              <w:bottom w:w="75" w:type="dxa"/>
+              <w:right w:w="75" w:type="dxa"/>
+            </w:tcMar>
+            <w:tcBorders>
+              <w:top w:val="single" w:sz="4" w:color="D9D9D9"/>
+              <w:left w:val="single" w:sz="4" w:color="D9D9D9"/>
+              <w:bottom w:val="single" w:sz="4" w:color="D9D9D9"/>
+              <w:right w:val="single" w:sz="4" w:color="D9D9D9"/>
+            </w:tcBorders>
+          </w:tcPr>
+          <w:p>
+            <w:pPr>
+              <w:pStyle w:val="Compact"/>
+              <w:spacing w:after="40" w:before="40" w:line="240" w:lineRule="auto"/>
+              <w:jc w:val="left"/>
+            </w:pPr>
+            <w:r>
+              <w:rPr>
+                <w:color w:val="000000"/>
+                <w:sz w:val="19"/>
+              </w:rPr>
+              <w:t xml:space="preserve">LM site, sp+zero</w:t>
+            </w:r>
+          </w:p>
+        </w:tc>
+        <w:tc>
+          <w:tcPr>
+            <w:tcW w:type="dxa" w:w="1008"/>
+            <w:vAlign w:val="center"/>
+            <w:tcMar>
+              <w:top w:w="75" w:type="dxa"/>
+              <w:left w:w="75" w:type="dxa"/>
+              <w:bottom w:w="75" w:type="dxa"/>
+              <w:right w:w="75" w:type="dxa"/>
+            </w:tcMar>
+            <w:tcBorders>
+              <w:top w:val="single" w:sz="4" w:color="D9D9D9"/>
+              <w:left w:val="single" w:sz="4" w:color="D9D9D9"/>
+              <w:bottom w:val="single" w:sz="4" w:color="D9D9D9"/>
+              <w:right w:val="single" w:sz="4" w:color="D9D9D9"/>
+            </w:tcBorders>
+          </w:tcPr>
+          <w:p>
+            <w:pPr>
+              <w:pStyle w:val="Compact"/>
+              <w:spacing w:after="40" w:before="40" w:line="240" w:lineRule="auto"/>
+              <w:jc w:val="center"/>
+            </w:pPr>
+            <w:r>
+              <w:rPr>
+                <w:color w:val="000000"/>
+                <w:sz w:val="19"/>
+              </w:rPr>
+              <w:t xml:space="preserve">0.28</w:t>
+            </w:r>
+          </w:p>
+        </w:tc>
+        <w:tc>
+          <w:tcPr>
+            <w:tcW w:type="dxa" w:w="1152"/>
+            <w:vAlign w:val="center"/>
+            <w:tcMar>
+              <w:top w:w="75" w:type="dxa"/>
+              <w:left w:w="75" w:type="dxa"/>
+              <w:bottom w:w="75" w:type="dxa"/>
+              <w:right w:w="75" w:type="dxa"/>
+            </w:tcMar>
+            <w:tcBorders>
+              <w:top w:val="single" w:sz="4" w:color="D9D9D9"/>
+              <w:left w:val="single" w:sz="4" w:color="D9D9D9"/>
+              <w:bottom w:val="single" w:sz="4" w:color="D9D9D9"/>
+              <w:right w:val="single" w:sz="4" w:color="D9D9D9"/>
+            </w:tcBorders>
+          </w:tcPr>
+          <w:p>
+            <w:pPr>
+              <w:pStyle w:val="Compact"/>
+              <w:spacing w:after="40" w:before="40" w:line="240" w:lineRule="auto"/>
+              <w:jc w:val="center"/>
+            </w:pPr>
+            <w:r>
+              <w:rPr>
+                <w:color w:val="000000"/>
+                <w:sz w:val="19"/>
+              </w:rPr>
+              <w:t xml:space="preserve">+0.04</w:t>
+            </w:r>
+          </w:p>
+        </w:tc>
+        <w:tc>
+          <w:tcPr>
+            <w:tcW w:type="dxa" w:w="936"/>
+            <w:vAlign w:val="center"/>
+            <w:tcMar>
+              <w:top w:w="75" w:type="dxa"/>
+              <w:left w:w="75" w:type="dxa"/>
+              <w:bottom w:w="75" w:type="dxa"/>
+              <w:right w:w="75" w:type="dxa"/>
+            </w:tcMar>
+            <w:tcBorders>
+              <w:top w:val="single" w:sz="4" w:color="D9D9D9"/>
+              <w:left w:val="single" w:sz="4" w:color="D9D9D9"/>
+              <w:bottom w:val="single" w:sz="4" w:color="D9D9D9"/>
+              <w:right w:val="single" w:sz="4" w:color="D9D9D9"/>
+            </w:tcBorders>
+          </w:tcPr>
+          <w:p>
+            <w:pPr>
+              <w:pStyle w:val="Compact"/>
+              <w:spacing w:after="40" w:before="40" w:line="240" w:lineRule="auto"/>
+              <w:jc w:val="center"/>
+            </w:pPr>
+            <w:r>
+              <w:rPr>
+                <w:color w:val="000000"/>
+                <w:sz w:val="19"/>
+              </w:rPr>
+              <w:t xml:space="preserve">0.002</w:t>
+            </w:r>
+          </w:p>
+        </w:tc>
+        <w:tc>
+          <w:tcPr>
+            <w:tcW w:type="dxa" w:w="1656"/>
+            <w:vAlign w:val="center"/>
+            <w:tcMar>
+              <w:top w:w="75" w:type="dxa"/>
+              <w:left w:w="75" w:type="dxa"/>
+              <w:bottom w:w="75" w:type="dxa"/>
+              <w:right w:w="75" w:type="dxa"/>
+            </w:tcMar>
+            <w:tcBorders>
+              <w:top w:val="single" w:sz="4" w:color="D9D9D9"/>
+              <w:left w:val="single" w:sz="4" w:color="D9D9D9"/>
+              <w:bottom w:val="single" w:sz="4" w:color="D9D9D9"/>
+              <w:right w:val="single" w:sz="4" w:color="D9D9D9"/>
+            </w:tcBorders>
+          </w:tcPr>
+          <w:p>
+            <w:pPr>
+              <w:pStyle w:val="Compact"/>
+              <w:spacing w:after="40" w:before="40" w:line="240" w:lineRule="auto"/>
+              <w:jc w:val="center"/>
+            </w:pPr>
+            <w:r>
+              <w:rPr>
+                <w:color w:val="000000"/>
+                <w:sz w:val="19"/>
+              </w:rPr>
+              <w:t xml:space="preserve">0.451</w:t>
+            </w:r>
+          </w:p>
+        </w:tc>
+        <w:tc>
+          <w:tcPr>
+            <w:tcW w:type="dxa" w:w="1296"/>
+            <w:vAlign w:val="center"/>
+            <w:tcMar>
+              <w:top w:w="75" w:type="dxa"/>
+              <w:left w:w="75" w:type="dxa"/>
+              <w:bottom w:w="75" w:type="dxa"/>
+              <w:right w:w="75" w:type="dxa"/>
+            </w:tcMar>
+            <w:tcBorders>
+              <w:top w:val="single" w:sz="4" w:color="D9D9D9"/>
+              <w:left w:val="single" w:sz="4" w:color="D9D9D9"/>
+              <w:bottom w:val="single" w:sz="4" w:color="D9D9D9"/>
+              <w:right w:val="single" w:sz="4" w:color="D9D9D9"/>
+            </w:tcBorders>
+          </w:tcPr>
+          <w:p>
+            <w:pPr>
+              <w:pStyle w:val="Compact"/>
+              <w:spacing w:after="40" w:before="40" w:line="240" w:lineRule="auto"/>
+              <w:jc w:val="center"/>
+            </w:pPr>
+            <w:r>
+              <w:rPr>
+                <w:color w:val="000000"/>
+                <w:sz w:val="19"/>
+              </w:rPr>
+              <w:t xml:space="preserve">0.672</w:t>
+            </w:r>
+          </w:p>
+        </w:tc>
+      </w:tr>
+      <w:tr>
+        <w:trPr>
+          <w:cantSplit/>
+        </w:trPr>
+        <w:tc>
+          <w:tcPr>
+            <w:tcW w:type="dxa" w:w="3312"/>
+            <w:vAlign w:val="center"/>
+            <w:tcMar>
+              <w:top w:w="75" w:type="dxa"/>
+              <w:left w:w="75" w:type="dxa"/>
+              <w:bottom w:w="75" w:type="dxa"/>
+              <w:right w:w="75" w:type="dxa"/>
+            </w:tcMar>
+            <w:tcBorders>
+              <w:top w:val="single" w:sz="4" w:color="D9D9D9"/>
+              <w:left w:val="single" w:sz="4" w:color="D9D9D9"/>
+              <w:bottom w:val="single" w:sz="4" w:color="D9D9D9"/>
+              <w:right w:val="single" w:sz="4" w:color="D9D9D9"/>
+            </w:tcBorders>
+          </w:tcPr>
+          <w:p>
+            <w:pPr>
+              <w:pStyle w:val="Compact"/>
+              <w:spacing w:after="40" w:before="40" w:line="240" w:lineRule="auto"/>
+              <w:jc w:val="left"/>
+            </w:pPr>
+            <w:r>
+              <w:rPr>
+                <w:color w:val="000000"/>
+                <w:sz w:val="19"/>
+              </w:rPr>
+              <w:t xml:space="preserve">LM site, specimen</w:t>
+            </w:r>
+          </w:p>
+        </w:tc>
+        <w:tc>
+          <w:tcPr>
+            <w:tcW w:type="dxa" w:w="1008"/>
+            <w:vAlign w:val="center"/>
+            <w:tcMar>
+              <w:top w:w="75" w:type="dxa"/>
+              <w:left w:w="75" w:type="dxa"/>
+              <w:bottom w:w="75" w:type="dxa"/>
+              <w:right w:w="75" w:type="dxa"/>
+            </w:tcMar>
+            <w:tcBorders>
+              <w:top w:val="single" w:sz="4" w:color="D9D9D9"/>
+              <w:left w:val="single" w:sz="4" w:color="D9D9D9"/>
+              <w:bottom w:val="single" w:sz="4" w:color="D9D9D9"/>
+              <w:right w:val="single" w:sz="4" w:color="D9D9D9"/>
+            </w:tcBorders>
+          </w:tcPr>
+          <w:p>
+            <w:pPr>
+              <w:pStyle w:val="Compact"/>
+              <w:spacing w:after="40" w:before="40" w:line="240" w:lineRule="auto"/>
+              <w:jc w:val="center"/>
+            </w:pPr>
+            <w:r>
+              <w:rPr>
+                <w:color w:val="000000"/>
+                <w:sz w:val="19"/>
+              </w:rPr>
+              <w:t xml:space="preserve">0.28</w:t>
+            </w:r>
+          </w:p>
+        </w:tc>
+        <w:tc>
+          <w:tcPr>
+            <w:tcW w:type="dxa" w:w="1152"/>
+            <w:vAlign w:val="center"/>
+            <w:tcMar>
+              <w:top w:w="75" w:type="dxa"/>
+              <w:left w:w="75" w:type="dxa"/>
+              <w:bottom w:w="75" w:type="dxa"/>
+              <w:right w:w="75" w:type="dxa"/>
+            </w:tcMar>
+            <w:tcBorders>
+              <w:top w:val="single" w:sz="4" w:color="D9D9D9"/>
+              <w:left w:val="single" w:sz="4" w:color="D9D9D9"/>
+              <w:bottom w:val="single" w:sz="4" w:color="D9D9D9"/>
+              <w:right w:val="single" w:sz="4" w:color="D9D9D9"/>
+            </w:tcBorders>
+          </w:tcPr>
+          <w:p>
+            <w:pPr>
+              <w:pStyle w:val="Compact"/>
+              <w:spacing w:after="40" w:before="40" w:line="240" w:lineRule="auto"/>
+              <w:jc w:val="center"/>
+            </w:pPr>
+            <w:r>
+              <w:rPr>
+                <w:color w:val="000000"/>
+                <w:sz w:val="19"/>
+              </w:rPr>
+              <w:t xml:space="preserve">+0.04</w:t>
+            </w:r>
+          </w:p>
+        </w:tc>
+        <w:tc>
+          <w:tcPr>
+            <w:tcW w:type="dxa" w:w="936"/>
+            <w:vAlign w:val="center"/>
+            <w:tcMar>
+              <w:top w:w="75" w:type="dxa"/>
+              <w:left w:w="75" w:type="dxa"/>
+              <w:bottom w:w="75" w:type="dxa"/>
+              <w:right w:w="75" w:type="dxa"/>
+            </w:tcMar>
+            <w:tcBorders>
+              <w:top w:val="single" w:sz="4" w:color="D9D9D9"/>
+              <w:left w:val="single" w:sz="4" w:color="D9D9D9"/>
+              <w:bottom w:val="single" w:sz="4" w:color="D9D9D9"/>
+              <w:right w:val="single" w:sz="4" w:color="D9D9D9"/>
+            </w:tcBorders>
+          </w:tcPr>
+          <w:p>
+            <w:pPr>
+              <w:pStyle w:val="Compact"/>
+              <w:spacing w:after="40" w:before="40" w:line="240" w:lineRule="auto"/>
+              <w:jc w:val="center"/>
+            </w:pPr>
+            <w:r>
+              <w:rPr>
+                <w:color w:val="000000"/>
+                <w:sz w:val="19"/>
+              </w:rPr>
+              <w:t xml:space="preserve">0.002</w:t>
+            </w:r>
+          </w:p>
+        </w:tc>
+        <w:tc>
+          <w:tcPr>
+            <w:tcW w:type="dxa" w:w="1656"/>
+            <w:vAlign w:val="center"/>
+            <w:tcMar>
+              <w:top w:w="75" w:type="dxa"/>
+              <w:left w:w="75" w:type="dxa"/>
+              <w:bottom w:w="75" w:type="dxa"/>
+              <w:right w:w="75" w:type="dxa"/>
+            </w:tcMar>
+            <w:tcBorders>
+              <w:top w:val="single" w:sz="4" w:color="D9D9D9"/>
+              <w:left w:val="single" w:sz="4" w:color="D9D9D9"/>
+              <w:bottom w:val="single" w:sz="4" w:color="D9D9D9"/>
+              <w:right w:val="single" w:sz="4" w:color="D9D9D9"/>
+            </w:tcBorders>
+          </w:tcPr>
+          <w:p>
+            <w:pPr>
+              <w:pStyle w:val="Compact"/>
+              <w:spacing w:after="40" w:before="40" w:line="240" w:lineRule="auto"/>
+              <w:jc w:val="center"/>
+            </w:pPr>
+            <w:r>
+              <w:rPr>
+                <w:color w:val="000000"/>
+                <w:sz w:val="19"/>
+              </w:rPr>
+              <w:t xml:space="preserve">0.451</w:t>
+            </w:r>
+          </w:p>
+        </w:tc>
+        <w:tc>
+          <w:tcPr>
+            <w:tcW w:type="dxa" w:w="1296"/>
+            <w:vAlign w:val="center"/>
+            <w:tcMar>
+              <w:top w:w="75" w:type="dxa"/>
+              <w:left w:w="75" w:type="dxa"/>
+              <w:bottom w:w="75" w:type="dxa"/>
+              <w:right w:w="75" w:type="dxa"/>
+            </w:tcMar>
+            <w:tcBorders>
+              <w:top w:val="single" w:sz="4" w:color="D9D9D9"/>
+              <w:left w:val="single" w:sz="4" w:color="D9D9D9"/>
+              <w:bottom w:val="single" w:sz="4" w:color="D9D9D9"/>
+              <w:right w:val="single" w:sz="4" w:color="D9D9D9"/>
+            </w:tcBorders>
+          </w:tcPr>
+          <w:p>
+            <w:pPr>
+              <w:pStyle w:val="Compact"/>
+              <w:spacing w:after="40" w:before="40" w:line="240" w:lineRule="auto"/>
+              <w:jc w:val="center"/>
+            </w:pPr>
+            <w:r>
+              <w:rPr>
+                <w:color w:val="000000"/>
+                <w:sz w:val="19"/>
+              </w:rPr>
+              <w:t xml:space="preserve">0.672</w:t>
             </w:r>
           </w:p>
         </w:tc>
@@ -2392,609 +6050,489 @@
         <w:pStyle w:val="BodyText"/>
       </w:pPr>
       <w:r>
+        <w:t xml:space="preserve">PIP’s lower slope indicates that its predictions do not span the full observed climate range. The non-phylogenetic comparison is the LM site untoothed-excluded configuration; it must not be described as fixed published DiLP coefficients.</w:t>
+      </w:r>
+    </w:p>
+    <w:p>
+      <w:pPr>
+        <w:pStyle w:val="BodyText"/>
+      </w:pPr>
+      <w:r>
+        <w:t xml:space="preserve">The phylogenetic adjustment weights training residuals by covariance with the held-out taxa. The sub-unity prediction slopes document compression of the reconstructed climate range, but do not establish that the correction always moves predictions toward the training mean. Fossil reconstructions near the limits of the calibration climate range should be interpreted with this observed limitation and the additional uncertainty in fossil placement in mind.</w:t>
+      </w:r>
+    </w:p>
+    <w:bookmarkEnd w:id="21"/>
+    <w:bookmarkEnd w:id="22"/>
+    <w:bookmarkStart w:id="23" w:name="lma-predictive-accuracy"/>
+    <w:p>
+      <w:pPr>
+        <w:pStyle w:val="Heading2"/>
+      </w:pPr>
+      <w:r>
+        <w:t xml:space="preserve">LMA predictive accuracy</w:t>
+      </w:r>
+    </w:p>
+    <w:p>
+      <w:pPr>
+        <w:pStyle w:val="FirstParagraph"/>
+      </w:pPr>
+      <w:r>
+        <w:t xml:space="preserve">PIP had the lowest RMSE for log₁₀(LMA); PGLS and LM performed similarly to each other (Table 4). All three models were evaluated on 108 complete-case sites.</w:t>
+      </w:r>
+    </w:p>
+    <w:p>
+      <w:pPr>
+        <w:pStyle w:val="BodyText"/>
+        <w:keepNext/>
+      </w:pPr>
+      <w:r>
         <w:rPr>
           <w:b/>
           <w:bCs/>
         </w:rPr>
-        <w:t xml:space="preserve">Table 3.</w:t>
+        <w:t xml:space="preserve">Table 4.</w:t>
       </w:r>
       <w:r>
         <w:t xml:space="preserve"> </w:t>
       </w:r>
       <w:r>
-        <w:t xml:space="preserve">Regression slope and RMSE decomposition for impute model configurations, log(MAP) target (log cm). Column definitions as in Table 2.</w:t>
-      </w:r>
-    </w:p>
-    <w:bookmarkEnd w:id="31"/>
-    <w:bookmarkStart w:id="32" w:name="logmap"/>
-    <w:p>
-      <w:pPr>
-        <w:pStyle w:val="Heading4"/>
-      </w:pPr>
-      <w:r>
-        <w:t xml:space="preserve">log(MAP)</w:t>
+        <w:t xml:space="preserve">Ten-fold cross-validation RMSE for LMA models. Values are root mean squared error for site-mean log₁₀(LMA) (log₁₀ g m⁻²). Folds are stratified by site-mean log₁₀(LMA).</w:t>
       </w:r>
     </w:p>
     <w:tbl>
       <w:tblPr>
         <w:tblStyle w:val="Table"/>
         <w:tblW w:type="auto" w:w="0"/>
+        <w:jc w:val="center"/>
+        <w:tblLayout w:type="fixed"/>
         <w:tblLook w:firstRow="1" w:lastRow="0" w:firstColumn="0" w:lastColumn="0" w:noHBand="0" w:noVBand="0" w:val="0020"/>
       </w:tblPr>
       <w:tblGrid>
-        <w:gridCol w:w="1320"/>
-        <w:gridCol w:w="1320"/>
-        <w:gridCol w:w="1320"/>
-        <w:gridCol w:w="1320"/>
-        <w:gridCol w:w="1320"/>
-        <w:gridCol w:w="1320"/>
+        <w:gridCol w:w="4320"/>
+        <w:gridCol w:w="2520"/>
+        <w:gridCol w:w="2520"/>
       </w:tblGrid>
       <w:tr>
         <w:trPr>
           <w:tblHeader w:val="on"/>
+          <w:tblHeader/>
+          <w:cantSplit/>
         </w:trPr>
         <w:tc>
-          <w:tcPr/>
-          <w:p>
-            <w:pPr>
-              <w:pStyle w:val="Compact"/>
-            </w:pPr>
-            <w:r>
+          <w:tcPr>
+            <w:tcW w:type="dxa" w:w="4320"/>
+            <w:vAlign w:val="center"/>
+            <w:tcMar>
+              <w:top w:w="75" w:type="dxa"/>
+              <w:left w:w="75" w:type="dxa"/>
+              <w:bottom w:w="75" w:type="dxa"/>
+              <w:right w:w="75" w:type="dxa"/>
+            </w:tcMar>
+            <w:tcBorders>
+              <w:top w:val="single" w:sz="4" w:color="D9D9D9"/>
+              <w:left w:val="single" w:sz="4" w:color="D9D9D9"/>
+              <w:bottom w:val="single" w:sz="4" w:color="D9D9D9"/>
+              <w:right w:val="single" w:sz="4" w:color="D9D9D9"/>
+            </w:tcBorders>
+            <w:shd w:fill="E7EDF3"/>
+          </w:tcPr>
+          <w:p>
+            <w:pPr>
+              <w:pStyle w:val="Compact"/>
+              <w:spacing w:after="40" w:before="40" w:line="240" w:lineRule="auto"/>
+              <w:jc w:val="left"/>
+            </w:pPr>
+            <w:r>
+              <w:rPr>
+                <w:b/>
+                <w:color w:val="000000"/>
+                <w:sz w:val="19"/>
+              </w:rPr>
               <w:t xml:space="preserve">Model</w:t>
             </w:r>
           </w:p>
         </w:tc>
         <w:tc>
-          <w:tcPr/>
-          <w:p>
-            <w:pPr>
-              <w:pStyle w:val="Compact"/>
-            </w:pPr>
-            <w:r>
-              <w:t xml:space="preserve">Slope</w:t>
-            </w:r>
-          </w:p>
-        </w:tc>
-        <w:tc>
-          <w:tcPr/>
-          <w:p>
-            <w:pPr>
-              <w:pStyle w:val="Compact"/>
-            </w:pPr>
-            <w:r>
-              <w:t xml:space="preserve">Mean bias</w:t>
-            </w:r>
-          </w:p>
-        </w:tc>
-        <w:tc>
-          <w:tcPr/>
-          <w:p>
-            <w:pPr>
-              <w:pStyle w:val="Compact"/>
-            </w:pPr>
-            <w:r>
-              <w:t xml:space="preserve">Bias²</w:t>
-            </w:r>
-          </w:p>
-        </w:tc>
-        <w:tc>
-          <w:tcPr/>
-          <w:p>
-            <w:pPr>
-              <w:pStyle w:val="Compact"/>
-            </w:pPr>
-            <w:r>
-              <w:t xml:space="preserve">Residual var.</w:t>
-            </w:r>
-          </w:p>
-        </w:tc>
-        <w:tc>
-          <w:tcPr/>
-          <w:p>
-            <w:pPr>
-              <w:pStyle w:val="Compact"/>
-            </w:pPr>
-            <w:r>
-              <w:t xml:space="preserve">RMSE</w:t>
+          <w:tcPr>
+            <w:tcW w:type="dxa" w:w="2520"/>
+            <w:vAlign w:val="center"/>
+            <w:tcMar>
+              <w:top w:w="75" w:type="dxa"/>
+              <w:left w:w="75" w:type="dxa"/>
+              <w:bottom w:w="75" w:type="dxa"/>
+              <w:right w:w="75" w:type="dxa"/>
+            </w:tcMar>
+            <w:tcBorders>
+              <w:top w:val="single" w:sz="4" w:color="D9D9D9"/>
+              <w:left w:val="single" w:sz="4" w:color="D9D9D9"/>
+              <w:bottom w:val="single" w:sz="4" w:color="D9D9D9"/>
+              <w:right w:val="single" w:sz="4" w:color="D9D9D9"/>
+            </w:tcBorders>
+            <w:shd w:fill="E7EDF3"/>
+          </w:tcPr>
+          <w:p>
+            <w:pPr>
+              <w:pStyle w:val="Compact"/>
+              <w:spacing w:after="40" w:before="40" w:line="240" w:lineRule="auto"/>
+              <w:jc w:val="center"/>
+            </w:pPr>
+            <w:r>
+              <w:rPr>
+                <w:b/>
+                <w:color w:val="000000"/>
+                <w:sz w:val="19"/>
+              </w:rPr>
+              <w:t xml:space="preserve">log₁₀(LMA) RMSE</w:t>
+            </w:r>
+          </w:p>
+        </w:tc>
+        <w:tc>
+          <w:tcPr>
+            <w:tcW w:type="dxa" w:w="2520"/>
+            <w:vAlign w:val="center"/>
+            <w:tcMar>
+              <w:top w:w="75" w:type="dxa"/>
+              <w:left w:w="75" w:type="dxa"/>
+              <w:bottom w:w="75" w:type="dxa"/>
+              <w:right w:w="75" w:type="dxa"/>
+            </w:tcMar>
+            <w:tcBorders>
+              <w:top w:val="single" w:sz="4" w:color="D9D9D9"/>
+              <w:left w:val="single" w:sz="4" w:color="D9D9D9"/>
+              <w:bottom w:val="single" w:sz="4" w:color="D9D9D9"/>
+              <w:right w:val="single" w:sz="4" w:color="D9D9D9"/>
+            </w:tcBorders>
+            <w:shd w:fill="E7EDF3"/>
+          </w:tcPr>
+          <w:p>
+            <w:pPr>
+              <w:pStyle w:val="Compact"/>
+              <w:spacing w:after="40" w:before="40" w:line="240" w:lineRule="auto"/>
+              <w:jc w:val="center"/>
+            </w:pPr>
+            <w:r>
+              <w:rPr>
+                <w:b/>
+                <w:color w:val="000000"/>
+                <w:sz w:val="19"/>
+              </w:rPr>
+              <w:t xml:space="preserve">n sites</w:t>
             </w:r>
           </w:p>
         </w:tc>
       </w:tr>
       <w:tr>
-        <w:tc>
-          <w:tcPr/>
-          <w:p>
-            <w:pPr>
-              <w:pStyle w:val="Compact"/>
-            </w:pPr>
-            <w:r>
+        <w:trPr>
+          <w:cantSplit/>
+        </w:trPr>
+        <w:tc>
+          <w:tcPr>
+            <w:tcW w:type="dxa" w:w="4320"/>
+            <w:vAlign w:val="center"/>
+            <w:tcMar>
+              <w:top w:w="75" w:type="dxa"/>
+              <w:left w:w="75" w:type="dxa"/>
+              <w:bottom w:w="75" w:type="dxa"/>
+              <w:right w:w="75" w:type="dxa"/>
+            </w:tcMar>
+            <w:tcBorders>
+              <w:top w:val="single" w:sz="4" w:color="D9D9D9"/>
+              <w:left w:val="single" w:sz="4" w:color="D9D9D9"/>
+              <w:bottom w:val="single" w:sz="4" w:color="D9D9D9"/>
+              <w:right w:val="single" w:sz="4" w:color="D9D9D9"/>
+            </w:tcBorders>
+          </w:tcPr>
+          <w:p>
+            <w:pPr>
+              <w:pStyle w:val="Compact"/>
+              <w:spacing w:after="40" w:before="40" w:line="240" w:lineRule="auto"/>
+              <w:jc w:val="left"/>
+            </w:pPr>
+            <w:r>
+              <w:rPr>
+                <w:color w:val="000000"/>
+                <w:sz w:val="19"/>
+              </w:rPr>
               <w:t xml:space="preserve">PIP</w:t>
             </w:r>
           </w:p>
         </w:tc>
         <w:tc>
-          <w:tcPr/>
-          <w:p>
-            <w:pPr>
-              <w:pStyle w:val="Compact"/>
-            </w:pPr>
-            <w:r>
-              <w:t xml:space="preserve">0.25</w:t>
-            </w:r>
-          </w:p>
-        </w:tc>
-        <w:tc>
-          <w:tcPr/>
-          <w:p>
-            <w:pPr>
-              <w:pStyle w:val="Compact"/>
-            </w:pPr>
-            <w:r>
-              <w:t xml:space="preserve">+0.15</w:t>
-            </w:r>
-          </w:p>
-        </w:tc>
-        <w:tc>
-          <w:tcPr/>
-          <w:p>
-            <w:pPr>
-              <w:pStyle w:val="Compact"/>
-            </w:pPr>
-            <w:r>
-              <w:t xml:space="preserve">0.023</w:t>
-            </w:r>
-          </w:p>
-        </w:tc>
-        <w:tc>
-          <w:tcPr/>
-          <w:p>
-            <w:pPr>
-              <w:pStyle w:val="Compact"/>
-            </w:pPr>
-            <w:r>
-              <w:t xml:space="preserve">0.253</w:t>
-            </w:r>
-          </w:p>
-        </w:tc>
-        <w:tc>
-          <w:tcPr/>
-          <w:p>
-            <w:pPr>
-              <w:pStyle w:val="Compact"/>
-            </w:pPr>
-            <w:r>
-              <w:t xml:space="preserve">0.525</w:t>
+          <w:tcPr>
+            <w:tcW w:type="dxa" w:w="2520"/>
+            <w:vAlign w:val="center"/>
+            <w:tcMar>
+              <w:top w:w="75" w:type="dxa"/>
+              <w:left w:w="75" w:type="dxa"/>
+              <w:bottom w:w="75" w:type="dxa"/>
+              <w:right w:w="75" w:type="dxa"/>
+            </w:tcMar>
+            <w:tcBorders>
+              <w:top w:val="single" w:sz="4" w:color="D9D9D9"/>
+              <w:left w:val="single" w:sz="4" w:color="D9D9D9"/>
+              <w:bottom w:val="single" w:sz="4" w:color="D9D9D9"/>
+              <w:right w:val="single" w:sz="4" w:color="D9D9D9"/>
+            </w:tcBorders>
+          </w:tcPr>
+          <w:p>
+            <w:pPr>
+              <w:pStyle w:val="Compact"/>
+              <w:spacing w:after="40" w:before="40" w:line="240" w:lineRule="auto"/>
+              <w:jc w:val="center"/>
+            </w:pPr>
+            <w:r>
+              <w:rPr>
+                <w:color w:val="000000"/>
+                <w:sz w:val="19"/>
+              </w:rPr>
+              <w:t xml:space="preserve">0.130</w:t>
+            </w:r>
+          </w:p>
+        </w:tc>
+        <w:tc>
+          <w:tcPr>
+            <w:tcW w:type="dxa" w:w="2520"/>
+            <w:vAlign w:val="center"/>
+            <w:tcMar>
+              <w:top w:w="75" w:type="dxa"/>
+              <w:left w:w="75" w:type="dxa"/>
+              <w:bottom w:w="75" w:type="dxa"/>
+              <w:right w:w="75" w:type="dxa"/>
+            </w:tcMar>
+            <w:tcBorders>
+              <w:top w:val="single" w:sz="4" w:color="D9D9D9"/>
+              <w:left w:val="single" w:sz="4" w:color="D9D9D9"/>
+              <w:bottom w:val="single" w:sz="4" w:color="D9D9D9"/>
+              <w:right w:val="single" w:sz="4" w:color="D9D9D9"/>
+            </w:tcBorders>
+          </w:tcPr>
+          <w:p>
+            <w:pPr>
+              <w:pStyle w:val="Compact"/>
+              <w:spacing w:after="40" w:before="40" w:line="240" w:lineRule="auto"/>
+              <w:jc w:val="center"/>
+            </w:pPr>
+            <w:r>
+              <w:rPr>
+                <w:color w:val="000000"/>
+                <w:sz w:val="19"/>
+              </w:rPr>
+              <w:t xml:space="preserve">108</w:t>
             </w:r>
           </w:p>
         </w:tc>
       </w:tr>
       <w:tr>
-        <w:tc>
-          <w:tcPr/>
-          <w:p>
-            <w:pPr>
-              <w:pStyle w:val="Compact"/>
-            </w:pPr>
-            <w:r>
-              <w:t xml:space="preserve">LM site, Peppe</w:t>
-            </w:r>
-          </w:p>
-        </w:tc>
-        <w:tc>
-          <w:tcPr/>
-          <w:p>
-            <w:pPr>
-              <w:pStyle w:val="Compact"/>
-            </w:pPr>
-            <w:r>
-              <w:t xml:space="preserve">0.31</w:t>
-            </w:r>
-          </w:p>
-        </w:tc>
-        <w:tc>
-          <w:tcPr/>
-          <w:p>
-            <w:pPr>
-              <w:pStyle w:val="Compact"/>
-            </w:pPr>
-            <w:r>
-              <w:t xml:space="preserve">+0.02</w:t>
-            </w:r>
-          </w:p>
-        </w:tc>
-        <w:tc>
-          <w:tcPr/>
-          <w:p>
-            <w:pPr>
-              <w:pStyle w:val="Compact"/>
-            </w:pPr>
-            <w:r>
-              <w:t xml:space="preserve">0.000</w:t>
-            </w:r>
-          </w:p>
-        </w:tc>
-        <w:tc>
-          <w:tcPr/>
-          <w:p>
-            <w:pPr>
-              <w:pStyle w:val="Compact"/>
-            </w:pPr>
-            <w:r>
-              <w:t xml:space="preserve">0.347</w:t>
-            </w:r>
-          </w:p>
-        </w:tc>
-        <w:tc>
-          <w:tcPr/>
-          <w:p>
-            <w:pPr>
-              <w:pStyle w:val="Compact"/>
-            </w:pPr>
-            <w:r>
-              <w:t xml:space="preserve">0.590</w:t>
+        <w:trPr>
+          <w:cantSplit/>
+        </w:trPr>
+        <w:tc>
+          <w:tcPr>
+            <w:tcW w:type="dxa" w:w="4320"/>
+            <w:vAlign w:val="center"/>
+            <w:tcMar>
+              <w:top w:w="75" w:type="dxa"/>
+              <w:left w:w="75" w:type="dxa"/>
+              <w:bottom w:w="75" w:type="dxa"/>
+              <w:right w:w="75" w:type="dxa"/>
+            </w:tcMar>
+            <w:tcBorders>
+              <w:top w:val="single" w:sz="4" w:color="D9D9D9"/>
+              <w:left w:val="single" w:sz="4" w:color="D9D9D9"/>
+              <w:bottom w:val="single" w:sz="4" w:color="D9D9D9"/>
+              <w:right w:val="single" w:sz="4" w:color="D9D9D9"/>
+            </w:tcBorders>
+          </w:tcPr>
+          <w:p>
+            <w:pPr>
+              <w:pStyle w:val="Compact"/>
+              <w:spacing w:after="40" w:before="40" w:line="240" w:lineRule="auto"/>
+              <w:jc w:val="left"/>
+            </w:pPr>
+            <w:r>
+              <w:rPr>
+                <w:color w:val="000000"/>
+                <w:sz w:val="19"/>
+              </w:rPr>
+              <w:t xml:space="preserve">PGLS</w:t>
+            </w:r>
+          </w:p>
+        </w:tc>
+        <w:tc>
+          <w:tcPr>
+            <w:tcW w:type="dxa" w:w="2520"/>
+            <w:vAlign w:val="center"/>
+            <w:tcMar>
+              <w:top w:w="75" w:type="dxa"/>
+              <w:left w:w="75" w:type="dxa"/>
+              <w:bottom w:w="75" w:type="dxa"/>
+              <w:right w:w="75" w:type="dxa"/>
+            </w:tcMar>
+            <w:tcBorders>
+              <w:top w:val="single" w:sz="4" w:color="D9D9D9"/>
+              <w:left w:val="single" w:sz="4" w:color="D9D9D9"/>
+              <w:bottom w:val="single" w:sz="4" w:color="D9D9D9"/>
+              <w:right w:val="single" w:sz="4" w:color="D9D9D9"/>
+            </w:tcBorders>
+          </w:tcPr>
+          <w:p>
+            <w:pPr>
+              <w:pStyle w:val="Compact"/>
+              <w:spacing w:after="40" w:before="40" w:line="240" w:lineRule="auto"/>
+              <w:jc w:val="center"/>
+            </w:pPr>
+            <w:r>
+              <w:rPr>
+                <w:color w:val="000000"/>
+                <w:sz w:val="19"/>
+              </w:rPr>
+              <w:t xml:space="preserve">0.144</w:t>
+            </w:r>
+          </w:p>
+        </w:tc>
+        <w:tc>
+          <w:tcPr>
+            <w:tcW w:type="dxa" w:w="2520"/>
+            <w:vAlign w:val="center"/>
+            <w:tcMar>
+              <w:top w:w="75" w:type="dxa"/>
+              <w:left w:w="75" w:type="dxa"/>
+              <w:bottom w:w="75" w:type="dxa"/>
+              <w:right w:w="75" w:type="dxa"/>
+            </w:tcMar>
+            <w:tcBorders>
+              <w:top w:val="single" w:sz="4" w:color="D9D9D9"/>
+              <w:left w:val="single" w:sz="4" w:color="D9D9D9"/>
+              <w:bottom w:val="single" w:sz="4" w:color="D9D9D9"/>
+              <w:right w:val="single" w:sz="4" w:color="D9D9D9"/>
+            </w:tcBorders>
+          </w:tcPr>
+          <w:p>
+            <w:pPr>
+              <w:pStyle w:val="Compact"/>
+              <w:spacing w:after="40" w:before="40" w:line="240" w:lineRule="auto"/>
+              <w:jc w:val="center"/>
+            </w:pPr>
+            <w:r>
+              <w:rPr>
+                <w:color w:val="000000"/>
+                <w:sz w:val="19"/>
+              </w:rPr>
+              <w:t xml:space="preserve">108</w:t>
             </w:r>
           </w:p>
         </w:tc>
       </w:tr>
       <w:tr>
-        <w:tc>
-          <w:tcPr/>
-          <w:p>
-            <w:pPr>
-              <w:pStyle w:val="Compact"/>
-            </w:pPr>
-            <w:r>
-              <w:t xml:space="preserve">LM species</w:t>
-            </w:r>
-          </w:p>
-        </w:tc>
-        <w:tc>
-          <w:tcPr/>
-          <w:p>
-            <w:pPr>
-              <w:pStyle w:val="Compact"/>
-            </w:pPr>
-            <w:r>
-              <w:t xml:space="preserve">0.11</w:t>
-            </w:r>
-          </w:p>
-        </w:tc>
-        <w:tc>
-          <w:tcPr/>
-          <w:p>
-            <w:pPr>
-              <w:pStyle w:val="Compact"/>
-            </w:pPr>
-            <w:r>
-              <w:t xml:space="preserve">+0.21</w:t>
-            </w:r>
-          </w:p>
-        </w:tc>
-        <w:tc>
-          <w:tcPr/>
-          <w:p>
-            <w:pPr>
-              <w:pStyle w:val="Compact"/>
-            </w:pPr>
-            <w:r>
-              <w:t xml:space="preserve">0.044</w:t>
-            </w:r>
-          </w:p>
-        </w:tc>
-        <w:tc>
-          <w:tcPr/>
-          <w:p>
-            <w:pPr>
-              <w:pStyle w:val="Compact"/>
-            </w:pPr>
-            <w:r>
-              <w:t xml:space="preserve">0.342</w:t>
-            </w:r>
-          </w:p>
-        </w:tc>
-        <w:tc>
-          <w:tcPr/>
-          <w:p>
-            <w:pPr>
-              <w:pStyle w:val="Compact"/>
-            </w:pPr>
-            <w:r>
-              <w:t xml:space="preserve">0.621</w:t>
-            </w:r>
-          </w:p>
-        </w:tc>
-      </w:tr>
-      <w:tr>
-        <w:tc>
-          <w:tcPr/>
-          <w:p>
-            <w:pPr>
-              <w:pStyle w:val="Compact"/>
-            </w:pPr>
-            <w:r>
-              <w:t xml:space="preserve">PGLS</w:t>
-            </w:r>
-          </w:p>
-        </w:tc>
-        <w:tc>
-          <w:tcPr/>
-          <w:p>
-            <w:pPr>
-              <w:pStyle w:val="Compact"/>
-            </w:pPr>
-            <w:r>
-              <w:t xml:space="preserve">0.10</w:t>
-            </w:r>
-          </w:p>
-        </w:tc>
-        <w:tc>
-          <w:tcPr/>
-          <w:p>
-            <w:pPr>
-              <w:pStyle w:val="Compact"/>
-            </w:pPr>
-            <w:r>
-              <w:t xml:space="preserve">+0.22</w:t>
-            </w:r>
-          </w:p>
-        </w:tc>
-        <w:tc>
-          <w:tcPr/>
-          <w:p>
-            <w:pPr>
-              <w:pStyle w:val="Compact"/>
-            </w:pPr>
-            <w:r>
-              <w:t xml:space="preserve">0.048</w:t>
-            </w:r>
-          </w:p>
-        </w:tc>
-        <w:tc>
-          <w:tcPr/>
-          <w:p>
-            <w:pPr>
-              <w:pStyle w:val="Compact"/>
-            </w:pPr>
-            <w:r>
-              <w:t xml:space="preserve">0.346</w:t>
-            </w:r>
-          </w:p>
-        </w:tc>
-        <w:tc>
-          <w:tcPr/>
-          <w:p>
-            <w:pPr>
-              <w:pStyle w:val="Compact"/>
-            </w:pPr>
-            <w:r>
-              <w:t xml:space="preserve">0.628</w:t>
-            </w:r>
-          </w:p>
-        </w:tc>
-      </w:tr>
-      <w:tr>
-        <w:tc>
-          <w:tcPr/>
-          <w:p>
-            <w:pPr>
-              <w:pStyle w:val="Compact"/>
-            </w:pPr>
-            <w:r>
-              <w:t xml:space="preserve">LM site, sp+zero</w:t>
-            </w:r>
-          </w:p>
-        </w:tc>
-        <w:tc>
-          <w:tcPr/>
-          <w:p>
-            <w:pPr>
-              <w:pStyle w:val="Compact"/>
-            </w:pPr>
-            <w:r>
-              <w:t xml:space="preserve">0.28</w:t>
-            </w:r>
-          </w:p>
-        </w:tc>
-        <w:tc>
-          <w:tcPr/>
-          <w:p>
-            <w:pPr>
-              <w:pStyle w:val="Compact"/>
-            </w:pPr>
-            <w:r>
-              <w:t xml:space="preserve">+0.04</w:t>
-            </w:r>
-          </w:p>
-        </w:tc>
-        <w:tc>
-          <w:tcPr/>
-          <w:p>
-            <w:pPr>
-              <w:pStyle w:val="Compact"/>
-            </w:pPr>
-            <w:r>
-              <w:t xml:space="preserve">0.002</w:t>
-            </w:r>
-          </w:p>
-        </w:tc>
-        <w:tc>
-          <w:tcPr/>
-          <w:p>
-            <w:pPr>
-              <w:pStyle w:val="Compact"/>
-            </w:pPr>
-            <w:r>
-              <w:t xml:space="preserve">0.449</w:t>
-            </w:r>
-          </w:p>
-        </w:tc>
-        <w:tc>
-          <w:tcPr/>
-          <w:p>
-            <w:pPr>
-              <w:pStyle w:val="Compact"/>
-            </w:pPr>
-            <w:r>
-              <w:t xml:space="preserve">0.672</w:t>
-            </w:r>
-          </w:p>
-        </w:tc>
-      </w:tr>
-      <w:tr>
-        <w:tc>
-          <w:tcPr/>
-          <w:p>
-            <w:pPr>
-              <w:pStyle w:val="Compact"/>
-            </w:pPr>
-            <w:r>
-              <w:t xml:space="preserve">LM site, specimen</w:t>
-            </w:r>
-          </w:p>
-        </w:tc>
-        <w:tc>
-          <w:tcPr/>
-          <w:p>
-            <w:pPr>
-              <w:pStyle w:val="Compact"/>
-            </w:pPr>
-            <w:r>
-              <w:t xml:space="preserve">0.27</w:t>
-            </w:r>
-          </w:p>
-        </w:tc>
-        <w:tc>
-          <w:tcPr/>
-          <w:p>
-            <w:pPr>
-              <w:pStyle w:val="Compact"/>
-            </w:pPr>
-            <w:r>
-              <w:t xml:space="preserve">+0.04</w:t>
-            </w:r>
-          </w:p>
-        </w:tc>
-        <w:tc>
-          <w:tcPr/>
-          <w:p>
-            <w:pPr>
-              <w:pStyle w:val="Compact"/>
-            </w:pPr>
-            <w:r>
-              <w:t xml:space="preserve">0.001</w:t>
-            </w:r>
-          </w:p>
-        </w:tc>
-        <w:tc>
-          <w:tcPr/>
-          <w:p>
-            <w:pPr>
-              <w:pStyle w:val="Compact"/>
-            </w:pPr>
-            <w:r>
-              <w:t xml:space="preserve">0.454</w:t>
-            </w:r>
-          </w:p>
-        </w:tc>
-        <w:tc>
-          <w:tcPr/>
-          <w:p>
-            <w:pPr>
-              <w:pStyle w:val="Compact"/>
-            </w:pPr>
-            <w:r>
-              <w:t xml:space="preserve">0.675</w:t>
+        <w:trPr>
+          <w:cantSplit/>
+        </w:trPr>
+        <w:tc>
+          <w:tcPr>
+            <w:tcW w:type="dxa" w:w="4320"/>
+            <w:vAlign w:val="center"/>
+            <w:tcMar>
+              <w:top w:w="75" w:type="dxa"/>
+              <w:left w:w="75" w:type="dxa"/>
+              <w:bottom w:w="75" w:type="dxa"/>
+              <w:right w:w="75" w:type="dxa"/>
+            </w:tcMar>
+            <w:tcBorders>
+              <w:top w:val="single" w:sz="4" w:color="D9D9D9"/>
+              <w:left w:val="single" w:sz="4" w:color="D9D9D9"/>
+              <w:bottom w:val="single" w:sz="4" w:color="D9D9D9"/>
+              <w:right w:val="single" w:sz="4" w:color="D9D9D9"/>
+            </w:tcBorders>
+          </w:tcPr>
+          <w:p>
+            <w:pPr>
+              <w:pStyle w:val="Compact"/>
+              <w:spacing w:after="40" w:before="40" w:line="240" w:lineRule="auto"/>
+              <w:jc w:val="left"/>
+            </w:pPr>
+            <w:r>
+              <w:rPr>
+                <w:color w:val="000000"/>
+                <w:sz w:val="19"/>
+              </w:rPr>
+              <w:t xml:space="preserve">LM</w:t>
+            </w:r>
+          </w:p>
+        </w:tc>
+        <w:tc>
+          <w:tcPr>
+            <w:tcW w:type="dxa" w:w="2520"/>
+            <w:vAlign w:val="center"/>
+            <w:tcMar>
+              <w:top w:w="75" w:type="dxa"/>
+              <w:left w:w="75" w:type="dxa"/>
+              <w:bottom w:w="75" w:type="dxa"/>
+              <w:right w:w="75" w:type="dxa"/>
+            </w:tcMar>
+            <w:tcBorders>
+              <w:top w:val="single" w:sz="4" w:color="D9D9D9"/>
+              <w:left w:val="single" w:sz="4" w:color="D9D9D9"/>
+              <w:bottom w:val="single" w:sz="4" w:color="D9D9D9"/>
+              <w:right w:val="single" w:sz="4" w:color="D9D9D9"/>
+            </w:tcBorders>
+          </w:tcPr>
+          <w:p>
+            <w:pPr>
+              <w:pStyle w:val="Compact"/>
+              <w:spacing w:after="40" w:before="40" w:line="240" w:lineRule="auto"/>
+              <w:jc w:val="center"/>
+            </w:pPr>
+            <w:r>
+              <w:rPr>
+                <w:color w:val="000000"/>
+                <w:sz w:val="19"/>
+              </w:rPr>
+              <w:t xml:space="preserve">0.146</w:t>
+            </w:r>
+          </w:p>
+        </w:tc>
+        <w:tc>
+          <w:tcPr>
+            <w:tcW w:type="dxa" w:w="2520"/>
+            <w:vAlign w:val="center"/>
+            <w:tcMar>
+              <w:top w:w="75" w:type="dxa"/>
+              <w:left w:w="75" w:type="dxa"/>
+              <w:bottom w:w="75" w:type="dxa"/>
+              <w:right w:w="75" w:type="dxa"/>
+            </w:tcMar>
+            <w:tcBorders>
+              <w:top w:val="single" w:sz="4" w:color="D9D9D9"/>
+              <w:left w:val="single" w:sz="4" w:color="D9D9D9"/>
+              <w:bottom w:val="single" w:sz="4" w:color="D9D9D9"/>
+              <w:right w:val="single" w:sz="4" w:color="D9D9D9"/>
+            </w:tcBorders>
+          </w:tcPr>
+          <w:p>
+            <w:pPr>
+              <w:pStyle w:val="Compact"/>
+              <w:spacing w:after="40" w:before="40" w:line="240" w:lineRule="auto"/>
+              <w:jc w:val="center"/>
+            </w:pPr>
+            <w:r>
+              <w:rPr>
+                <w:color w:val="000000"/>
+                <w:sz w:val="19"/>
+              </w:rPr>
+              <w:t xml:space="preserve">108</w:t>
             </w:r>
           </w:p>
         </w:tc>
       </w:tr>
     </w:tbl>
+    <w:bookmarkEnd w:id="23"/>
+    <w:bookmarkStart w:id="24" w:name="lma-bias-and-residual-variance"/>
     <w:p>
       <w:pPr>
-        <w:pStyle w:val="BodyText"/>
+        <w:pStyle w:val="Heading2"/>
       </w:pPr>
       <w:r>
-        <w:t xml:space="preserve">PIP has the lowest RMSE and the lowest regression slope for both targets. For MAT, PIP’s slope is 0.59 versus 0.78 for the LM site (Peppe) model. For log(MAP), PIP’s slope is 0.25 versus 0.31. PIP’s lower slope indicates that its predictions do not span the observed climate range. Relative to the LM site (Peppe) model, PIP reduces residual variance by 2.64 °C² for MAT and by 0.094 for log(MAP), while increasing squared bias by 0.36 °C² for MAT and by 0.023 for log(MAP). The net change in RMSE² favors PIP in both cases.</w:t>
-      </w:r>
-    </w:p>
-    <w:p>
-      <w:pPr>
-        <w:pStyle w:val="BodyText"/>
-      </w:pPr>
-      <w:r>
-        <w:t xml:space="preserve">The phylogenetic adjustment</w:t>
-      </w:r>
-      <w:r>
-        <w:t xml:space="preserve"> </w:t>
-      </w:r>
-      <m:oMath>
-        <m:sSubSup>
-          <m:e>
-            <m:r>
-              <m:t>V</m:t>
-            </m:r>
-          </m:e>
-          <m:sub>
-            <m:r>
-              <m:t>c</m:t>
-            </m:r>
-            <m:r>
-              <m:t>r</m:t>
-            </m:r>
-            <m:r>
-              <m:t>o</m:t>
-            </m:r>
-            <m:r>
-              <m:t>s</m:t>
-            </m:r>
-            <m:r>
-              <m:t>s</m:t>
-            </m:r>
-          </m:sub>
-          <m:sup>
-            <m:r>
-              <m:t>T</m:t>
-            </m:r>
-          </m:sup>
-        </m:sSubSup>
-        <m:sSub>
-          <m:e>
-            <m:r>
-              <m:t>V</m:t>
-            </m:r>
-          </m:e>
-          <m:sub>
-            <m:r>
-              <m:t>i</m:t>
-            </m:r>
-            <m:r>
-              <m:t>n</m:t>
-            </m:r>
-            <m:r>
-              <m:t>v</m:t>
-            </m:r>
-          </m:sub>
-        </m:sSub>
-        <m:r>
-          <m:t>e</m:t>
-        </m:r>
-      </m:oMath>
-      <w:r>
-        <w:t xml:space="preserve"> </w:t>
-      </w:r>
-      <w:r>
-        <w:t xml:space="preserve">weights each training species’ decorrelated residual by its phylogenetic proximity to the held-out species. Training residuals average near zero across the full dataset, so for held-out species with no close phylogenetic neighbors carrying large, consistent residuals the adjustment is small and pulls the prediction toward the training mean. For sites at the extremes of the MAT and MAP distributions this produces a systematic compression of predictions toward the center of the observed range, which is visible as the sub-unity slopes in Figure 2. Fossil site predictions that fall near the boundaries of the training climate distribution will carry this shrinkage, and point estimates for such sites should be interpreted accordingly.</w:t>
-      </w:r>
-    </w:p>
-    <w:bookmarkEnd w:id="32"/>
-    <w:bookmarkEnd w:id="33"/>
-    <w:bookmarkStart w:id="34" w:name="lma-predictive-accuracy"/>
-    <w:p>
-      <w:pPr>
-        <w:pStyle w:val="Heading3"/>
-      </w:pPr>
-      <w:r>
-        <w:t xml:space="preserve">LMA predictive accuracy</w:t>
+        <w:t xml:space="preserve">LMA bias and residual variance</w:t>
       </w:r>
     </w:p>
     <w:p>
@@ -3002,515 +6540,855 @@
         <w:pStyle w:val="FirstParagraph"/>
       </w:pPr>
       <w:r>
-        <w:t xml:space="preserve">PIP had the lowest RMSE for log₁₀(LMA); PGLS and LM performed similarly to each other (Table 4). All three models were evaluated on 108 complete-case sites.</w:t>
+        <w:t xml:space="preserve">The bias-variance decomposition for site-mean log₁₀(LMA) is given in Table 5. All three models show a small positive mean bias of 0.02–0.03 log₁₀ g m⁻², and the differences across models are negligible. PIP’s RMSE advantage over LM comes entirely from reduced residual variance (0.016 versus 0.020). This contrasts with the climate result, where PIP carried slightly higher bias than LM site (untoothed excluded) alongside lower variance. For LMA, there is no bias cost: the adjustment reduces variance without trading it against accuracy in the mean. PIP also has the highest regression slope (0.665) among the three LMA models, followed by LM (0.577) and PGLS (0.543), meaning PIP predictions span more of the observed LMA range than either alternative. For climate, PIP predictions were more compressed than site-level LM predictions, but less compressed than species-level LM and PGLS predictions.</w:t>
       </w:r>
     </w:p>
     <w:p>
       <w:pPr>
         <w:pStyle w:val="BodyText"/>
+        <w:keepNext/>
       </w:pPr>
       <w:r>
         <w:rPr>
           <w:b/>
           <w:bCs/>
         </w:rPr>
-        <w:t xml:space="preserve">Table 4.</w:t>
+        <w:t xml:space="preserve">Table 5.</w:t>
       </w:r>
       <w:r>
         <w:t xml:space="preserve"> </w:t>
       </w:r>
       <w:r>
-        <w:t xml:space="preserve">Ten-fold cross-validation RMSE for LMA models. Values are root mean squared error for site-mean log₁₀(LMA) (log₁₀ g m⁻²). Folds are stratified by site-mean log₁₀(LMA).</w:t>
+        <w:t xml:space="preserve">Regression slope and RMSE decomposition for LMA models, site-mean log₁₀(LMA) target. Column definitions as in Tables 2–3.</w:t>
       </w:r>
     </w:p>
     <w:tbl>
       <w:tblPr>
         <w:tblStyle w:val="Table"/>
         <w:tblW w:type="auto" w:w="0"/>
+        <w:jc w:val="center"/>
+        <w:tblLayout w:type="fixed"/>
         <w:tblLook w:firstRow="1" w:lastRow="0" w:firstColumn="0" w:lastColumn="0" w:noHBand="0" w:noVBand="0" w:val="0020"/>
       </w:tblPr>
       <w:tblGrid>
-        <w:gridCol w:w="2640"/>
-        <w:gridCol w:w="2640"/>
-        <w:gridCol w:w="2640"/>
+        <w:gridCol w:w="3312"/>
+        <w:gridCol w:w="1008"/>
+        <w:gridCol w:w="1152"/>
+        <w:gridCol w:w="936"/>
+        <w:gridCol w:w="1656"/>
+        <w:gridCol w:w="1296"/>
       </w:tblGrid>
       <w:tr>
         <w:trPr>
           <w:tblHeader w:val="on"/>
+          <w:tblHeader/>
+          <w:cantSplit/>
         </w:trPr>
         <w:tc>
-          <w:tcPr/>
-          <w:p>
-            <w:pPr>
-              <w:pStyle w:val="Compact"/>
-            </w:pPr>
-            <w:r>
+          <w:tcPr>
+            <w:tcW w:type="dxa" w:w="3312"/>
+            <w:vAlign w:val="center"/>
+            <w:tcMar>
+              <w:top w:w="75" w:type="dxa"/>
+              <w:left w:w="75" w:type="dxa"/>
+              <w:bottom w:w="75" w:type="dxa"/>
+              <w:right w:w="75" w:type="dxa"/>
+            </w:tcMar>
+            <w:tcBorders>
+              <w:top w:val="single" w:sz="4" w:color="D9D9D9"/>
+              <w:left w:val="single" w:sz="4" w:color="D9D9D9"/>
+              <w:bottom w:val="single" w:sz="4" w:color="D9D9D9"/>
+              <w:right w:val="single" w:sz="4" w:color="D9D9D9"/>
+            </w:tcBorders>
+            <w:shd w:fill="E7EDF3"/>
+          </w:tcPr>
+          <w:p>
+            <w:pPr>
+              <w:pStyle w:val="Compact"/>
+              <w:spacing w:after="40" w:before="40" w:line="240" w:lineRule="auto"/>
+              <w:jc w:val="left"/>
+            </w:pPr>
+            <w:r>
+              <w:rPr>
+                <w:b/>
+                <w:color w:val="000000"/>
+                <w:sz w:val="19"/>
+              </w:rPr>
               <w:t xml:space="preserve">Model</w:t>
             </w:r>
           </w:p>
         </w:tc>
         <w:tc>
-          <w:tcPr/>
-          <w:p>
-            <w:pPr>
-              <w:pStyle w:val="Compact"/>
-            </w:pPr>
-            <w:r>
-              <w:t xml:space="preserve">log₁₀(LMA) RMSE</w:t>
-            </w:r>
-          </w:p>
-        </w:tc>
-        <w:tc>
-          <w:tcPr/>
-          <w:p>
-            <w:pPr>
-              <w:pStyle w:val="Compact"/>
-            </w:pPr>
-            <w:r>
-              <w:t xml:space="preserve">n sites</w:t>
+          <w:tcPr>
+            <w:tcW w:type="dxa" w:w="1008"/>
+            <w:vAlign w:val="center"/>
+            <w:tcMar>
+              <w:top w:w="75" w:type="dxa"/>
+              <w:left w:w="75" w:type="dxa"/>
+              <w:bottom w:w="75" w:type="dxa"/>
+              <w:right w:w="75" w:type="dxa"/>
+            </w:tcMar>
+            <w:tcBorders>
+              <w:top w:val="single" w:sz="4" w:color="D9D9D9"/>
+              <w:left w:val="single" w:sz="4" w:color="D9D9D9"/>
+              <w:bottom w:val="single" w:sz="4" w:color="D9D9D9"/>
+              <w:right w:val="single" w:sz="4" w:color="D9D9D9"/>
+            </w:tcBorders>
+            <w:shd w:fill="E7EDF3"/>
+          </w:tcPr>
+          <w:p>
+            <w:pPr>
+              <w:pStyle w:val="Compact"/>
+              <w:spacing w:after="40" w:before="40" w:line="240" w:lineRule="auto"/>
+              <w:jc w:val="center"/>
+            </w:pPr>
+            <w:r>
+              <w:rPr>
+                <w:b/>
+                <w:color w:val="000000"/>
+                <w:sz w:val="19"/>
+              </w:rPr>
+              <w:t xml:space="preserve">Slope</w:t>
+            </w:r>
+          </w:p>
+        </w:tc>
+        <w:tc>
+          <w:tcPr>
+            <w:tcW w:type="dxa" w:w="1152"/>
+            <w:vAlign w:val="center"/>
+            <w:tcMar>
+              <w:top w:w="75" w:type="dxa"/>
+              <w:left w:w="75" w:type="dxa"/>
+              <w:bottom w:w="75" w:type="dxa"/>
+              <w:right w:w="75" w:type="dxa"/>
+            </w:tcMar>
+            <w:tcBorders>
+              <w:top w:val="single" w:sz="4" w:color="D9D9D9"/>
+              <w:left w:val="single" w:sz="4" w:color="D9D9D9"/>
+              <w:bottom w:val="single" w:sz="4" w:color="D9D9D9"/>
+              <w:right w:val="single" w:sz="4" w:color="D9D9D9"/>
+            </w:tcBorders>
+            <w:shd w:fill="E7EDF3"/>
+          </w:tcPr>
+          <w:p>
+            <w:pPr>
+              <w:pStyle w:val="Compact"/>
+              <w:spacing w:after="40" w:before="40" w:line="240" w:lineRule="auto"/>
+              <w:jc w:val="center"/>
+            </w:pPr>
+            <w:r>
+              <w:rPr>
+                <w:b/>
+                <w:color w:val="000000"/>
+                <w:sz w:val="19"/>
+              </w:rPr>
+              <w:t xml:space="preserve">Mean bias</w:t>
+            </w:r>
+          </w:p>
+        </w:tc>
+        <w:tc>
+          <w:tcPr>
+            <w:tcW w:type="dxa" w:w="936"/>
+            <w:vAlign w:val="center"/>
+            <w:tcMar>
+              <w:top w:w="75" w:type="dxa"/>
+              <w:left w:w="75" w:type="dxa"/>
+              <w:bottom w:w="75" w:type="dxa"/>
+              <w:right w:w="75" w:type="dxa"/>
+            </w:tcMar>
+            <w:tcBorders>
+              <w:top w:val="single" w:sz="4" w:color="D9D9D9"/>
+              <w:left w:val="single" w:sz="4" w:color="D9D9D9"/>
+              <w:bottom w:val="single" w:sz="4" w:color="D9D9D9"/>
+              <w:right w:val="single" w:sz="4" w:color="D9D9D9"/>
+            </w:tcBorders>
+            <w:shd w:fill="E7EDF3"/>
+          </w:tcPr>
+          <w:p>
+            <w:pPr>
+              <w:pStyle w:val="Compact"/>
+              <w:spacing w:after="40" w:before="40" w:line="240" w:lineRule="auto"/>
+              <w:jc w:val="center"/>
+            </w:pPr>
+            <w:r>
+              <w:rPr>
+                <w:b/>
+                <w:color w:val="000000"/>
+                <w:sz w:val="19"/>
+              </w:rPr>
+              <w:t xml:space="preserve">Bias²</w:t>
+            </w:r>
+          </w:p>
+        </w:tc>
+        <w:tc>
+          <w:tcPr>
+            <w:tcW w:type="dxa" w:w="1656"/>
+            <w:vAlign w:val="center"/>
+            <w:tcMar>
+              <w:top w:w="75" w:type="dxa"/>
+              <w:left w:w="75" w:type="dxa"/>
+              <w:bottom w:w="75" w:type="dxa"/>
+              <w:right w:w="75" w:type="dxa"/>
+            </w:tcMar>
+            <w:tcBorders>
+              <w:top w:val="single" w:sz="4" w:color="D9D9D9"/>
+              <w:left w:val="single" w:sz="4" w:color="D9D9D9"/>
+              <w:bottom w:val="single" w:sz="4" w:color="D9D9D9"/>
+              <w:right w:val="single" w:sz="4" w:color="D9D9D9"/>
+            </w:tcBorders>
+            <w:shd w:fill="E7EDF3"/>
+          </w:tcPr>
+          <w:p>
+            <w:pPr>
+              <w:pStyle w:val="Compact"/>
+              <w:spacing w:after="40" w:before="40" w:line="240" w:lineRule="auto"/>
+              <w:jc w:val="center"/>
+            </w:pPr>
+            <w:r>
+              <w:rPr>
+                <w:b/>
+                <w:color w:val="000000"/>
+                <w:sz w:val="19"/>
+              </w:rPr>
+              <w:t xml:space="preserve">Residual var.</w:t>
+            </w:r>
+          </w:p>
+        </w:tc>
+        <w:tc>
+          <w:tcPr>
+            <w:tcW w:type="dxa" w:w="1296"/>
+            <w:vAlign w:val="center"/>
+            <w:tcMar>
+              <w:top w:w="75" w:type="dxa"/>
+              <w:left w:w="75" w:type="dxa"/>
+              <w:bottom w:w="75" w:type="dxa"/>
+              <w:right w:w="75" w:type="dxa"/>
+            </w:tcMar>
+            <w:tcBorders>
+              <w:top w:val="single" w:sz="4" w:color="D9D9D9"/>
+              <w:left w:val="single" w:sz="4" w:color="D9D9D9"/>
+              <w:bottom w:val="single" w:sz="4" w:color="D9D9D9"/>
+              <w:right w:val="single" w:sz="4" w:color="D9D9D9"/>
+            </w:tcBorders>
+            <w:shd w:fill="E7EDF3"/>
+          </w:tcPr>
+          <w:p>
+            <w:pPr>
+              <w:pStyle w:val="Compact"/>
+              <w:spacing w:after="40" w:before="40" w:line="240" w:lineRule="auto"/>
+              <w:jc w:val="center"/>
+            </w:pPr>
+            <w:r>
+              <w:rPr>
+                <w:b/>
+                <w:color w:val="000000"/>
+                <w:sz w:val="19"/>
+              </w:rPr>
+              <w:t xml:space="preserve">RMSE</w:t>
             </w:r>
           </w:p>
         </w:tc>
       </w:tr>
       <w:tr>
-        <w:tc>
-          <w:tcPr/>
-          <w:p>
-            <w:pPr>
-              <w:pStyle w:val="Compact"/>
-            </w:pPr>
-            <w:r>
+        <w:trPr>
+          <w:cantSplit/>
+        </w:trPr>
+        <w:tc>
+          <w:tcPr>
+            <w:tcW w:type="dxa" w:w="3312"/>
+            <w:vAlign w:val="center"/>
+            <w:tcMar>
+              <w:top w:w="75" w:type="dxa"/>
+              <w:left w:w="75" w:type="dxa"/>
+              <w:bottom w:w="75" w:type="dxa"/>
+              <w:right w:w="75" w:type="dxa"/>
+            </w:tcMar>
+            <w:tcBorders>
+              <w:top w:val="single" w:sz="4" w:color="D9D9D9"/>
+              <w:left w:val="single" w:sz="4" w:color="D9D9D9"/>
+              <w:bottom w:val="single" w:sz="4" w:color="D9D9D9"/>
+              <w:right w:val="single" w:sz="4" w:color="D9D9D9"/>
+            </w:tcBorders>
+          </w:tcPr>
+          <w:p>
+            <w:pPr>
+              <w:pStyle w:val="Compact"/>
+              <w:spacing w:after="40" w:before="40" w:line="240" w:lineRule="auto"/>
+              <w:jc w:val="left"/>
+            </w:pPr>
+            <w:r>
+              <w:rPr>
+                <w:color w:val="000000"/>
+                <w:sz w:val="19"/>
+              </w:rPr>
               <w:t xml:space="preserve">PIP</w:t>
             </w:r>
           </w:p>
         </w:tc>
         <w:tc>
-          <w:tcPr/>
-          <w:p>
-            <w:pPr>
-              <w:pStyle w:val="Compact"/>
-            </w:pPr>
-            <w:r>
+          <w:tcPr>
+            <w:tcW w:type="dxa" w:w="1008"/>
+            <w:vAlign w:val="center"/>
+            <w:tcMar>
+              <w:top w:w="75" w:type="dxa"/>
+              <w:left w:w="75" w:type="dxa"/>
+              <w:bottom w:w="75" w:type="dxa"/>
+              <w:right w:w="75" w:type="dxa"/>
+            </w:tcMar>
+            <w:tcBorders>
+              <w:top w:val="single" w:sz="4" w:color="D9D9D9"/>
+              <w:left w:val="single" w:sz="4" w:color="D9D9D9"/>
+              <w:bottom w:val="single" w:sz="4" w:color="D9D9D9"/>
+              <w:right w:val="single" w:sz="4" w:color="D9D9D9"/>
+            </w:tcBorders>
+          </w:tcPr>
+          <w:p>
+            <w:pPr>
+              <w:pStyle w:val="Compact"/>
+              <w:spacing w:after="40" w:before="40" w:line="240" w:lineRule="auto"/>
+              <w:jc w:val="center"/>
+            </w:pPr>
+            <w:r>
+              <w:rPr>
+                <w:color w:val="000000"/>
+                <w:sz w:val="19"/>
+              </w:rPr>
+              <w:t xml:space="preserve">0.665</w:t>
+            </w:r>
+          </w:p>
+        </w:tc>
+        <w:tc>
+          <w:tcPr>
+            <w:tcW w:type="dxa" w:w="1152"/>
+            <w:vAlign w:val="center"/>
+            <w:tcMar>
+              <w:top w:w="75" w:type="dxa"/>
+              <w:left w:w="75" w:type="dxa"/>
+              <w:bottom w:w="75" w:type="dxa"/>
+              <w:right w:w="75" w:type="dxa"/>
+            </w:tcMar>
+            <w:tcBorders>
+              <w:top w:val="single" w:sz="4" w:color="D9D9D9"/>
+              <w:left w:val="single" w:sz="4" w:color="D9D9D9"/>
+              <w:bottom w:val="single" w:sz="4" w:color="D9D9D9"/>
+              <w:right w:val="single" w:sz="4" w:color="D9D9D9"/>
+            </w:tcBorders>
+          </w:tcPr>
+          <w:p>
+            <w:pPr>
+              <w:pStyle w:val="Compact"/>
+              <w:spacing w:after="40" w:before="40" w:line="240" w:lineRule="auto"/>
+              <w:jc w:val="center"/>
+            </w:pPr>
+            <w:r>
+              <w:rPr>
+                <w:color w:val="000000"/>
+                <w:sz w:val="19"/>
+              </w:rPr>
+              <w:t xml:space="preserve">+0.028</w:t>
+            </w:r>
+          </w:p>
+        </w:tc>
+        <w:tc>
+          <w:tcPr>
+            <w:tcW w:type="dxa" w:w="936"/>
+            <w:vAlign w:val="center"/>
+            <w:tcMar>
+              <w:top w:w="75" w:type="dxa"/>
+              <w:left w:w="75" w:type="dxa"/>
+              <w:bottom w:w="75" w:type="dxa"/>
+              <w:right w:w="75" w:type="dxa"/>
+            </w:tcMar>
+            <w:tcBorders>
+              <w:top w:val="single" w:sz="4" w:color="D9D9D9"/>
+              <w:left w:val="single" w:sz="4" w:color="D9D9D9"/>
+              <w:bottom w:val="single" w:sz="4" w:color="D9D9D9"/>
+              <w:right w:val="single" w:sz="4" w:color="D9D9D9"/>
+            </w:tcBorders>
+          </w:tcPr>
+          <w:p>
+            <w:pPr>
+              <w:pStyle w:val="Compact"/>
+              <w:spacing w:after="40" w:before="40" w:line="240" w:lineRule="auto"/>
+              <w:jc w:val="center"/>
+            </w:pPr>
+            <w:r>
+              <w:rPr>
+                <w:color w:val="000000"/>
+                <w:sz w:val="19"/>
+              </w:rPr>
+              <w:t xml:space="preserve">0.001</w:t>
+            </w:r>
+          </w:p>
+        </w:tc>
+        <w:tc>
+          <w:tcPr>
+            <w:tcW w:type="dxa" w:w="1656"/>
+            <w:vAlign w:val="center"/>
+            <w:tcMar>
+              <w:top w:w="75" w:type="dxa"/>
+              <w:left w:w="75" w:type="dxa"/>
+              <w:bottom w:w="75" w:type="dxa"/>
+              <w:right w:w="75" w:type="dxa"/>
+            </w:tcMar>
+            <w:tcBorders>
+              <w:top w:val="single" w:sz="4" w:color="D9D9D9"/>
+              <w:left w:val="single" w:sz="4" w:color="D9D9D9"/>
+              <w:bottom w:val="single" w:sz="4" w:color="D9D9D9"/>
+              <w:right w:val="single" w:sz="4" w:color="D9D9D9"/>
+            </w:tcBorders>
+          </w:tcPr>
+          <w:p>
+            <w:pPr>
+              <w:pStyle w:val="Compact"/>
+              <w:spacing w:after="40" w:before="40" w:line="240" w:lineRule="auto"/>
+              <w:jc w:val="center"/>
+            </w:pPr>
+            <w:r>
+              <w:rPr>
+                <w:color w:val="000000"/>
+                <w:sz w:val="19"/>
+              </w:rPr>
+              <w:t xml:space="preserve">0.016</w:t>
+            </w:r>
+          </w:p>
+        </w:tc>
+        <w:tc>
+          <w:tcPr>
+            <w:tcW w:type="dxa" w:w="1296"/>
+            <w:vAlign w:val="center"/>
+            <w:tcMar>
+              <w:top w:w="75" w:type="dxa"/>
+              <w:left w:w="75" w:type="dxa"/>
+              <w:bottom w:w="75" w:type="dxa"/>
+              <w:right w:w="75" w:type="dxa"/>
+            </w:tcMar>
+            <w:tcBorders>
+              <w:top w:val="single" w:sz="4" w:color="D9D9D9"/>
+              <w:left w:val="single" w:sz="4" w:color="D9D9D9"/>
+              <w:bottom w:val="single" w:sz="4" w:color="D9D9D9"/>
+              <w:right w:val="single" w:sz="4" w:color="D9D9D9"/>
+            </w:tcBorders>
+          </w:tcPr>
+          <w:p>
+            <w:pPr>
+              <w:pStyle w:val="Compact"/>
+              <w:spacing w:after="40" w:before="40" w:line="240" w:lineRule="auto"/>
+              <w:jc w:val="center"/>
+            </w:pPr>
+            <w:r>
+              <w:rPr>
+                <w:color w:val="000000"/>
+                <w:sz w:val="19"/>
+              </w:rPr>
               <w:t xml:space="preserve">0.130</w:t>
-            </w:r>
-          </w:p>
-        </w:tc>
-        <w:tc>
-          <w:tcPr/>
-          <w:p>
-            <w:pPr>
-              <w:pStyle w:val="Compact"/>
-            </w:pPr>
-            <w:r>
-              <w:t xml:space="preserve">108</w:t>
             </w:r>
           </w:p>
         </w:tc>
       </w:tr>
       <w:tr>
-        <w:tc>
-          <w:tcPr/>
-          <w:p>
-            <w:pPr>
-              <w:pStyle w:val="Compact"/>
-            </w:pPr>
-            <w:r>
+        <w:trPr>
+          <w:cantSplit/>
+        </w:trPr>
+        <w:tc>
+          <w:tcPr>
+            <w:tcW w:type="dxa" w:w="3312"/>
+            <w:vAlign w:val="center"/>
+            <w:tcMar>
+              <w:top w:w="75" w:type="dxa"/>
+              <w:left w:w="75" w:type="dxa"/>
+              <w:bottom w:w="75" w:type="dxa"/>
+              <w:right w:w="75" w:type="dxa"/>
+            </w:tcMar>
+            <w:tcBorders>
+              <w:top w:val="single" w:sz="4" w:color="D9D9D9"/>
+              <w:left w:val="single" w:sz="4" w:color="D9D9D9"/>
+              <w:bottom w:val="single" w:sz="4" w:color="D9D9D9"/>
+              <w:right w:val="single" w:sz="4" w:color="D9D9D9"/>
+            </w:tcBorders>
+          </w:tcPr>
+          <w:p>
+            <w:pPr>
+              <w:pStyle w:val="Compact"/>
+              <w:spacing w:after="40" w:before="40" w:line="240" w:lineRule="auto"/>
+              <w:jc w:val="left"/>
+            </w:pPr>
+            <w:r>
+              <w:rPr>
+                <w:color w:val="000000"/>
+                <w:sz w:val="19"/>
+              </w:rPr>
               <w:t xml:space="preserve">PGLS</w:t>
             </w:r>
           </w:p>
         </w:tc>
         <w:tc>
-          <w:tcPr/>
-          <w:p>
-            <w:pPr>
-              <w:pStyle w:val="Compact"/>
-            </w:pPr>
-            <w:r>
+          <w:tcPr>
+            <w:tcW w:type="dxa" w:w="1008"/>
+            <w:vAlign w:val="center"/>
+            <w:tcMar>
+              <w:top w:w="75" w:type="dxa"/>
+              <w:left w:w="75" w:type="dxa"/>
+              <w:bottom w:w="75" w:type="dxa"/>
+              <w:right w:w="75" w:type="dxa"/>
+            </w:tcMar>
+            <w:tcBorders>
+              <w:top w:val="single" w:sz="4" w:color="D9D9D9"/>
+              <w:left w:val="single" w:sz="4" w:color="D9D9D9"/>
+              <w:bottom w:val="single" w:sz="4" w:color="D9D9D9"/>
+              <w:right w:val="single" w:sz="4" w:color="D9D9D9"/>
+            </w:tcBorders>
+          </w:tcPr>
+          <w:p>
+            <w:pPr>
+              <w:pStyle w:val="Compact"/>
+              <w:spacing w:after="40" w:before="40" w:line="240" w:lineRule="auto"/>
+              <w:jc w:val="center"/>
+            </w:pPr>
+            <w:r>
+              <w:rPr>
+                <w:color w:val="000000"/>
+                <w:sz w:val="19"/>
+              </w:rPr>
+              <w:t xml:space="preserve">0.543</w:t>
+            </w:r>
+          </w:p>
+        </w:tc>
+        <w:tc>
+          <w:tcPr>
+            <w:tcW w:type="dxa" w:w="1152"/>
+            <w:vAlign w:val="center"/>
+            <w:tcMar>
+              <w:top w:w="75" w:type="dxa"/>
+              <w:left w:w="75" w:type="dxa"/>
+              <w:bottom w:w="75" w:type="dxa"/>
+              <w:right w:w="75" w:type="dxa"/>
+            </w:tcMar>
+            <w:tcBorders>
+              <w:top w:val="single" w:sz="4" w:color="D9D9D9"/>
+              <w:left w:val="single" w:sz="4" w:color="D9D9D9"/>
+              <w:bottom w:val="single" w:sz="4" w:color="D9D9D9"/>
+              <w:right w:val="single" w:sz="4" w:color="D9D9D9"/>
+            </w:tcBorders>
+          </w:tcPr>
+          <w:p>
+            <w:pPr>
+              <w:pStyle w:val="Compact"/>
+              <w:spacing w:after="40" w:before="40" w:line="240" w:lineRule="auto"/>
+              <w:jc w:val="center"/>
+            </w:pPr>
+            <w:r>
+              <w:rPr>
+                <w:color w:val="000000"/>
+                <w:sz w:val="19"/>
+              </w:rPr>
+              <w:t xml:space="preserve">+0.022</w:t>
+            </w:r>
+          </w:p>
+        </w:tc>
+        <w:tc>
+          <w:tcPr>
+            <w:tcW w:type="dxa" w:w="936"/>
+            <w:vAlign w:val="center"/>
+            <w:tcMar>
+              <w:top w:w="75" w:type="dxa"/>
+              <w:left w:w="75" w:type="dxa"/>
+              <w:bottom w:w="75" w:type="dxa"/>
+              <w:right w:w="75" w:type="dxa"/>
+            </w:tcMar>
+            <w:tcBorders>
+              <w:top w:val="single" w:sz="4" w:color="D9D9D9"/>
+              <w:left w:val="single" w:sz="4" w:color="D9D9D9"/>
+              <w:bottom w:val="single" w:sz="4" w:color="D9D9D9"/>
+              <w:right w:val="single" w:sz="4" w:color="D9D9D9"/>
+            </w:tcBorders>
+          </w:tcPr>
+          <w:p>
+            <w:pPr>
+              <w:pStyle w:val="Compact"/>
+              <w:spacing w:after="40" w:before="40" w:line="240" w:lineRule="auto"/>
+              <w:jc w:val="center"/>
+            </w:pPr>
+            <w:r>
+              <w:rPr>
+                <w:color w:val="000000"/>
+                <w:sz w:val="19"/>
+              </w:rPr>
+              <w:t xml:space="preserve">0.000</w:t>
+            </w:r>
+          </w:p>
+        </w:tc>
+        <w:tc>
+          <w:tcPr>
+            <w:tcW w:type="dxa" w:w="1656"/>
+            <w:vAlign w:val="center"/>
+            <w:tcMar>
+              <w:top w:w="75" w:type="dxa"/>
+              <w:left w:w="75" w:type="dxa"/>
+              <w:bottom w:w="75" w:type="dxa"/>
+              <w:right w:w="75" w:type="dxa"/>
+            </w:tcMar>
+            <w:tcBorders>
+              <w:top w:val="single" w:sz="4" w:color="D9D9D9"/>
+              <w:left w:val="single" w:sz="4" w:color="D9D9D9"/>
+              <w:bottom w:val="single" w:sz="4" w:color="D9D9D9"/>
+              <w:right w:val="single" w:sz="4" w:color="D9D9D9"/>
+            </w:tcBorders>
+          </w:tcPr>
+          <w:p>
+            <w:pPr>
+              <w:pStyle w:val="Compact"/>
+              <w:spacing w:after="40" w:before="40" w:line="240" w:lineRule="auto"/>
+              <w:jc w:val="center"/>
+            </w:pPr>
+            <w:r>
+              <w:rPr>
+                <w:color w:val="000000"/>
+                <w:sz w:val="19"/>
+              </w:rPr>
+              <w:t xml:space="preserve">0.020</w:t>
+            </w:r>
+          </w:p>
+        </w:tc>
+        <w:tc>
+          <w:tcPr>
+            <w:tcW w:type="dxa" w:w="1296"/>
+            <w:vAlign w:val="center"/>
+            <w:tcMar>
+              <w:top w:w="75" w:type="dxa"/>
+              <w:left w:w="75" w:type="dxa"/>
+              <w:bottom w:w="75" w:type="dxa"/>
+              <w:right w:w="75" w:type="dxa"/>
+            </w:tcMar>
+            <w:tcBorders>
+              <w:top w:val="single" w:sz="4" w:color="D9D9D9"/>
+              <w:left w:val="single" w:sz="4" w:color="D9D9D9"/>
+              <w:bottom w:val="single" w:sz="4" w:color="D9D9D9"/>
+              <w:right w:val="single" w:sz="4" w:color="D9D9D9"/>
+            </w:tcBorders>
+          </w:tcPr>
+          <w:p>
+            <w:pPr>
+              <w:pStyle w:val="Compact"/>
+              <w:spacing w:after="40" w:before="40" w:line="240" w:lineRule="auto"/>
+              <w:jc w:val="center"/>
+            </w:pPr>
+            <w:r>
+              <w:rPr>
+                <w:color w:val="000000"/>
+                <w:sz w:val="19"/>
+              </w:rPr>
               <w:t xml:space="preserve">0.144</w:t>
-            </w:r>
-          </w:p>
-        </w:tc>
-        <w:tc>
-          <w:tcPr/>
-          <w:p>
-            <w:pPr>
-              <w:pStyle w:val="Compact"/>
-            </w:pPr>
-            <w:r>
-              <w:t xml:space="preserve">108</w:t>
             </w:r>
           </w:p>
         </w:tc>
       </w:tr>
       <w:tr>
-        <w:tc>
-          <w:tcPr/>
-          <w:p>
-            <w:pPr>
-              <w:pStyle w:val="Compact"/>
-            </w:pPr>
-            <w:r>
+        <w:trPr>
+          <w:cantSplit/>
+        </w:trPr>
+        <w:tc>
+          <w:tcPr>
+            <w:tcW w:type="dxa" w:w="3312"/>
+            <w:vAlign w:val="center"/>
+            <w:tcMar>
+              <w:top w:w="75" w:type="dxa"/>
+              <w:left w:w="75" w:type="dxa"/>
+              <w:bottom w:w="75" w:type="dxa"/>
+              <w:right w:w="75" w:type="dxa"/>
+            </w:tcMar>
+            <w:tcBorders>
+              <w:top w:val="single" w:sz="4" w:color="D9D9D9"/>
+              <w:left w:val="single" w:sz="4" w:color="D9D9D9"/>
+              <w:bottom w:val="single" w:sz="4" w:color="D9D9D9"/>
+              <w:right w:val="single" w:sz="4" w:color="D9D9D9"/>
+            </w:tcBorders>
+          </w:tcPr>
+          <w:p>
+            <w:pPr>
+              <w:pStyle w:val="Compact"/>
+              <w:spacing w:after="40" w:before="40" w:line="240" w:lineRule="auto"/>
+              <w:jc w:val="left"/>
+            </w:pPr>
+            <w:r>
+              <w:rPr>
+                <w:color w:val="000000"/>
+                <w:sz w:val="19"/>
+              </w:rPr>
               <w:t xml:space="preserve">LM</w:t>
             </w:r>
           </w:p>
         </w:tc>
         <w:tc>
-          <w:tcPr/>
-          <w:p>
-            <w:pPr>
-              <w:pStyle w:val="Compact"/>
-            </w:pPr>
-            <w:r>
+          <w:tcPr>
+            <w:tcW w:type="dxa" w:w="1008"/>
+            <w:vAlign w:val="center"/>
+            <w:tcMar>
+              <w:top w:w="75" w:type="dxa"/>
+              <w:left w:w="75" w:type="dxa"/>
+              <w:bottom w:w="75" w:type="dxa"/>
+              <w:right w:w="75" w:type="dxa"/>
+            </w:tcMar>
+            <w:tcBorders>
+              <w:top w:val="single" w:sz="4" w:color="D9D9D9"/>
+              <w:left w:val="single" w:sz="4" w:color="D9D9D9"/>
+              <w:bottom w:val="single" w:sz="4" w:color="D9D9D9"/>
+              <w:right w:val="single" w:sz="4" w:color="D9D9D9"/>
+            </w:tcBorders>
+          </w:tcPr>
+          <w:p>
+            <w:pPr>
+              <w:pStyle w:val="Compact"/>
+              <w:spacing w:after="40" w:before="40" w:line="240" w:lineRule="auto"/>
+              <w:jc w:val="center"/>
+            </w:pPr>
+            <w:r>
+              <w:rPr>
+                <w:color w:val="000000"/>
+                <w:sz w:val="19"/>
+              </w:rPr>
+              <w:t xml:space="preserve">0.577</w:t>
+            </w:r>
+          </w:p>
+        </w:tc>
+        <w:tc>
+          <w:tcPr>
+            <w:tcW w:type="dxa" w:w="1152"/>
+            <w:vAlign w:val="center"/>
+            <w:tcMar>
+              <w:top w:w="75" w:type="dxa"/>
+              <w:left w:w="75" w:type="dxa"/>
+              <w:bottom w:w="75" w:type="dxa"/>
+              <w:right w:w="75" w:type="dxa"/>
+            </w:tcMar>
+            <w:tcBorders>
+              <w:top w:val="single" w:sz="4" w:color="D9D9D9"/>
+              <w:left w:val="single" w:sz="4" w:color="D9D9D9"/>
+              <w:bottom w:val="single" w:sz="4" w:color="D9D9D9"/>
+              <w:right w:val="single" w:sz="4" w:color="D9D9D9"/>
+            </w:tcBorders>
+          </w:tcPr>
+          <w:p>
+            <w:pPr>
+              <w:pStyle w:val="Compact"/>
+              <w:spacing w:after="40" w:before="40" w:line="240" w:lineRule="auto"/>
+              <w:jc w:val="center"/>
+            </w:pPr>
+            <w:r>
+              <w:rPr>
+                <w:color w:val="000000"/>
+                <w:sz w:val="19"/>
+              </w:rPr>
+              <w:t xml:space="preserve">+0.032</w:t>
+            </w:r>
+          </w:p>
+        </w:tc>
+        <w:tc>
+          <w:tcPr>
+            <w:tcW w:type="dxa" w:w="936"/>
+            <w:vAlign w:val="center"/>
+            <w:tcMar>
+              <w:top w:w="75" w:type="dxa"/>
+              <w:left w:w="75" w:type="dxa"/>
+              <w:bottom w:w="75" w:type="dxa"/>
+              <w:right w:w="75" w:type="dxa"/>
+            </w:tcMar>
+            <w:tcBorders>
+              <w:top w:val="single" w:sz="4" w:color="D9D9D9"/>
+              <w:left w:val="single" w:sz="4" w:color="D9D9D9"/>
+              <w:bottom w:val="single" w:sz="4" w:color="D9D9D9"/>
+              <w:right w:val="single" w:sz="4" w:color="D9D9D9"/>
+            </w:tcBorders>
+          </w:tcPr>
+          <w:p>
+            <w:pPr>
+              <w:pStyle w:val="Compact"/>
+              <w:spacing w:after="40" w:before="40" w:line="240" w:lineRule="auto"/>
+              <w:jc w:val="center"/>
+            </w:pPr>
+            <w:r>
+              <w:rPr>
+                <w:color w:val="000000"/>
+                <w:sz w:val="19"/>
+              </w:rPr>
+              <w:t xml:space="preserve">0.001</w:t>
+            </w:r>
+          </w:p>
+        </w:tc>
+        <w:tc>
+          <w:tcPr>
+            <w:tcW w:type="dxa" w:w="1656"/>
+            <w:vAlign w:val="center"/>
+            <w:tcMar>
+              <w:top w:w="75" w:type="dxa"/>
+              <w:left w:w="75" w:type="dxa"/>
+              <w:bottom w:w="75" w:type="dxa"/>
+              <w:right w:w="75" w:type="dxa"/>
+            </w:tcMar>
+            <w:tcBorders>
+              <w:top w:val="single" w:sz="4" w:color="D9D9D9"/>
+              <w:left w:val="single" w:sz="4" w:color="D9D9D9"/>
+              <w:bottom w:val="single" w:sz="4" w:color="D9D9D9"/>
+              <w:right w:val="single" w:sz="4" w:color="D9D9D9"/>
+            </w:tcBorders>
+          </w:tcPr>
+          <w:p>
+            <w:pPr>
+              <w:pStyle w:val="Compact"/>
+              <w:spacing w:after="40" w:before="40" w:line="240" w:lineRule="auto"/>
+              <w:jc w:val="center"/>
+            </w:pPr>
+            <w:r>
+              <w:rPr>
+                <w:color w:val="000000"/>
+                <w:sz w:val="19"/>
+              </w:rPr>
+              <w:t xml:space="preserve">0.020</w:t>
+            </w:r>
+          </w:p>
+        </w:tc>
+        <w:tc>
+          <w:tcPr>
+            <w:tcW w:type="dxa" w:w="1296"/>
+            <w:vAlign w:val="center"/>
+            <w:tcMar>
+              <w:top w:w="75" w:type="dxa"/>
+              <w:left w:w="75" w:type="dxa"/>
+              <w:bottom w:w="75" w:type="dxa"/>
+              <w:right w:w="75" w:type="dxa"/>
+            </w:tcMar>
+            <w:tcBorders>
+              <w:top w:val="single" w:sz="4" w:color="D9D9D9"/>
+              <w:left w:val="single" w:sz="4" w:color="D9D9D9"/>
+              <w:bottom w:val="single" w:sz="4" w:color="D9D9D9"/>
+              <w:right w:val="single" w:sz="4" w:color="D9D9D9"/>
+            </w:tcBorders>
+          </w:tcPr>
+          <w:p>
+            <w:pPr>
+              <w:pStyle w:val="Compact"/>
+              <w:spacing w:after="40" w:before="40" w:line="240" w:lineRule="auto"/>
+              <w:jc w:val="center"/>
+            </w:pPr>
+            <w:r>
+              <w:rPr>
+                <w:color w:val="000000"/>
+                <w:sz w:val="19"/>
+              </w:rPr>
               <w:t xml:space="preserve">0.146</w:t>
-            </w:r>
-          </w:p>
-        </w:tc>
-        <w:tc>
-          <w:tcPr/>
-          <w:p>
-            <w:pPr>
-              <w:pStyle w:val="Compact"/>
-            </w:pPr>
-            <w:r>
-              <w:t xml:space="preserve">108</w:t>
             </w:r>
           </w:p>
         </w:tc>
       </w:tr>
     </w:tbl>
-    <w:bookmarkEnd w:id="34"/>
-    <w:bookmarkStart w:id="35" w:name="lma-bias-and-residual-variance"/>
-    <w:p>
-      <w:pPr>
-        <w:pStyle w:val="Heading3"/>
-      </w:pPr>
-      <w:r>
-        <w:t xml:space="preserve">LMA bias and residual variance</w:t>
-      </w:r>
-    </w:p>
-    <w:p>
-      <w:pPr>
-        <w:pStyle w:val="FirstParagraph"/>
-      </w:pPr>
-      <w:r>
-        <w:t xml:space="preserve">The bias-variance decomposition for site-mean log₁₀(LMA) is given in Table 5. All three models show a small positive mean bias of 0.02–0.03 log₁₀ g m⁻², and the differences across models are negligible. PIP’s RMSE advantage over LM comes entirely from reduced residual variance (0.016 versus 0.020). This contrasts with the climate result, where PIP carried slightly higher bias than LM site (Peppe) alongside lower variance. For LMA, there is no bias cost: the adjustment reduces variance without trading it against accuracy in the mean. PIP also has the highest regression slope (0.665) among the three LMA models, followed by LM (0.577) and PGLS (0.543), meaning PIP predictions span more of the observed LMA range than either alternative. This is the opposite of the climate pattern, where PIP had the most compressed predictions of any model.</w:t>
-      </w:r>
-    </w:p>
-    <w:p>
-      <w:pPr>
-        <w:pStyle w:val="BodyText"/>
-      </w:pPr>
-      <w:r>
-        <w:rPr>
-          <w:b/>
-          <w:bCs/>
-        </w:rPr>
-        <w:t xml:space="preserve">Table 5.</w:t>
-      </w:r>
-      <w:r>
-        <w:t xml:space="preserve"> </w:t>
-      </w:r>
-      <w:r>
-        <w:t xml:space="preserve">Regression slope and RMSE decomposition for LMA models, site-mean log₁₀(LMA) target. Column definitions as in Tables 2–3.</w:t>
-      </w:r>
-    </w:p>
-    <w:tbl>
-      <w:tblPr>
-        <w:tblStyle w:val="Table"/>
-        <w:tblW w:type="auto" w:w="0"/>
-        <w:tblLook w:firstRow="1" w:lastRow="0" w:firstColumn="0" w:lastColumn="0" w:noHBand="0" w:noVBand="0" w:val="0020"/>
-      </w:tblPr>
-      <w:tblGrid>
-        <w:gridCol w:w="1320"/>
-        <w:gridCol w:w="1320"/>
-        <w:gridCol w:w="1320"/>
-        <w:gridCol w:w="1320"/>
-        <w:gridCol w:w="1320"/>
-        <w:gridCol w:w="1320"/>
-      </w:tblGrid>
-      <w:tr>
-        <w:trPr>
-          <w:tblHeader w:val="on"/>
-        </w:trPr>
-        <w:tc>
-          <w:tcPr/>
-          <w:p>
-            <w:pPr>
-              <w:pStyle w:val="Compact"/>
-            </w:pPr>
-            <w:r>
-              <w:t xml:space="preserve">Model</w:t>
-            </w:r>
-          </w:p>
-        </w:tc>
-        <w:tc>
-          <w:tcPr/>
-          <w:p>
-            <w:pPr>
-              <w:pStyle w:val="Compact"/>
-            </w:pPr>
-            <w:r>
-              <w:t xml:space="preserve">Slope</w:t>
-            </w:r>
-          </w:p>
-        </w:tc>
-        <w:tc>
-          <w:tcPr/>
-          <w:p>
-            <w:pPr>
-              <w:pStyle w:val="Compact"/>
-            </w:pPr>
-            <w:r>
-              <w:t xml:space="preserve">Mean bias</w:t>
-            </w:r>
-          </w:p>
-        </w:tc>
-        <w:tc>
-          <w:tcPr/>
-          <w:p>
-            <w:pPr>
-              <w:pStyle w:val="Compact"/>
-            </w:pPr>
-            <w:r>
-              <w:t xml:space="preserve">Bias²</w:t>
-            </w:r>
-          </w:p>
-        </w:tc>
-        <w:tc>
-          <w:tcPr/>
-          <w:p>
-            <w:pPr>
-              <w:pStyle w:val="Compact"/>
-            </w:pPr>
-            <w:r>
-              <w:t xml:space="preserve">Residual var.</w:t>
-            </w:r>
-          </w:p>
-        </w:tc>
-        <w:tc>
-          <w:tcPr/>
-          <w:p>
-            <w:pPr>
-              <w:pStyle w:val="Compact"/>
-            </w:pPr>
-            <w:r>
-              <w:t xml:space="preserve">RMSE</w:t>
-            </w:r>
-          </w:p>
-        </w:tc>
-      </w:tr>
-      <w:tr>
-        <w:tc>
-          <w:tcPr/>
-          <w:p>
-            <w:pPr>
-              <w:pStyle w:val="Compact"/>
-            </w:pPr>
-            <w:r>
-              <w:t xml:space="preserve">PIP</w:t>
-            </w:r>
-          </w:p>
-        </w:tc>
-        <w:tc>
-          <w:tcPr/>
-          <w:p>
-            <w:pPr>
-              <w:pStyle w:val="Compact"/>
-            </w:pPr>
-            <w:r>
-              <w:t xml:space="preserve">0.665</w:t>
-            </w:r>
-          </w:p>
-        </w:tc>
-        <w:tc>
-          <w:tcPr/>
-          <w:p>
-            <w:pPr>
-              <w:pStyle w:val="Compact"/>
-            </w:pPr>
-            <w:r>
-              <w:t xml:space="preserve">+0.028</w:t>
-            </w:r>
-          </w:p>
-        </w:tc>
-        <w:tc>
-          <w:tcPr/>
-          <w:p>
-            <w:pPr>
-              <w:pStyle w:val="Compact"/>
-            </w:pPr>
-            <w:r>
-              <w:t xml:space="preserve">0.001</w:t>
-            </w:r>
-          </w:p>
-        </w:tc>
-        <w:tc>
-          <w:tcPr/>
-          <w:p>
-            <w:pPr>
-              <w:pStyle w:val="Compact"/>
-            </w:pPr>
-            <w:r>
-              <w:t xml:space="preserve">0.016</w:t>
-            </w:r>
-          </w:p>
-        </w:tc>
-        <w:tc>
-          <w:tcPr/>
-          <w:p>
-            <w:pPr>
-              <w:pStyle w:val="Compact"/>
-            </w:pPr>
-            <w:r>
-              <w:t xml:space="preserve">0.130</w:t>
-            </w:r>
-          </w:p>
-        </w:tc>
-      </w:tr>
-      <w:tr>
-        <w:tc>
-          <w:tcPr/>
-          <w:p>
-            <w:pPr>
-              <w:pStyle w:val="Compact"/>
-            </w:pPr>
-            <w:r>
-              <w:t xml:space="preserve">PGLS</w:t>
-            </w:r>
-          </w:p>
-        </w:tc>
-        <w:tc>
-          <w:tcPr/>
-          <w:p>
-            <w:pPr>
-              <w:pStyle w:val="Compact"/>
-            </w:pPr>
-            <w:r>
-              <w:t xml:space="preserve">0.543</w:t>
-            </w:r>
-          </w:p>
-        </w:tc>
-        <w:tc>
-          <w:tcPr/>
-          <w:p>
-            <w:pPr>
-              <w:pStyle w:val="Compact"/>
-            </w:pPr>
-            <w:r>
-              <w:t xml:space="preserve">+0.022</w:t>
-            </w:r>
-          </w:p>
-        </w:tc>
-        <w:tc>
-          <w:tcPr/>
-          <w:p>
-            <w:pPr>
-              <w:pStyle w:val="Compact"/>
-            </w:pPr>
-            <w:r>
-              <w:t xml:space="preserve">0.000</w:t>
-            </w:r>
-          </w:p>
-        </w:tc>
-        <w:tc>
-          <w:tcPr/>
-          <w:p>
-            <w:pPr>
-              <w:pStyle w:val="Compact"/>
-            </w:pPr>
-            <w:r>
-              <w:t xml:space="preserve">0.020</w:t>
-            </w:r>
-          </w:p>
-        </w:tc>
-        <w:tc>
-          <w:tcPr/>
-          <w:p>
-            <w:pPr>
-              <w:pStyle w:val="Compact"/>
-            </w:pPr>
-            <w:r>
-              <w:t xml:space="preserve">0.144</w:t>
-            </w:r>
-          </w:p>
-        </w:tc>
-      </w:tr>
-      <w:tr>
-        <w:tc>
-          <w:tcPr/>
-          <w:p>
-            <w:pPr>
-              <w:pStyle w:val="Compact"/>
-            </w:pPr>
-            <w:r>
-              <w:t xml:space="preserve">LM</w:t>
-            </w:r>
-          </w:p>
-        </w:tc>
-        <w:tc>
-          <w:tcPr/>
-          <w:p>
-            <w:pPr>
-              <w:pStyle w:val="Compact"/>
-            </w:pPr>
-            <w:r>
-              <w:t xml:space="preserve">0.577</w:t>
-            </w:r>
-          </w:p>
-        </w:tc>
-        <w:tc>
-          <w:tcPr/>
-          <w:p>
-            <w:pPr>
-              <w:pStyle w:val="Compact"/>
-            </w:pPr>
-            <w:r>
-              <w:t xml:space="preserve">+0.032</w:t>
-            </w:r>
-          </w:p>
-        </w:tc>
-        <w:tc>
-          <w:tcPr/>
-          <w:p>
-            <w:pPr>
-              <w:pStyle w:val="Compact"/>
-            </w:pPr>
-            <w:r>
-              <w:t xml:space="preserve">0.001</w:t>
-            </w:r>
-          </w:p>
-        </w:tc>
-        <w:tc>
-          <w:tcPr/>
-          <w:p>
-            <w:pPr>
-              <w:pStyle w:val="Compact"/>
-            </w:pPr>
-            <w:r>
-              <w:t xml:space="preserve">0.020</w:t>
-            </w:r>
-          </w:p>
-        </w:tc>
-        <w:tc>
-          <w:tcPr/>
-          <w:p>
-            <w:pPr>
-              <w:pStyle w:val="Compact"/>
-            </w:pPr>
-            <w:r>
-              <w:t xml:space="preserve">0.146</w:t>
-            </w:r>
-          </w:p>
-        </w:tc>
-      </w:tr>
-    </w:tbl>
-    <w:bookmarkEnd w:id="35"/>
-    <w:bookmarkEnd w:id="36"/>
-    <w:bookmarkEnd w:id="37"/>
+    <w:bookmarkEnd w:id="24"/>
+    <w:bookmarkEnd w:id="25"/>
     <w:sectPr>
       <w:footnotePr>
         <w:numRestart w:val="eachSect"/>
       </w:footnotePr>
+      <w:pgSz w:w="12240" w:h="15840"/>
+      <w:pgMar w:top="1080" w:bottom="1080" w:left="1440" w:right="1440"/>
     </w:sectPr>
   </w:body>
 </w:document>
@@ -3628,10 +7506,10 @@
   <w:docDefaults>
     <w:rPrDefault>
       <w:rPr>
-        <w:rFonts w:asciiTheme="minorHAnsi" w:cstheme="minorBidi" w:eastAsiaTheme="minorHAnsi" w:hAnsiTheme="minorHAnsi"/>
+        <w:rFonts w:asciiTheme="minorHAnsi" w:cstheme="minorBidi" w:eastAsiaTheme="minorEastAsia" w:hAnsiTheme="minorHAnsi"/>
         <w:sz w:val="24"/>
         <w:szCs w:val="24"/>
-        <w:lang w:bidi="ar-SA" w:eastAsia="en-US" w:val="en-US"/>
+        <w:lang w:bidi="ar-SA" w:eastAsia="zh-CN" w:val="en-US"/>
       </w:rPr>
     </w:rPrDefault>
     <w:pPrDefault>
@@ -3644,6 +7522,14 @@
   <w:style w:default="1" w:styleId="Normal" w:type="paragraph">
     <w:name w:val="Normal"/>
     <w:qFormat/>
+    <w:pPr>
+      <w:spacing w:after="140" w:line="252" w:lineRule="auto"/>
+    </w:pPr>
+    <w:rPr>
+      <w:rFonts w:ascii="Cambria" w:hAnsi="Cambria"/>
+      <w:color w:val="000000"/>
+      <w:sz w:val="22"/>
+    </w:rPr>
   </w:style>
   <w:style w:styleId="BodyText" w:type="paragraph">
     <w:name w:val="Body Text"/>
@@ -3653,12 +7539,20 @@
     <w:pPr>
       <w:spacing w:after="180" w:before="180"/>
     </w:pPr>
+    <w:rPr>
+      <w:rFonts w:ascii="Cambria" w:hAnsi="Cambria"/>
+      <w:color w:val="000000"/>
+    </w:rPr>
   </w:style>
   <w:style w:customStyle="1" w:styleId="FirstParagraph" w:type="paragraph">
     <w:name w:val="First Paragraph"/>
     <w:basedOn w:val="BodyText"/>
     <w:next w:val="BodyText"/>
     <w:qFormat/>
+    <w:rPr>
+      <w:rFonts w:ascii="Cambria" w:hAnsi="Cambria"/>
+      <w:color w:val="000000"/>
+    </w:rPr>
   </w:style>
   <w:style w:customStyle="1" w:styleId="Compact" w:type="paragraph">
     <w:name w:val="Compact"/>
@@ -3667,6 +7561,10 @@
     <w:pPr>
       <w:spacing w:after="36" w:before="36"/>
     </w:pPr>
+    <w:rPr>
+      <w:rFonts w:ascii="Cambria" w:hAnsi="Cambria"/>
+      <w:color w:val="000000"/>
+    </w:rPr>
   </w:style>
   <w:style w:styleId="Title" w:type="paragraph">
     <w:name w:val="Title"/>
@@ -3677,15 +7575,14 @@
     <w:qFormat/>
     <w:rsid w:val="00A10FD9"/>
     <w:pPr>
-      <w:spacing w:after="80" w:line="240" w:lineRule="auto"/>
+      <w:spacing w:after="240" w:line="240" w:lineRule="auto"/>
       <w:contextualSpacing/>
       <w:jc w:val="center"/>
     </w:pPr>
     <w:rPr>
-      <w:rFonts w:asciiTheme="majorHAnsi" w:cstheme="majorBidi" w:eastAsiaTheme="majorEastAsia" w:hAnsiTheme="majorHAnsi"/>
-      <w:spacing w:val="-10"/>
-      <w:kern w:val="28"/>
-      <w:sz w:val="56"/>
+      <w:rFonts w:asciiTheme="majorHAnsi" w:cstheme="majorBidi" w:eastAsiaTheme="majorEastAsia" w:hAnsiTheme="majorHAnsi" w:ascii="Cambria" w:hAnsi="Cambria"/>
+      <w:color w:val="000000"/>
+      <w:sz w:val="42"/>
       <w:szCs w:val="56"/>
     </w:rPr>
   </w:style>
@@ -3697,8 +7594,6 @@
     <w:rsid w:val="00A10FD9"/>
     <w:rPr>
       <w:rFonts w:asciiTheme="majorHAnsi" w:cstheme="majorBidi" w:eastAsiaTheme="majorEastAsia" w:hAnsiTheme="majorHAnsi"/>
-      <w:spacing w:val="-10"/>
-      <w:kern w:val="28"/>
       <w:sz w:val="56"/>
       <w:szCs w:val="56"/>
     </w:rPr>
@@ -3717,7 +7612,8 @@
       </w:numPr>
     </w:pPr>
     <w:rPr>
-      <w:rFonts w:cstheme="majorBidi" w:eastAsiaTheme="majorEastAsia"/>
+      <w:rFonts w:cstheme="majorBidi" w:eastAsiaTheme="majorEastAsia" w:ascii="Cambria" w:hAnsi="Cambria"/>
+      <w:color w:val="000000"/>
       <w:spacing w:val="15"/>
       <w:sz w:val="28"/>
       <w:szCs w:val="28"/>
@@ -3739,23 +7635,35 @@
   </w:style>
   <w:style w:customStyle="1" w:styleId="Author" w:type="paragraph">
     <w:name w:val="Author"/>
+    <w:basedOn w:val="Title"/>
     <w:next w:val="BodyText"/>
     <w:qFormat/>
     <w:pPr>
       <w:keepNext/>
       <w:keepLines/>
-      <w:jc w:val="center"/>
     </w:pPr>
+    <w:rPr>
+      <w:rFonts w:ascii="Cambria" w:hAnsi="Cambria"/>
+      <w:color w:val="000000"/>
+      <w:sz w:val="24"/>
+      <w:szCs w:val="24"/>
+    </w:rPr>
   </w:style>
   <w:style w:styleId="Date" w:type="paragraph">
     <w:name w:val="Date"/>
+    <w:basedOn w:val="Title"/>
     <w:next w:val="BodyText"/>
     <w:qFormat/>
     <w:pPr>
       <w:keepNext/>
       <w:keepLines/>
-      <w:jc w:val="center"/>
     </w:pPr>
+    <w:rPr>
+      <w:rFonts w:ascii="Cambria" w:hAnsi="Cambria"/>
+      <w:color w:val="000000"/>
+      <w:sz w:val="24"/>
+      <w:szCs w:val="24"/>
+    </w:rPr>
   </w:style>
   <w:style w:customStyle="1" w:styleId="AbstractTitle" w:type="paragraph">
     <w:name w:val="Abstract Title"/>
@@ -3769,7 +7677,9 @@
       <w:jc w:val="center"/>
     </w:pPr>
     <w:rPr>
+      <w:rFonts w:ascii="Cambria" w:hAnsi="Cambria"/>
       <w:b/>
+      <w:color w:val="000000"/>
       <w:sz w:val="20"/>
       <w:szCs w:val="20"/>
     </w:rPr>
@@ -3785,6 +7695,8 @@
       <w:spacing w:after="300" w:before="100"/>
     </w:pPr>
     <w:rPr>
+      <w:rFonts w:ascii="Cambria" w:hAnsi="Cambria"/>
+      <w:color w:val="000000"/>
       <w:sz w:val="20"/>
       <w:szCs w:val="20"/>
     </w:rPr>
@@ -3795,7 +7707,10 @@
     <w:next w:val="Bibliography"/>
     <w:qFormat/>
     <w:pPr/>
-    <w:rPr/>
+    <w:rPr>
+      <w:rFonts w:ascii="Cambria" w:hAnsi="Cambria"/>
+      <w:color w:val="000000"/>
+    </w:rPr>
   </w:style>
   <w:style w:styleId="Heading1" w:type="paragraph">
     <w:name w:val="heading 1"/>
@@ -3808,13 +7723,13 @@
     <w:pPr>
       <w:keepNext/>
       <w:keepLines/>
-      <w:spacing w:after="80" w:before="360"/>
+      <w:spacing w:after="100" w:before="240"/>
       <w:outlineLvl w:val="0"/>
     </w:pPr>
     <w:rPr>
-      <w:rFonts w:asciiTheme="majorHAnsi" w:cstheme="majorBidi" w:eastAsiaTheme="majorEastAsia" w:hAnsiTheme="majorHAnsi"/>
-      <w:color w:themeColor="accent1" w:themeShade="BF" w:val="0F4761"/>
-      <w:sz w:val="40"/>
+      <w:rFonts w:asciiTheme="majorHAnsi" w:cstheme="majorBidi" w:eastAsiaTheme="majorEastAsia" w:hAnsiTheme="majorHAnsi" w:ascii="Cambria" w:hAnsi="Cambria"/>
+      <w:color w:val="000000"/>
+      <w:sz w:val="30"/>
       <w:szCs w:val="40"/>
     </w:rPr>
   </w:style>
@@ -3831,13 +7746,13 @@
     <w:pPr>
       <w:keepNext/>
       <w:keepLines/>
-      <w:spacing w:after="80" w:before="160"/>
+      <w:spacing w:after="100" w:before="240"/>
       <w:outlineLvl w:val="1"/>
     </w:pPr>
     <w:rPr>
-      <w:rFonts w:asciiTheme="majorHAnsi" w:cstheme="majorBidi" w:eastAsiaTheme="majorEastAsia" w:hAnsiTheme="majorHAnsi"/>
-      <w:color w:themeColor="accent1" w:themeShade="BF" w:val="0F4761"/>
-      <w:sz w:val="32"/>
+      <w:rFonts w:asciiTheme="majorHAnsi" w:cstheme="majorBidi" w:eastAsiaTheme="majorEastAsia" w:hAnsiTheme="majorHAnsi" w:ascii="Cambria" w:hAnsi="Cambria"/>
+      <w:color w:val="000000"/>
+      <w:sz w:val="25"/>
       <w:szCs w:val="32"/>
     </w:rPr>
   </w:style>
@@ -3854,13 +7769,13 @@
     <w:pPr>
       <w:keepNext/>
       <w:keepLines/>
-      <w:spacing w:after="80" w:before="160"/>
+      <w:spacing w:after="100" w:before="240"/>
       <w:outlineLvl w:val="2"/>
     </w:pPr>
     <w:rPr>
-      <w:rFonts w:cstheme="majorBidi" w:eastAsiaTheme="majorEastAsia"/>
-      <w:color w:themeColor="accent1" w:themeShade="BF" w:val="0F4761"/>
-      <w:sz w:val="28"/>
+      <w:rFonts w:cstheme="majorBidi" w:eastAsiaTheme="majorEastAsia" w:ascii="Cambria" w:hAnsi="Cambria"/>
+      <w:color w:val="000000"/>
+      <w:sz w:val="22"/>
       <w:szCs w:val="28"/>
     </w:rPr>
   </w:style>
@@ -3881,10 +7796,10 @@
       <w:outlineLvl w:val="3"/>
     </w:pPr>
     <w:rPr>
-      <w:rFonts w:cstheme="majorBidi" w:eastAsiaTheme="majorEastAsia"/>
+      <w:rFonts w:cstheme="majorBidi" w:eastAsiaTheme="majorEastAsia" w:ascii="Cambria" w:hAnsi="Cambria"/>
       <w:i/>
       <w:iCs/>
-      <w:color w:themeColor="accent1" w:themeShade="BF" w:val="0F4761"/>
+      <w:color w:val="000000"/>
     </w:rPr>
   </w:style>
   <w:style w:styleId="Heading5" w:type="paragraph">
@@ -3904,8 +7819,8 @@
       <w:outlineLvl w:val="4"/>
     </w:pPr>
     <w:rPr>
-      <w:rFonts w:cstheme="majorBidi" w:eastAsiaTheme="majorEastAsia"/>
-      <w:color w:themeColor="accent1" w:themeShade="BF" w:val="0F4761"/>
+      <w:rFonts w:cstheme="majorBidi" w:eastAsiaTheme="majorEastAsia" w:ascii="Cambria" w:hAnsi="Cambria"/>
+      <w:color w:val="000000"/>
     </w:rPr>
   </w:style>
   <w:style w:styleId="Heading6" w:type="paragraph">
@@ -3925,10 +7840,10 @@
       <w:outlineLvl w:val="5"/>
     </w:pPr>
     <w:rPr>
-      <w:rFonts w:cstheme="majorBidi" w:eastAsiaTheme="majorEastAsia"/>
+      <w:rFonts w:cstheme="majorBidi" w:eastAsiaTheme="majorEastAsia" w:ascii="Cambria" w:hAnsi="Cambria"/>
       <w:i/>
       <w:iCs/>
-      <w:color w:themeColor="text1" w:themeTint="A6" w:val="595959"/>
+      <w:color w:val="000000"/>
     </w:rPr>
   </w:style>
   <w:style w:styleId="Heading7" w:type="paragraph">
@@ -3948,8 +7863,8 @@
       <w:outlineLvl w:val="6"/>
     </w:pPr>
     <w:rPr>
-      <w:rFonts w:cstheme="majorBidi" w:eastAsiaTheme="majorEastAsia"/>
-      <w:color w:themeColor="text1" w:themeTint="A6" w:val="595959"/>
+      <w:rFonts w:cstheme="majorBidi" w:eastAsiaTheme="majorEastAsia" w:ascii="Cambria" w:hAnsi="Cambria"/>
+      <w:color w:val="000000"/>
     </w:rPr>
   </w:style>
   <w:style w:styleId="Heading8" w:type="paragraph">
@@ -3969,10 +7884,10 @@
       <w:outlineLvl w:val="7"/>
     </w:pPr>
     <w:rPr>
-      <w:rFonts w:cstheme="majorBidi" w:eastAsiaTheme="majorEastAsia"/>
+      <w:rFonts w:cstheme="majorBidi" w:eastAsiaTheme="majorEastAsia" w:ascii="Cambria" w:hAnsi="Cambria"/>
       <w:i/>
       <w:iCs/>
-      <w:color w:themeColor="text1" w:themeTint="D8" w:val="272727"/>
+      <w:color w:val="000000"/>
     </w:rPr>
   </w:style>
   <w:style w:styleId="Heading9" w:type="paragraph">
@@ -3992,8 +7907,8 @@
       <w:outlineLvl w:val="8"/>
     </w:pPr>
     <w:rPr>
-      <w:rFonts w:cstheme="majorBidi" w:eastAsiaTheme="majorEastAsia"/>
-      <w:color w:themeColor="text1" w:themeTint="D8" w:val="272727"/>
+      <w:rFonts w:cstheme="majorBidi" w:eastAsiaTheme="majorEastAsia" w:ascii="Cambria" w:hAnsi="Cambria"/>
+      <w:color w:val="000000"/>
     </w:rPr>
   </w:style>
   <w:style w:customStyle="1" w:styleId="Heading1Char" w:type="character">
@@ -4126,6 +8041,10 @@
       <w:spacing w:after="100" w:before="100"/>
       <w:ind w:firstLine="0" w:left="480" w:right="480"/>
     </w:pPr>
+    <w:rPr>
+      <w:rFonts w:ascii="Cambria" w:hAnsi="Cambria"/>
+      <w:color w:val="000000"/>
+    </w:rPr>
   </w:style>
   <w:style w:styleId="FootnoteText" w:type="paragraph">
     <w:name w:val="Footnote Text"/>
@@ -4134,6 +8053,10 @@
     <w:uiPriority w:val="9"/>
     <w:unhideWhenUsed/>
     <w:qFormat/>
+    <w:rPr>
+      <w:rFonts w:ascii="Cambria" w:hAnsi="Cambria"/>
+      <w:color w:val="000000"/>
+    </w:rPr>
   </w:style>
   <w:style w:styleId="FootnoteBlockText" w:type="paragraph">
     <w:name w:val="Footnote Block Text"/>
@@ -4146,6 +8069,10 @@
       <w:spacing w:after="100" w:before="100"/>
       <w:ind w:firstLine="0" w:left="480" w:right="480"/>
     </w:pPr>
+    <w:rPr>
+      <w:rFonts w:ascii="Cambria" w:hAnsi="Cambria"/>
+      <w:color w:val="000000"/>
+    </w:rPr>
   </w:style>
   <w:style w:default="1" w:styleId="DefaultParagraphFont" w:type="character">
     <w:name w:val="Default Paragraph Font"/>
@@ -4168,13 +8095,6 @@
       </w:tblCellMar>
     </w:tblPr>
     <w:tblStylePr w:type="firstRow">
-      <w:tblPr>
-        <w:jc w:val="left"/>
-        <w:tblInd w:type="dxa" w:w="0"/>
-      </w:tblPr>
-      <w:trPr>
-        <w:jc w:val="left"/>
-      </w:trPr>
       <w:tcPr>
         <w:tcBorders>
           <w:bottom w:val="single"/>
@@ -4193,12 +8113,18 @@
       <w:spacing w:after="0"/>
     </w:pPr>
     <w:rPr>
+      <w:rFonts w:ascii="Cambria" w:hAnsi="Cambria"/>
       <w:b/>
+      <w:color w:val="000000"/>
     </w:rPr>
   </w:style>
   <w:style w:customStyle="1" w:styleId="Definition" w:type="paragraph">
     <w:name w:val="Definition"/>
     <w:basedOn w:val="Normal"/>
+    <w:rPr>
+      <w:rFonts w:ascii="Cambria" w:hAnsi="Cambria"/>
+      <w:color w:val="000000"/>
+    </w:rPr>
   </w:style>
   <w:style w:styleId="Caption" w:type="paragraph">
     <w:name w:val="Caption"/>
@@ -4208,7 +8134,9 @@
       <w:spacing w:after="120" w:before="0"/>
     </w:pPr>
     <w:rPr>
+      <w:rFonts w:ascii="Cambria" w:hAnsi="Cambria"/>
       <w:i/>
+      <w:color w:val="000000"/>
     </w:rPr>
   </w:style>
   <w:style w:customStyle="1" w:styleId="TableCaption" w:type="paragraph">
@@ -4217,14 +8145,26 @@
     <w:pPr>
       <w:keepNext/>
     </w:pPr>
+    <w:rPr>
+      <w:rFonts w:ascii="Cambria" w:hAnsi="Cambria"/>
+      <w:color w:val="000000"/>
+    </w:rPr>
   </w:style>
   <w:style w:customStyle="1" w:styleId="ImageCaption" w:type="paragraph">
     <w:name w:val="Image Caption"/>
     <w:basedOn w:val="Caption"/>
+    <w:rPr>
+      <w:rFonts w:ascii="Cambria" w:hAnsi="Cambria"/>
+      <w:color w:val="000000"/>
+    </w:rPr>
   </w:style>
   <w:style w:customStyle="1" w:styleId="Figure" w:type="paragraph">
     <w:name w:val="Figure"/>
     <w:basedOn w:val="Normal"/>
+    <w:rPr>
+      <w:rFonts w:ascii="Cambria" w:hAnsi="Cambria"/>
+      <w:color w:val="000000"/>
+    </w:rPr>
   </w:style>
   <w:style w:customStyle="1" w:styleId="CaptionedFigure" w:type="paragraph">
     <w:name w:val="Captioned Figure"/>
@@ -4232,6 +8172,10 @@
     <w:pPr>
       <w:keepNext/>
     </w:pPr>
+    <w:rPr>
+      <w:rFonts w:ascii="Cambria" w:hAnsi="Cambria"/>
+      <w:color w:val="000000"/>
+    </w:rPr>
   </w:style>
   <w:style w:customStyle="1" w:styleId="BodyTextChar" w:type="character">
     <w:name w:val="Body Text Char"/>
@@ -4276,10 +8220,10 @@
       <w:outlineLvl w:val="9"/>
     </w:pPr>
     <w:rPr>
-      <w:rFonts w:asciiTheme="majorHAnsi" w:cstheme="majorBidi" w:eastAsiaTheme="majorEastAsia" w:hAnsiTheme="majorHAnsi"/>
+      <w:rFonts w:asciiTheme="majorHAnsi" w:cstheme="majorBidi" w:eastAsiaTheme="majorEastAsia" w:hAnsiTheme="majorHAnsi" w:ascii="Cambria" w:hAnsi="Cambria"/>
       <w:b w:val="0"/>
       <w:bCs w:val="0"/>
-      <w:color w:themeColor="accent1" w:themeShade="BF" w:val="365F91"/>
+      <w:color w:val="000000"/>
     </w:rPr>
   </w:style>
   <w:style w:type="paragraph" w:customStyle="1" w:styleId="SourceCode">
@@ -4289,6 +8233,10 @@
     <w:pPr>
       <w:wordWrap w:val="off"/>
     </w:pPr>
+    <w:rPr>
+      <w:rFonts w:ascii="Cambria" w:hAnsi="Cambria"/>
+      <w:color w:val="000000"/>
+    </w:rPr>
   </w:style>
   <w:style w:type="character" w:customStyle="1" w:styleId="KeywordTok">
     <w:name w:val="KeywordTok"/>
